--- a/government-savings-automation-assessment/04-leadership/Government-Savings-Automation-Coverage-Assessment.docx
+++ b/government-savings-automation-assessment/04-leadership/Government-Savings-Automation-Coverage-Assessment.docx
@@ -18,7 +18,6 @@
       <w:r>
         <w:rPr>
           <w:b/>
-          <w:sz w:val="28"/>
         </w:rPr>
         <w:t>Automation Coverage &amp; CI Integration Assessment</w:t>
       </w:r>
@@ -30,7 +29,7 @@
       <w:r>
         <w:t>Assessment Date: July 20, 2026</w:t>
         <w:br/>
-        <w:t>Prepared for: Ascensus Leadership</w:t>
+        <w:t>Rebuild validated: July 21, 2026</w:t>
       </w:r>
     </w:p>
     <w:p>
@@ -43,7 +42,7 @@
     </w:p>
     <w:p>
       <w:r>
-        <w:t>Government Savings has meaningful automated coverage across Universal Platform V3 UI (GitLab nightly), legacy V2 UI (large Jenkins/Ant corpus), MSC Mobile APIs (100% in-scope endpoint automation in code), metadataweb API (GitLab nightly), and performance assets. A single GS-wide coverage percentage is not defensible without a unified business denominator. Verified metrics: V3 UI 86.9% inventory share; V2 UP-scoped 36.0%; Mobile 2 API 100% (24/24 endpoints); Mobile 1 API 22.2% (6/27 endpoints).</w:t>
+        <w:t>Government Savings has meaningful automation across V3 UI (GitLab scheduled regression), legacy V2 (large Jenkins/Ant corpus), MSC Mobile APIs, metadataweb API nightly, and performance assets. A single GS-wide coverage percentage is not defensible without governed denominators. Verified platform metrics are reported separately from pending sign-off metrics.</w:t>
       </w:r>
     </w:p>
     <w:p>
@@ -51,7 +50,7 @@
         <w:pStyle w:val="Heading1"/>
       </w:pPr>
       <w:r>
-        <w:t>Verified Coverage Snapshot</w:t>
+        <w:t>Verified Metrics (leadership-safe)</w:t>
       </w:r>
     </w:p>
     <w:tbl>
@@ -61,15 +60,16 @@
         <w:tblLook w:firstColumn="1" w:firstRow="1" w:lastColumn="0" w:lastRow="0" w:noHBand="0" w:noVBand="1" w:val="04A0"/>
       </w:tblPr>
       <w:tblGrid>
-        <w:gridCol w:w="2160"/>
-        <w:gridCol w:w="2160"/>
-        <w:gridCol w:w="2160"/>
-        <w:gridCol w:w="2160"/>
+        <w:gridCol w:w="1728"/>
+        <w:gridCol w:w="1728"/>
+        <w:gridCol w:w="1728"/>
+        <w:gridCol w:w="1728"/>
+        <w:gridCol w:w="1728"/>
       </w:tblGrid>
       <w:tr>
         <w:tc>
           <w:tcPr>
-            <w:tcW w:type="dxa" w:w="2160"/>
+            <w:tcW w:type="dxa" w:w="1728"/>
           </w:tcPr>
           <w:p>
             <w:r>
@@ -82,7 +82,7 @@
         </w:tc>
         <w:tc>
           <w:tcPr>
-            <w:tcW w:type="dxa" w:w="2160"/>
+            <w:tcW w:type="dxa" w:w="1728"/>
           </w:tcPr>
           <w:p>
             <w:r>
@@ -95,7 +95,7 @@
         </w:tc>
         <w:tc>
           <w:tcPr>
-            <w:tcW w:type="dxa" w:w="2160"/>
+            <w:tcW w:type="dxa" w:w="1728"/>
           </w:tcPr>
           <w:p>
             <w:r>
@@ -108,14 +108,27 @@
         </w:tc>
         <w:tc>
           <w:tcPr>
-            <w:tcW w:type="dxa" w:w="2160"/>
+            <w:tcW w:type="dxa" w:w="1728"/>
           </w:tcPr>
           <w:p>
             <w:r>
               <w:rPr>
                 <w:b/>
               </w:rPr>
-              <w:t>CI Scheduled</w:t>
+              <w:t>As of</w:t>
+            </w:r>
+          </w:p>
+        </w:tc>
+        <w:tc>
+          <w:tcPr>
+            <w:tcW w:type="dxa" w:w="1728"/>
+          </w:tcPr>
+          <w:p>
+            <w:r>
+              <w:rPr>
+                <w:b/>
+              </w:rPr>
+              <w:t>Evidence</w:t>
             </w:r>
           </w:p>
         </w:tc>
@@ -123,41 +136,51 @@
       <w:tr>
         <w:tc>
           <w:tcPr>
-            <w:tcW w:type="dxa" w:w="2160"/>
+            <w:tcW w:type="dxa" w:w="1728"/>
           </w:tcPr>
           <w:p>
             <w:r>
-              <w:t>V3 / UE UI</w:t>
+              <w:t>Business automation</w:t>
             </w:r>
           </w:p>
         </w:tc>
         <w:tc>
           <w:tcPr>
-            <w:tcW w:type="dxa" w:w="2160"/>
+            <w:tcW w:type="dxa" w:w="1728"/>
           </w:tcPr>
           <w:p>
             <w:r>
-              <w:t>TestNG inventory share</w:t>
+              <w:t>V3 scoped TestNG nightly share</w:t>
             </w:r>
           </w:p>
         </w:tc>
         <w:tc>
           <w:tcPr>
-            <w:tcW w:type="dxa" w:w="2160"/>
+            <w:tcW w:type="dxa" w:w="1728"/>
           </w:tcPr>
           <w:p>
             <w:r>
-              <w:t>86.9% (379/436)</w:t>
+              <w:t>379/436</w:t>
             </w:r>
           </w:p>
         </w:tc>
         <w:tc>
           <w:tcPr>
-            <w:tcW w:type="dxa" w:w="2160"/>
+            <w:tcW w:type="dxa" w:w="1728"/>
           </w:tcPr>
           <w:p>
             <w:r>
-              <w:t>Yes — GitLab</w:t>
+              <w:t>2026-07-01</w:t>
+            </w:r>
+          </w:p>
+        </w:tc>
+        <w:tc>
+          <w:tcPr>
+            <w:tcW w:type="dxa" w:w="1728"/>
+          </w:tcPr>
+          <w:p>
+            <w:r>
+              <w:t>universal-platform-coverage/01-analysis/10-reconciliation-le</w:t>
             </w:r>
           </w:p>
         </w:tc>
@@ -165,41 +188,51 @@
       <w:tr>
         <w:tc>
           <w:tcPr>
-            <w:tcW w:type="dxa" w:w="2160"/>
+            <w:tcW w:type="dxa" w:w="1728"/>
           </w:tcPr>
           <w:p>
             <w:r>
-              <w:t>V2 UI (UP)</w:t>
+              <w:t>Business automation</w:t>
             </w:r>
           </w:p>
         </w:tc>
         <w:tc>
           <w:tcPr>
-            <w:tcW w:type="dxa" w:w="2160"/>
+            <w:tcW w:type="dxa" w:w="1728"/>
           </w:tcPr>
           <w:p>
             <w:r>
-              <w:t>qTest inventory share</w:t>
+              <w:t>V2 UP-scoped qTest share</w:t>
             </w:r>
           </w:p>
         </w:tc>
         <w:tc>
           <w:tcPr>
-            <w:tcW w:type="dxa" w:w="2160"/>
+            <w:tcW w:type="dxa" w:w="1728"/>
           </w:tcPr>
           <w:p>
             <w:r>
-              <w:t>36.0% (268/744)</w:t>
+              <w:t>268/744</w:t>
             </w:r>
           </w:p>
         </w:tc>
         <w:tc>
           <w:tcPr>
-            <w:tcW w:type="dxa" w:w="2160"/>
+            <w:tcW w:type="dxa" w:w="1728"/>
           </w:tcPr>
           <w:p>
             <w:r>
-              <w:t>Jenkins — TBD</w:t>
+              <w:t>2026-06-29</w:t>
+            </w:r>
+          </w:p>
+        </w:tc>
+        <w:tc>
+          <w:tcPr>
+            <w:tcW w:type="dxa" w:w="1728"/>
+          </w:tcPr>
+          <w:p>
+            <w:r>
+              <w:t>universal-platform-coverage/01-analysis/10-reconciliation-le</w:t>
             </w:r>
           </w:p>
         </w:tc>
@@ -207,41 +240,51 @@
       <w:tr>
         <w:tc>
           <w:tcPr>
-            <w:tcW w:type="dxa" w:w="2160"/>
+            <w:tcW w:type="dxa" w:w="1728"/>
           </w:tcPr>
           <w:p>
             <w:r>
-              <w:t>Mobile 2 API</w:t>
+              <w:t>Business automation</w:t>
             </w:r>
           </w:p>
         </w:tc>
         <w:tc>
           <w:tcPr>
-            <w:tcW w:type="dxa" w:w="2160"/>
+            <w:tcW w:type="dxa" w:w="1728"/>
           </w:tcPr>
           <w:p>
             <w:r>
-              <w:t>Endpoint automation</w:t>
+              <w:t>Mobile 2 verified endpoint automation</w:t>
             </w:r>
           </w:p>
         </w:tc>
         <w:tc>
           <w:tcPr>
-            <w:tcW w:type="dxa" w:w="2160"/>
+            <w:tcW w:type="dxa" w:w="1728"/>
           </w:tcPr>
           <w:p>
             <w:r>
-              <w:t>100% (24/24)</w:t>
+              <w:t>22/25</w:t>
             </w:r>
           </w:p>
         </w:tc>
         <w:tc>
           <w:tcPr>
-            <w:tcW w:type="dxa" w:w="2160"/>
+            <w:tcW w:type="dxa" w:w="1728"/>
           </w:tcPr>
           <w:p>
             <w:r>
-              <w:t>No — QA-1405</w:t>
+              <w:t>2026-07-14</w:t>
+            </w:r>
+          </w:p>
+        </w:tc>
+        <w:tc>
+          <w:tcPr>
+            <w:tcW w:type="dxa" w:w="1728"/>
+          </w:tcPr>
+          <w:p>
+            <w:r>
+              <w:t>api-test-automation/mobile/project-documents/local-mobile-ap</w:t>
             </w:r>
           </w:p>
         </w:tc>
@@ -249,41 +292,51 @@
       <w:tr>
         <w:tc>
           <w:tcPr>
-            <w:tcW w:type="dxa" w:w="2160"/>
+            <w:tcW w:type="dxa" w:w="1728"/>
           </w:tcPr>
           <w:p>
             <w:r>
-              <w:t>Mobile 1 API</w:t>
+              <w:t>Business automation</w:t>
             </w:r>
           </w:p>
         </w:tc>
         <w:tc>
           <w:tcPr>
-            <w:tcW w:type="dxa" w:w="2160"/>
+            <w:tcW w:type="dxa" w:w="1728"/>
           </w:tcPr>
           <w:p>
             <w:r>
-              <w:t>Endpoint automation</w:t>
+              <w:t>Mobile 1 verified endpoint automation</w:t>
             </w:r>
           </w:p>
         </w:tc>
         <w:tc>
           <w:tcPr>
-            <w:tcW w:type="dxa" w:w="2160"/>
+            <w:tcW w:type="dxa" w:w="1728"/>
           </w:tcPr>
           <w:p>
             <w:r>
-              <w:t>22.2% (6/27)</w:t>
+              <w:t>1/27</w:t>
             </w:r>
           </w:p>
         </w:tc>
         <w:tc>
           <w:tcPr>
-            <w:tcW w:type="dxa" w:w="2160"/>
+            <w:tcW w:type="dxa" w:w="1728"/>
           </w:tcPr>
           <w:p>
             <w:r>
-              <w:t>No</w:t>
+              <w:t>2026-07-09</w:t>
+            </w:r>
+          </w:p>
+        </w:tc>
+        <w:tc>
+          <w:tcPr>
+            <w:tcW w:type="dxa" w:w="1728"/>
+          </w:tcPr>
+          <w:p>
+            <w:r>
+              <w:t>api-test-automation/.../03-document-postman-coverage-matrix.</w:t>
             </w:r>
           </w:p>
         </w:tc>
@@ -291,41 +344,141 @@
       <w:tr>
         <w:tc>
           <w:tcPr>
-            <w:tcW w:type="dxa" w:w="2160"/>
+            <w:tcW w:type="dxa" w:w="1728"/>
           </w:tcPr>
           <w:p>
             <w:r>
-              <w:t>UP API</w:t>
+              <w:t>Gate coverage</w:t>
             </w:r>
           </w:p>
         </w:tc>
         <w:tc>
           <w:tcPr>
-            <w:tcW w:type="dxa" w:w="2160"/>
+            <w:tcW w:type="dxa" w:w="1728"/>
           </w:tcPr>
           <w:p>
             <w:r>
-              <w:t>Operations</w:t>
+              <w:t>V3 UI scheduled job hard-fail</w:t>
             </w:r>
           </w:p>
         </w:tc>
         <w:tc>
           <w:tcPr>
-            <w:tcW w:type="dxa" w:w="2160"/>
+            <w:tcW w:type="dxa" w:w="1728"/>
           </w:tcPr>
           <w:p>
             <w:r>
-              <w:t>11 automated</w:t>
+              <w:t>1/1</w:t>
             </w:r>
           </w:p>
         </w:tc>
         <w:tc>
           <w:tcPr>
-            <w:tcW w:type="dxa" w:w="2160"/>
+            <w:tcW w:type="dxa" w:w="1728"/>
           </w:tcPr>
           <w:p>
             <w:r>
-              <w:t>Partial</w:t>
+              <w:t>2026-07-20</w:t>
+            </w:r>
+          </w:p>
+        </w:tc>
+        <w:tc>
+          <w:tcPr>
+            <w:tcW w:type="dxa" w:w="1728"/>
+          </w:tcPr>
+          <w:p>
+            <w:r>
+              <w:t>prime-test-automation/.gitlab-ci.yml</w:t>
+            </w:r>
+          </w:p>
+        </w:tc>
+      </w:tr>
+    </w:tbl>
+    <w:p/>
+    <w:p>
+      <w:pPr>
+        <w:pStyle w:val="Heading1"/>
+      </w:pPr>
+      <w:r>
+        <w:t>Pending Verification (do not quote as final)</w:t>
+      </w:r>
+    </w:p>
+    <w:tbl>
+      <w:tblPr>
+        <w:tblStyle w:val="TableGrid"/>
+        <w:tblW w:type="auto" w:w="0"/>
+        <w:tblLook w:firstColumn="1" w:firstRow="1" w:lastColumn="0" w:lastRow="0" w:noHBand="0" w:noVBand="1" w:val="04A0"/>
+      </w:tblPr>
+      <w:tblGrid>
+        <w:gridCol w:w="1728"/>
+        <w:gridCol w:w="1728"/>
+        <w:gridCol w:w="1728"/>
+        <w:gridCol w:w="1728"/>
+        <w:gridCol w:w="1728"/>
+      </w:tblGrid>
+      <w:tr>
+        <w:tc>
+          <w:tcPr>
+            <w:tcW w:type="dxa" w:w="1728"/>
+          </w:tcPr>
+          <w:p>
+            <w:r>
+              <w:rPr>
+                <w:b/>
+              </w:rPr>
+              <w:t>Area</w:t>
+            </w:r>
+          </w:p>
+        </w:tc>
+        <w:tc>
+          <w:tcPr>
+            <w:tcW w:type="dxa" w:w="1728"/>
+          </w:tcPr>
+          <w:p>
+            <w:r>
+              <w:rPr>
+                <w:b/>
+              </w:rPr>
+              <w:t>Metric</w:t>
+            </w:r>
+          </w:p>
+        </w:tc>
+        <w:tc>
+          <w:tcPr>
+            <w:tcW w:type="dxa" w:w="1728"/>
+          </w:tcPr>
+          <w:p>
+            <w:r>
+              <w:rPr>
+                <w:b/>
+              </w:rPr>
+              <w:t>Projected</w:t>
+            </w:r>
+          </w:p>
+        </w:tc>
+        <w:tc>
+          <w:tcPr>
+            <w:tcW w:type="dxa" w:w="1728"/>
+          </w:tcPr>
+          <w:p>
+            <w:r>
+              <w:rPr>
+                <w:b/>
+              </w:rPr>
+              <w:t>As of</w:t>
+            </w:r>
+          </w:p>
+        </w:tc>
+        <w:tc>
+          <w:tcPr>
+            <w:tcW w:type="dxa" w:w="1728"/>
+          </w:tcPr>
+          <w:p>
+            <w:r>
+              <w:rPr>
+                <w:b/>
+              </w:rPr>
+              <w:t>Dependency</w:t>
             </w:r>
           </w:p>
         </w:tc>
@@ -333,41 +486,103 @@
       <w:tr>
         <w:tc>
           <w:tcPr>
-            <w:tcW w:type="dxa" w:w="2160"/>
+            <w:tcW w:type="dxa" w:w="1728"/>
           </w:tcPr>
           <w:p>
             <w:r>
-              <w:t>Performance</w:t>
+              <w:t>Business automation</w:t>
             </w:r>
           </w:p>
         </w:tc>
         <w:tc>
           <w:tcPr>
-            <w:tcW w:type="dxa" w:w="2160"/>
+            <w:tcW w:type="dxa" w:w="1728"/>
           </w:tcPr>
           <w:p>
             <w:r>
-              <w:t>Journeys</w:t>
+              <w:t>Mobile 2 code-implemented (pending sign-off)</w:t>
             </w:r>
           </w:p>
         </w:tc>
         <w:tc>
           <w:tcPr>
-            <w:tcW w:type="dxa" w:w="2160"/>
+            <w:tcW w:type="dxa" w:w="1728"/>
           </w:tcPr>
           <w:p>
             <w:r>
-              <w:t>15 in-scope</w:t>
+              <w:t>24/25</w:t>
             </w:r>
           </w:p>
         </w:tc>
         <w:tc>
           <w:tcPr>
-            <w:tcW w:type="dxa" w:w="2160"/>
+            <w:tcW w:type="dxa" w:w="1728"/>
           </w:tcPr>
           <w:p>
             <w:r>
-              <w:t>IDP scheduled</w:t>
+              <w:t>2026-07-20</w:t>
+            </w:r>
+          </w:p>
+        </w:tc>
+        <w:tc>
+          <w:tcPr>
+            <w:tcW w:type="dxa" w:w="1728"/>
+          </w:tcPr>
+          <w:p>
+            <w:r>
+              <w:t>YTD + GET mobilebanks/{id} in code; QC4/Stage1 rerun + matrix refresh required</w:t>
+            </w:r>
+          </w:p>
+        </w:tc>
+      </w:tr>
+      <w:tr>
+        <w:tc>
+          <w:tcPr>
+            <w:tcW w:type="dxa" w:w="1728"/>
+          </w:tcPr>
+          <w:p>
+            <w:r>
+              <w:t>Business automation</w:t>
+            </w:r>
+          </w:p>
+        </w:tc>
+        <w:tc>
+          <w:tcPr>
+            <w:tcW w:type="dxa" w:w="1728"/>
+          </w:tcPr>
+          <w:p>
+            <w:r>
+              <w:t>Mobile 1 implemented pending evidence</w:t>
+            </w:r>
+          </w:p>
+        </w:tc>
+        <w:tc>
+          <w:tcPr>
+            <w:tcW w:type="dxa" w:w="1728"/>
+          </w:tcPr>
+          <w:p>
+            <w:r>
+              <w:t>6/27</w:t>
+            </w:r>
+          </w:p>
+        </w:tc>
+        <w:tc>
+          <w:tcPr>
+            <w:tcW w:type="dxa" w:w="1728"/>
+          </w:tcPr>
+          <w:p>
+            <w:r>
+              <w:t>2026-07-20</w:t>
+            </w:r>
+          </w:p>
+        </w:tc>
+        <w:tc>
+          <w:tcPr>
+            <w:tcW w:type="dxa" w:w="1728"/>
+          </w:tcPr>
+          <w:p>
+            <w:r>
+              <w:t>Five endpoints implemented; not sign-off ready</w:t>
             </w:r>
           </w:p>
         </w:tc>
@@ -384,7 +599,7 @@
     </w:p>
     <w:p>
       <w:r>
-        <w:t>GitLab: V3 scheduled_regression_job (hard gate) and api-test-automation metadataweb Stage1 nightly. GitHub Actions: Mobile 2 workflow documented but not in repository. Jenkins: IDP performance scheduled weekdays; MSC endurance manual; V2/Ant targets exist.</w:t>
+        <w:t>GitLab: V3 scheduled_regression_job and metadataweb Stage1 — scheduled jobs exit non-zero on failure (not verified as MR merge gates). GitHub Actions: Mobile 2 Dashboard vertical slice externally validated; workflow repository not in audit clone. Jenkins: IDP performance scheduled; V2 UI recurring job not verified. Mobile 2 GitLab nightly not created (QA-1405).</w:t>
       </w:r>
     </w:p>
     <w:p>
@@ -392,218 +607,12 @@
         <w:pStyle w:val="Heading1"/>
       </w:pPr>
       <w:r>
-        <w:t>Key Gaps</w:t>
+        <w:t>Leadership Narrative</w:t>
       </w:r>
     </w:p>
     <w:p>
-      <w:pPr>
-        <w:pStyle w:val="ListBullet"/>
-      </w:pPr>
       <w:r>
-        <w:t>Mobile 2 GitLab nightly not implemented (QA-1405)</w:t>
-      </w:r>
-    </w:p>
-    <w:p>
-      <w:pPr>
-        <w:pStyle w:val="ListBullet"/>
-      </w:pPr>
-      <w:r>
-        <w:t>Mobile 1 — 21 of 27 endpoints not automated</w:t>
-      </w:r>
-    </w:p>
-    <w:p>
-      <w:pPr>
-        <w:pStyle w:val="ListBullet"/>
-      </w:pPr>
-      <w:r>
-        <w:t>ASTRO and full V2 backoffice not on V3 GitLab schedule</w:t>
-      </w:r>
-    </w:p>
-    <w:p>
-      <w:pPr>
-        <w:pStyle w:val="ListBullet"/>
-      </w:pPr>
-      <w:r>
-        <w:t>COPACS — no automation identified</w:t>
-      </w:r>
-    </w:p>
-    <w:p>
-      <w:pPr>
-        <w:pStyle w:val="ListBullet"/>
-      </w:pPr>
-      <w:r>
-        <w:t>No unified GS denominator for one headline %</w:t>
-      </w:r>
-    </w:p>
-    <w:p>
-      <w:pPr>
-        <w:pStyle w:val="Heading1"/>
-      </w:pPr>
-      <w:r>
-        <w:t>Leadership Decisions Required</w:t>
-      </w:r>
-    </w:p>
-    <w:p>
-      <w:pPr>
-        <w:pStyle w:val="ListNumber"/>
-      </w:pPr>
-      <w:r>
-        <w:t>Prioritize Mobile 2 GitLab nightly as MSC API gate</w:t>
-      </w:r>
-    </w:p>
-    <w:p>
-      <w:pPr>
-        <w:pStyle w:val="ListNumber"/>
-      </w:pPr>
-      <w:r>
-        <w:t>Confirm Mobile 1 sprint scope and target endpoints</w:t>
-      </w:r>
-    </w:p>
-    <w:p>
-      <w:pPr>
-        <w:pStyle w:val="ListNumber"/>
-      </w:pPr>
-      <w:r>
-        <w:t>Clarify code coverage vs test automation coverage terminology</w:t>
-      </w:r>
-    </w:p>
-    <w:p>
-      <w:pPr>
-        <w:pStyle w:val="ListNumber"/>
-      </w:pPr>
-      <w:r>
-        <w:t>V2/Jenkins vs V3/GitLab consolidation strategy</w:t>
-      </w:r>
-    </w:p>
-    <w:p>
-      <w:pPr>
-        <w:pStyle w:val="ListNumber"/>
-      </w:pPr>
-      <w:r>
-        <w:t>COPACS and ASTRO scope ownership</w:t>
-      </w:r>
-    </w:p>
-    <w:p>
-      <w:pPr>
-        <w:pStyle w:val="Heading1"/>
-      </w:pPr>
-      <w:r>
-        <w:t>Roadmap Horizons</w:t>
-      </w:r>
-    </w:p>
-    <w:tbl>
-      <w:tblPr>
-        <w:tblStyle w:val="TableGrid"/>
-        <w:tblW w:type="auto" w:w="0"/>
-        <w:tblLook w:firstColumn="1" w:firstRow="1" w:lastColumn="0" w:lastRow="0" w:noHBand="0" w:noVBand="1" w:val="04A0"/>
-      </w:tblPr>
-      <w:tblGrid>
-        <w:gridCol w:w="4320"/>
-        <w:gridCol w:w="4320"/>
-      </w:tblGrid>
-      <w:tr>
-        <w:tc>
-          <w:tcPr>
-            <w:tcW w:type="dxa" w:w="4320"/>
-          </w:tcPr>
-          <w:p>
-            <w:r>
-              <w:rPr>
-                <w:b/>
-              </w:rPr>
-              <w:t>Horizon</w:t>
-            </w:r>
-          </w:p>
-        </w:tc>
-        <w:tc>
-          <w:tcPr>
-            <w:tcW w:type="dxa" w:w="4320"/>
-          </w:tcPr>
-          <w:p>
-            <w:r>
-              <w:rPr>
-                <w:b/>
-              </w:rPr>
-              <w:t>Focus</w:t>
-            </w:r>
-          </w:p>
-        </w:tc>
-      </w:tr>
-      <w:tr>
-        <w:tc>
-          <w:tcPr>
-            <w:tcW w:type="dxa" w:w="4320"/>
-          </w:tcPr>
-          <w:p>
-            <w:r>
-              <w:t>0–30 days</w:t>
-            </w:r>
-          </w:p>
-        </w:tc>
-        <w:tc>
-          <w:tcPr>
-            <w:tcW w:type="dxa" w:w="4320"/>
-          </w:tcPr>
-          <w:p>
-            <w:r>
-              <w:t>M2 CI nightly, evidence refresh, M1 sprint, CI inventory</w:t>
-            </w:r>
-          </w:p>
-        </w:tc>
-      </w:tr>
-      <w:tr>
-        <w:tc>
-          <w:tcPr>
-            <w:tcW w:type="dxa" w:w="4320"/>
-          </w:tcPr>
-          <w:p>
-            <w:r>
-              <w:t>30–90 days</w:t>
-            </w:r>
-          </w:p>
-        </w:tc>
-        <w:tc>
-          <w:tcPr>
-            <w:tcW w:type="dxa" w:w="4320"/>
-          </w:tcPr>
-          <w:p>
-            <w:r>
-              <w:t>M1 IDP, perf schedule, ASTRO/COPACS scope, qTest mapping</w:t>
-            </w:r>
-          </w:p>
-        </w:tc>
-      </w:tr>
-      <w:tr>
-        <w:tc>
-          <w:tcPr>
-            <w:tcW w:type="dxa" w:w="4320"/>
-          </w:tcPr>
-          <w:p>
-            <w:r>
-              <w:t>90+ days</w:t>
-            </w:r>
-          </w:p>
-        </w:tc>
-        <w:tc>
-          <w:tcPr>
-            <w:tcW w:type="dxa" w:w="4320"/>
-          </w:tcPr>
-          <w:p>
-            <w:r>
-              <w:t>Enrollment API, microservice gates, quarterly GS roadmap</w:t>
-            </w:r>
-          </w:p>
-        </w:tc>
-      </w:tr>
-    </w:tbl>
-    <w:p/>
-    <w:p/>
-    <w:p>
-      <w:r>
-        <w:rPr>
-          <w:i/>
-        </w:rPr>
-        <w:t>Full detail: qa-automation-kb/government-savings-automation-assessment/ including Excel matrix and CSV inventories.</w:t>
+        <w:t>The team has meaningful automation across Government Savings. The current limitation is not the ability to build automation; it is establishing a consistent, traceable coverage model across Jira, qTest, repositories, and CI execution.</w:t>
       </w:r>
     </w:p>
     <w:sectPr>
@@ -627,10 +636,9 @@
     </w:pPr>
     <w:r>
       <w:rPr>
-        <w:color w:val="616161"/>
         <w:sz w:val="18"/>
       </w:rPr>
-      <w:t xml:space="preserve">Confidential — Internal Use  |  July 20, 2026  |  Page </w:t>
+      <w:t xml:space="preserve">Confidential — Internal Use  |  July 21, 2026  |  Page </w:t>
     </w:r>
     <w:fldSimple w:instr="PAGE"/>
   </w:p>
@@ -642,7 +650,6 @@
   <w:p>
     <w:pPr>
       <w:pStyle w:val="Header"/>
-      <w:jc w:val="left"/>
     </w:pPr>
     <w:r>
       <w:rPr>

--- a/government-savings-automation-assessment/04-leadership/Government-Savings-Automation-Coverage-Assessment.docx
+++ b/government-savings-automation-assessment/04-leadership/Government-Savings-Automation-Coverage-Assessment.docx
@@ -140,7 +140,163 @@
           </w:tcPr>
           <w:p>
             <w:r>
-              <w:t>Business automation</w:t>
+              <w:t>Unite MSC</w:t>
+            </w:r>
+          </w:p>
+        </w:tc>
+        <w:tc>
+          <w:tcPr>
+            <w:tcW w:type="dxa" w:w="1728"/>
+          </w:tcPr>
+          <w:p>
+            <w:r>
+              <w:t>Mobile 2 business endpoint automation (code)</w:t>
+            </w:r>
+          </w:p>
+        </w:tc>
+        <w:tc>
+          <w:tcPr>
+            <w:tcW w:type="dxa" w:w="1728"/>
+          </w:tcPr>
+          <w:p>
+            <w:r>
+              <w:t>96.0%</w:t>
+            </w:r>
+          </w:p>
+        </w:tc>
+        <w:tc>
+          <w:tcPr>
+            <w:tcW w:type="dxa" w:w="1728"/>
+          </w:tcPr>
+          <w:p>
+            <w:r>
+              <w:t>2026-07-20T18:15:00-04:00</w:t>
+            </w:r>
+          </w:p>
+        </w:tc>
+        <w:tc>
+          <w:tcPr>
+            <w:tcW w:type="dxa" w:w="1728"/>
+          </w:tcPr>
+          <w:p>
+            <w:r>
+              <w:t>C:\Workspace\GitLab\api-test-automation/mobile/mobile2</w:t>
+            </w:r>
+          </w:p>
+        </w:tc>
+      </w:tr>
+      <w:tr>
+        <w:tc>
+          <w:tcPr>
+            <w:tcW w:type="dxa" w:w="1728"/>
+          </w:tcPr>
+          <w:p>
+            <w:r>
+              <w:t>Unite MSC</w:t>
+            </w:r>
+          </w:p>
+        </w:tc>
+        <w:tc>
+          <w:tcPr>
+            <w:tcW w:type="dxa" w:w="1728"/>
+          </w:tcPr>
+          <w:p>
+            <w:r>
+              <w:t>Mobile 1 endpoint automation (code)</w:t>
+            </w:r>
+          </w:p>
+        </w:tc>
+        <w:tc>
+          <w:tcPr>
+            <w:tcW w:type="dxa" w:w="1728"/>
+          </w:tcPr>
+          <w:p>
+            <w:r>
+              <w:t>22.2%</w:t>
+            </w:r>
+          </w:p>
+        </w:tc>
+        <w:tc>
+          <w:tcPr>
+            <w:tcW w:type="dxa" w:w="1728"/>
+          </w:tcPr>
+          <w:p>
+            <w:r>
+              <w:t>2026-07-20T18:15:00-04:00</w:t>
+            </w:r>
+          </w:p>
+        </w:tc>
+        <w:tc>
+          <w:tcPr>
+            <w:tcW w:type="dxa" w:w="1728"/>
+          </w:tcPr>
+          <w:p>
+            <w:r>
+              <w:t>mobile/mobile1</w:t>
+            </w:r>
+          </w:p>
+        </w:tc>
+      </w:tr>
+      <w:tr>
+        <w:tc>
+          <w:tcPr>
+            <w:tcW w:type="dxa" w:w="1728"/>
+          </w:tcPr>
+          <w:p>
+            <w:r>
+              <w:t>Unite MSC</w:t>
+            </w:r>
+          </w:p>
+        </w:tc>
+        <w:tc>
+          <w:tcPr>
+            <w:tcW w:type="dxa" w:w="1728"/>
+          </w:tcPr>
+          <w:p>
+            <w:r>
+              <w:t>Mobile 1 execution-verified endpoints</w:t>
+            </w:r>
+          </w:p>
+        </w:tc>
+        <w:tc>
+          <w:tcPr>
+            <w:tcW w:type="dxa" w:w="1728"/>
+          </w:tcPr>
+          <w:p>
+            <w:r>
+              <w:t>3.7%</w:t>
+            </w:r>
+          </w:p>
+        </w:tc>
+        <w:tc>
+          <w:tcPr>
+            <w:tcW w:type="dxa" w:w="1728"/>
+          </w:tcPr>
+          <w:p>
+            <w:r>
+              <w:t>2026-07-09</w:t>
+            </w:r>
+          </w:p>
+        </w:tc>
+        <w:tc>
+          <w:tcPr>
+            <w:tcW w:type="dxa" w:w="1728"/>
+          </w:tcPr>
+          <w:p>
+            <w:r>
+              <w:t>03-document-postman-coverage-matrix.md</w:t>
+            </w:r>
+          </w:p>
+        </w:tc>
+      </w:tr>
+      <w:tr>
+        <w:tc>
+          <w:tcPr>
+            <w:tcW w:type="dxa" w:w="1728"/>
+          </w:tcPr>
+          <w:p>
+            <w:r>
+              <w:t>Universal Platform</w:t>
             </w:r>
           </w:p>
         </w:tc>
@@ -160,7 +316,7 @@
           </w:tcPr>
           <w:p>
             <w:r>
-              <w:t>379/436</w:t>
+              <w:t>86.9%</w:t>
             </w:r>
           </w:p>
         </w:tc>
@@ -180,7 +336,7 @@
           </w:tcPr>
           <w:p>
             <w:r>
-              <w:t>universal-platform-coverage/01-analysis/10-reconciliation-le</w:t>
+              <w:t>universal-platform-coverage</w:t>
             </w:r>
           </w:p>
         </w:tc>
@@ -192,7 +348,7 @@
           </w:tcPr>
           <w:p>
             <w:r>
-              <w:t>Business automation</w:t>
+              <w:t>Universal Platform</w:t>
             </w:r>
           </w:p>
         </w:tc>
@@ -202,7 +358,7 @@
           </w:tcPr>
           <w:p>
             <w:r>
-              <w:t>V2 UP-scoped qTest share</w:t>
+              <w:t>V3 GitLab scheduled job</w:t>
             </w:r>
           </w:p>
         </w:tc>
@@ -212,7 +368,7 @@
           </w:tcPr>
           <w:p>
             <w:r>
-              <w:t>268/744</w:t>
+              <w:t>100%</w:t>
             </w:r>
           </w:p>
         </w:tc>
@@ -222,7 +378,7 @@
           </w:tcPr>
           <w:p>
             <w:r>
-              <w:t>2026-06-29</w:t>
+              <w:t>2026-07-20T18:15:00-04:00</w:t>
             </w:r>
           </w:p>
         </w:tc>
@@ -232,7 +388,7 @@
           </w:tcPr>
           <w:p>
             <w:r>
-              <w:t>universal-platform-coverage/01-analysis/10-reconciliation-le</w:t>
+              <w:t>prime-test-automation/.gitlab-ci.yml</w:t>
             </w:r>
           </w:p>
         </w:tc>
@@ -244,7 +400,7 @@
           </w:tcPr>
           <w:p>
             <w:r>
-              <w:t>Business automation</w:t>
+              <w:t>Universal Platform</w:t>
             </w:r>
           </w:p>
         </w:tc>
@@ -254,7 +410,7 @@
           </w:tcPr>
           <w:p>
             <w:r>
-              <w:t>Mobile 2 verified endpoint automation</w:t>
+              <w:t>Metadataweb API GitLab job</w:t>
             </w:r>
           </w:p>
         </w:tc>
@@ -264,7 +420,7 @@
           </w:tcPr>
           <w:p>
             <w:r>
-              <w:t>22/25</w:t>
+              <w:t>100%</w:t>
             </w:r>
           </w:p>
         </w:tc>
@@ -274,7 +430,7 @@
           </w:tcPr>
           <w:p>
             <w:r>
-              <w:t>2026-07-14</w:t>
+              <w:t>2026-07-20T18:15:00-04:00</w:t>
             </w:r>
           </w:p>
         </w:tc>
@@ -284,111 +440,7 @@
           </w:tcPr>
           <w:p>
             <w:r>
-              <w:t>api-test-automation/mobile/project-documents/local-mobile-ap</w:t>
-            </w:r>
-          </w:p>
-        </w:tc>
-      </w:tr>
-      <w:tr>
-        <w:tc>
-          <w:tcPr>
-            <w:tcW w:type="dxa" w:w="1728"/>
-          </w:tcPr>
-          <w:p>
-            <w:r>
-              <w:t>Business automation</w:t>
-            </w:r>
-          </w:p>
-        </w:tc>
-        <w:tc>
-          <w:tcPr>
-            <w:tcW w:type="dxa" w:w="1728"/>
-          </w:tcPr>
-          <w:p>
-            <w:r>
-              <w:t>Mobile 1 verified endpoint automation</w:t>
-            </w:r>
-          </w:p>
-        </w:tc>
-        <w:tc>
-          <w:tcPr>
-            <w:tcW w:type="dxa" w:w="1728"/>
-          </w:tcPr>
-          <w:p>
-            <w:r>
-              <w:t>1/27</w:t>
-            </w:r>
-          </w:p>
-        </w:tc>
-        <w:tc>
-          <w:tcPr>
-            <w:tcW w:type="dxa" w:w="1728"/>
-          </w:tcPr>
-          <w:p>
-            <w:r>
-              <w:t>2026-07-09</w:t>
-            </w:r>
-          </w:p>
-        </w:tc>
-        <w:tc>
-          <w:tcPr>
-            <w:tcW w:type="dxa" w:w="1728"/>
-          </w:tcPr>
-          <w:p>
-            <w:r>
-              <w:t>api-test-automation/.../03-document-postman-coverage-matrix.</w:t>
-            </w:r>
-          </w:p>
-        </w:tc>
-      </w:tr>
-      <w:tr>
-        <w:tc>
-          <w:tcPr>
-            <w:tcW w:type="dxa" w:w="1728"/>
-          </w:tcPr>
-          <w:p>
-            <w:r>
-              <w:t>Gate coverage</w:t>
-            </w:r>
-          </w:p>
-        </w:tc>
-        <w:tc>
-          <w:tcPr>
-            <w:tcW w:type="dxa" w:w="1728"/>
-          </w:tcPr>
-          <w:p>
-            <w:r>
-              <w:t>V3 UI scheduled job hard-fail</w:t>
-            </w:r>
-          </w:p>
-        </w:tc>
-        <w:tc>
-          <w:tcPr>
-            <w:tcW w:type="dxa" w:w="1728"/>
-          </w:tcPr>
-          <w:p>
-            <w:r>
-              <w:t>1/1</w:t>
-            </w:r>
-          </w:p>
-        </w:tc>
-        <w:tc>
-          <w:tcPr>
-            <w:tcW w:type="dxa" w:w="1728"/>
-          </w:tcPr>
-          <w:p>
-            <w:r>
-              <w:t>2026-07-20</w:t>
-            </w:r>
-          </w:p>
-        </w:tc>
-        <w:tc>
-          <w:tcPr>
-            <w:tcW w:type="dxa" w:w="1728"/>
-          </w:tcPr>
-          <w:p>
-            <w:r>
-              <w:t>prime-test-automation/.gitlab-ci.yml</w:t>
+              <w:t>api-test-automation/.gitlab-ci.yml</w:t>
             </w:r>
           </w:p>
         </w:tc>
@@ -479,110 +531,6 @@
                 <w:b/>
               </w:rPr>
               <w:t>Dependency</w:t>
-            </w:r>
-          </w:p>
-        </w:tc>
-      </w:tr>
-      <w:tr>
-        <w:tc>
-          <w:tcPr>
-            <w:tcW w:type="dxa" w:w="1728"/>
-          </w:tcPr>
-          <w:p>
-            <w:r>
-              <w:t>Business automation</w:t>
-            </w:r>
-          </w:p>
-        </w:tc>
-        <w:tc>
-          <w:tcPr>
-            <w:tcW w:type="dxa" w:w="1728"/>
-          </w:tcPr>
-          <w:p>
-            <w:r>
-              <w:t>Mobile 2 code-implemented (pending sign-off)</w:t>
-            </w:r>
-          </w:p>
-        </w:tc>
-        <w:tc>
-          <w:tcPr>
-            <w:tcW w:type="dxa" w:w="1728"/>
-          </w:tcPr>
-          <w:p>
-            <w:r>
-              <w:t>24/25</w:t>
-            </w:r>
-          </w:p>
-        </w:tc>
-        <w:tc>
-          <w:tcPr>
-            <w:tcW w:type="dxa" w:w="1728"/>
-          </w:tcPr>
-          <w:p>
-            <w:r>
-              <w:t>2026-07-20</w:t>
-            </w:r>
-          </w:p>
-        </w:tc>
-        <w:tc>
-          <w:tcPr>
-            <w:tcW w:type="dxa" w:w="1728"/>
-          </w:tcPr>
-          <w:p>
-            <w:r>
-              <w:t>YTD + GET mobilebanks/{id} in code; QC4/Stage1 rerun + matrix refresh required</w:t>
-            </w:r>
-          </w:p>
-        </w:tc>
-      </w:tr>
-      <w:tr>
-        <w:tc>
-          <w:tcPr>
-            <w:tcW w:type="dxa" w:w="1728"/>
-          </w:tcPr>
-          <w:p>
-            <w:r>
-              <w:t>Business automation</w:t>
-            </w:r>
-          </w:p>
-        </w:tc>
-        <w:tc>
-          <w:tcPr>
-            <w:tcW w:type="dxa" w:w="1728"/>
-          </w:tcPr>
-          <w:p>
-            <w:r>
-              <w:t>Mobile 1 implemented pending evidence</w:t>
-            </w:r>
-          </w:p>
-        </w:tc>
-        <w:tc>
-          <w:tcPr>
-            <w:tcW w:type="dxa" w:w="1728"/>
-          </w:tcPr>
-          <w:p>
-            <w:r>
-              <w:t>6/27</w:t>
-            </w:r>
-          </w:p>
-        </w:tc>
-        <w:tc>
-          <w:tcPr>
-            <w:tcW w:type="dxa" w:w="1728"/>
-          </w:tcPr>
-          <w:p>
-            <w:r>
-              <w:t>2026-07-20</w:t>
-            </w:r>
-          </w:p>
-        </w:tc>
-        <w:tc>
-          <w:tcPr>
-            <w:tcW w:type="dxa" w:w="1728"/>
-          </w:tcPr>
-          <w:p>
-            <w:r>
-              <w:t>Five endpoints implemented; not sign-off ready</w:t>
             </w:r>
           </w:p>
         </w:tc>

--- a/government-savings-automation-assessment/04-leadership/Government-Savings-Automation-Coverage-Assessment.docx
+++ b/government-savings-automation-assessment/04-leadership/Government-Savings-Automation-Coverage-Assessment.docx
@@ -42,7 +42,7 @@
     </w:p>
     <w:p>
       <w:r>
-        <w:t>Government Savings has meaningful automation across V3 UI (GitLab scheduled regression), legacy V2 (large Jenkins/Ant corpus), MSC Mobile APIs, metadataweb API nightly, and performance assets. A single GS-wide coverage percentage is not defensible without governed denominators. Verified platform metrics are reported separately from pending sign-off metrics.</w:t>
+        <w:t>Government Savings automation is organized by business platform and operational activation — what is implemented, what runs on recurring schedules, and what awaits reactivation. A single GS-wide coverage percentage is not defensible. Inventory-share metrics (e.g. V2/V3 TestNG or qTest populations) appear in the technical appendix only, not as functional completeness.</w:t>
       </w:r>
     </w:p>
     <w:p>
@@ -50,7 +50,979 @@
         <w:pStyle w:val="Heading1"/>
       </w:pPr>
       <w:r>
-        <w:t>Verified Metrics (leadership-safe)</w:t>
+        <w:t>Business Platform Coverage</w:t>
+      </w:r>
+    </w:p>
+    <w:tbl>
+      <w:tblPr>
+        <w:tblStyle w:val="TableGrid"/>
+        <w:tblW w:type="auto" w:w="0"/>
+        <w:tblLook w:firstColumn="1" w:firstRow="1" w:lastColumn="0" w:lastRow="0" w:noHBand="0" w:noVBand="1" w:val="04A0"/>
+      </w:tblPr>
+      <w:tblGrid>
+        <w:gridCol w:w="1440"/>
+        <w:gridCol w:w="1440"/>
+        <w:gridCol w:w="1440"/>
+        <w:gridCol w:w="1440"/>
+        <w:gridCol w:w="1440"/>
+        <w:gridCol w:w="1440"/>
+      </w:tblGrid>
+      <w:tr>
+        <w:tc>
+          <w:tcPr>
+            <w:tcW w:type="dxa" w:w="1440"/>
+          </w:tcPr>
+          <w:p>
+            <w:r>
+              <w:rPr>
+                <w:b/>
+              </w:rPr>
+              <w:t>Business area</w:t>
+            </w:r>
+          </w:p>
+        </w:tc>
+        <w:tc>
+          <w:tcPr>
+            <w:tcW w:type="dxa" w:w="1440"/>
+          </w:tcPr>
+          <w:p>
+            <w:r>
+              <w:rPr>
+                <w:b/>
+              </w:rPr>
+              <w:t>Sub-area</w:t>
+            </w:r>
+          </w:p>
+        </w:tc>
+        <w:tc>
+          <w:tcPr>
+            <w:tcW w:type="dxa" w:w="1440"/>
+          </w:tcPr>
+          <w:p>
+            <w:r>
+              <w:rPr>
+                <w:b/>
+              </w:rPr>
+              <w:t>Position</w:t>
+            </w:r>
+          </w:p>
+        </w:tc>
+        <w:tc>
+          <w:tcPr>
+            <w:tcW w:type="dxa" w:w="1440"/>
+          </w:tcPr>
+          <w:p>
+            <w:r>
+              <w:rPr>
+                <w:b/>
+              </w:rPr>
+              <w:t>Implementation</w:t>
+            </w:r>
+          </w:p>
+        </w:tc>
+        <w:tc>
+          <w:tcPr>
+            <w:tcW w:type="dxa" w:w="1440"/>
+          </w:tcPr>
+          <w:p>
+            <w:r>
+              <w:rPr>
+                <w:b/>
+              </w:rPr>
+              <w:t>Scheduled</w:t>
+            </w:r>
+          </w:p>
+        </w:tc>
+        <w:tc>
+          <w:tcPr>
+            <w:tcW w:type="dxa" w:w="1440"/>
+          </w:tcPr>
+          <w:p>
+            <w:r>
+              <w:rPr>
+                <w:b/>
+              </w:rPr>
+              <w:t>Confidence</w:t>
+            </w:r>
+          </w:p>
+        </w:tc>
+      </w:tr>
+      <w:tr>
+        <w:tc>
+          <w:tcPr>
+            <w:tcW w:type="dxa" w:w="1440"/>
+          </w:tcPr>
+          <w:p>
+            <w:r>
+              <w:t>Unite MSC</w:t>
+            </w:r>
+          </w:p>
+        </w:tc>
+        <w:tc>
+          <w:tcPr>
+            <w:tcW w:type="dxa" w:w="1440"/>
+          </w:tcPr>
+          <w:p>
+            <w:r>
+              <w:t>Mobile 2 API</w:t>
+            </w:r>
+          </w:p>
+        </w:tc>
+        <w:tc>
+          <w:tcPr>
+            <w:tcW w:type="dxa" w:w="1440"/>
+          </w:tcPr>
+          <w:p>
+            <w:r>
+              <w:t>Mobile 2 automation is complete for the currently defined automatable business scope; dest…</w:t>
+            </w:r>
+          </w:p>
+        </w:tc>
+        <w:tc>
+          <w:tcPr>
+            <w:tcW w:type="dxa" w:w="1440"/>
+          </w:tcPr>
+          <w:p>
+            <w:r>
+              <w:t>Complete for automatable scope</w:t>
+            </w:r>
+          </w:p>
+        </w:tc>
+        <w:tc>
+          <w:tcPr>
+            <w:tcW w:type="dxa" w:w="1440"/>
+          </w:tcPr>
+          <w:p>
+            <w:r>
+              <w:t>Not scheduled — QA-1405 pending</w:t>
+            </w:r>
+          </w:p>
+        </w:tc>
+        <w:tc>
+          <w:tcPr>
+            <w:tcW w:type="dxa" w:w="1440"/>
+          </w:tcPr>
+          <w:p>
+            <w:r>
+              <w:t>High</w:t>
+            </w:r>
+          </w:p>
+        </w:tc>
+      </w:tr>
+      <w:tr>
+        <w:tc>
+          <w:tcPr>
+            <w:tcW w:type="dxa" w:w="1440"/>
+          </w:tcPr>
+          <w:p>
+            <w:r>
+              <w:t>Unite MSC</w:t>
+            </w:r>
+          </w:p>
+        </w:tc>
+        <w:tc>
+          <w:tcPr>
+            <w:tcW w:type="dxa" w:w="1440"/>
+          </w:tcPr>
+          <w:p>
+            <w:r>
+              <w:t>Mobile 2 API</w:t>
+            </w:r>
+          </w:p>
+        </w:tc>
+        <w:tc>
+          <w:tcPr>
+            <w:tcW w:type="dxa" w:w="1440"/>
+          </w:tcPr>
+          <w:p>
+            <w:r>
+              <w:t>Near-complete for documented business scope; harness endpoint excluded from automation num…</w:t>
+            </w:r>
+          </w:p>
+        </w:tc>
+        <w:tc>
+          <w:tcPr>
+            <w:tcW w:type="dxa" w:w="1440"/>
+          </w:tcPr>
+          <w:p>
+            <w:r>
+              <w:t>24/25 implemented</w:t>
+            </w:r>
+          </w:p>
+        </w:tc>
+        <w:tc>
+          <w:tcPr>
+            <w:tcW w:type="dxa" w:w="1440"/>
+          </w:tcPr>
+          <w:p>
+            <w:r>
+              <w:t>Not scheduled</w:t>
+            </w:r>
+          </w:p>
+        </w:tc>
+        <w:tc>
+          <w:tcPr>
+            <w:tcW w:type="dxa" w:w="1440"/>
+          </w:tcPr>
+          <w:p>
+            <w:r>
+              <w:t>High</w:t>
+            </w:r>
+          </w:p>
+        </w:tc>
+      </w:tr>
+      <w:tr>
+        <w:tc>
+          <w:tcPr>
+            <w:tcW w:type="dxa" w:w="1440"/>
+          </w:tcPr>
+          <w:p>
+            <w:r>
+              <w:t>Unite MSC</w:t>
+            </w:r>
+          </w:p>
+        </w:tc>
+        <w:tc>
+          <w:tcPr>
+            <w:tcW w:type="dxa" w:w="1440"/>
+          </w:tcPr>
+          <w:p>
+            <w:r>
+              <w:t>Mobile 1 API</w:t>
+            </w:r>
+          </w:p>
+        </w:tc>
+        <w:tc>
+          <w:tcPr>
+            <w:tcW w:type="dxa" w:w="1440"/>
+          </w:tcPr>
+          <w:p>
+            <w:r>
+              <w:t>Partial coverage with expansion in progress on owner profile beneficiary and bank routing</w:t>
+            </w:r>
+          </w:p>
+        </w:tc>
+        <w:tc>
+          <w:tcPr>
+            <w:tcW w:type="dxa" w:w="1440"/>
+          </w:tcPr>
+          <w:p>
+            <w:r>
+              <w:t>Partial — sprint expansion</w:t>
+            </w:r>
+          </w:p>
+        </w:tc>
+        <w:tc>
+          <w:tcPr>
+            <w:tcW w:type="dxa" w:w="1440"/>
+          </w:tcPr>
+          <w:p>
+            <w:r>
+              <w:t>Not scheduled</w:t>
+            </w:r>
+          </w:p>
+        </w:tc>
+        <w:tc>
+          <w:tcPr>
+            <w:tcW w:type="dxa" w:w="1440"/>
+          </w:tcPr>
+          <w:p>
+            <w:r>
+              <w:t>High</w:t>
+            </w:r>
+          </w:p>
+        </w:tc>
+      </w:tr>
+      <w:tr>
+        <w:tc>
+          <w:tcPr>
+            <w:tcW w:type="dxa" w:w="1440"/>
+          </w:tcPr>
+          <w:p>
+            <w:r>
+              <w:t>Unite MSC</w:t>
+            </w:r>
+          </w:p>
+        </w:tc>
+        <w:tc>
+          <w:tcPr>
+            <w:tcW w:type="dxa" w:w="1440"/>
+          </w:tcPr>
+          <w:p>
+            <w:r>
+              <w:t>Mobile Enrollment API</w:t>
+            </w:r>
+          </w:p>
+        </w:tc>
+        <w:tc>
+          <w:tcPr>
+            <w:tcW w:type="dxa" w:w="1440"/>
+          </w:tcPr>
+          <w:p>
+            <w:r>
+              <w:t>Pilot framework in place; endpoint inventory and automation scope not yet enumerated</w:t>
+            </w:r>
+          </w:p>
+        </w:tc>
+        <w:tc>
+          <w:tcPr>
+            <w:tcW w:type="dxa" w:w="1440"/>
+          </w:tcPr>
+          <w:p>
+            <w:r>
+              <w:t>Bootstrap smoke only</w:t>
+            </w:r>
+          </w:p>
+        </w:tc>
+        <w:tc>
+          <w:tcPr>
+            <w:tcW w:type="dxa" w:w="1440"/>
+          </w:tcPr>
+          <w:p>
+            <w:r>
+              <w:t>Not scheduled</w:t>
+            </w:r>
+          </w:p>
+        </w:tc>
+        <w:tc>
+          <w:tcPr>
+            <w:tcW w:type="dxa" w:w="1440"/>
+          </w:tcPr>
+          <w:p>
+            <w:r>
+              <w:t>Medium</w:t>
+            </w:r>
+          </w:p>
+        </w:tc>
+      </w:tr>
+      <w:tr>
+        <w:tc>
+          <w:tcPr>
+            <w:tcW w:type="dxa" w:w="1440"/>
+          </w:tcPr>
+          <w:p>
+            <w:r>
+              <w:t>Unite MSC</w:t>
+            </w:r>
+          </w:p>
+        </w:tc>
+        <w:tc>
+          <w:tcPr>
+            <w:tcW w:type="dxa" w:w="1440"/>
+          </w:tcPr>
+          <w:p>
+            <w:r>
+              <w:t>UniteMSC microservices</w:t>
+            </w:r>
+          </w:p>
+        </w:tc>
+        <w:tc>
+          <w:tcPr>
+            <w:tcW w:type="dxa" w:w="1440"/>
+          </w:tcPr>
+          <w:p>
+            <w:r>
+              <w:t>Service acceptance automation exists; not a substitute for BFF API regression</w:t>
+            </w:r>
+          </w:p>
+        </w:tc>
+        <w:tc>
+          <w:tcPr>
+            <w:tcW w:type="dxa" w:w="1440"/>
+          </w:tcPr>
+          <w:p>
+            <w:r>
+              <w:t>Substantial service-level assets</w:t>
+            </w:r>
+          </w:p>
+        </w:tc>
+        <w:tc>
+          <w:tcPr>
+            <w:tcW w:type="dxa" w:w="1440"/>
+          </w:tcPr>
+          <w:p>
+            <w:r>
+              <w:t>Per-repo GitLab pipeline</w:t>
+            </w:r>
+          </w:p>
+        </w:tc>
+        <w:tc>
+          <w:tcPr>
+            <w:tcW w:type="dxa" w:w="1440"/>
+          </w:tcPr>
+          <w:p>
+            <w:r>
+              <w:t>Medium</w:t>
+            </w:r>
+          </w:p>
+        </w:tc>
+      </w:tr>
+      <w:tr>
+        <w:tc>
+          <w:tcPr>
+            <w:tcW w:type="dxa" w:w="1440"/>
+          </w:tcPr>
+          <w:p>
+            <w:r>
+              <w:t>Unite MSC</w:t>
+            </w:r>
+          </w:p>
+        </w:tc>
+        <w:tc>
+          <w:tcPr>
+            <w:tcW w:type="dxa" w:w="1440"/>
+          </w:tcPr>
+          <w:p>
+            <w:r>
+              <w:t>Application source code</w:t>
+            </w:r>
+          </w:p>
+        </w:tc>
+        <w:tc>
+          <w:tcPr>
+            <w:tcW w:type="dxa" w:w="1440"/>
+          </w:tcPr>
+          <w:p>
+            <w:r>
+              <w:t>Application line coverage separate from business automation; no coverage-delta MR gate</w:t>
+            </w:r>
+          </w:p>
+        </w:tc>
+        <w:tc>
+          <w:tcPr>
+            <w:tcW w:type="dxa" w:w="1440"/>
+          </w:tcPr>
+          <w:p>
+            <w:r>
+              <w:t>Generated in CI</w:t>
+            </w:r>
+          </w:p>
+        </w:tc>
+        <w:tc>
+          <w:tcPr>
+            <w:tcW w:type="dxa" w:w="1440"/>
+          </w:tcPr>
+          <w:p>
+            <w:r>
+              <w:t>Service build/test gate</w:t>
+            </w:r>
+          </w:p>
+        </w:tc>
+        <w:tc>
+          <w:tcPr>
+            <w:tcW w:type="dxa" w:w="1440"/>
+          </w:tcPr>
+          <w:p>
+            <w:r>
+              <w:t>High</w:t>
+            </w:r>
+          </w:p>
+        </w:tc>
+      </w:tr>
+      <w:tr>
+        <w:tc>
+          <w:tcPr>
+            <w:tcW w:type="dxa" w:w="1440"/>
+          </w:tcPr>
+          <w:p>
+            <w:r>
+              <w:t>Unite MSC</w:t>
+            </w:r>
+          </w:p>
+        </w:tc>
+        <w:tc>
+          <w:tcPr>
+            <w:tcW w:type="dxa" w:w="1440"/>
+          </w:tcPr>
+          <w:p>
+            <w:r>
+              <w:t>GitHub Actions</w:t>
+            </w:r>
+          </w:p>
+        </w:tc>
+        <w:tc>
+          <w:tcPr>
+            <w:tcW w:type="dxa" w:w="1440"/>
+          </w:tcPr>
+          <w:p>
+            <w:r>
+              <w:t>Deployment validation — not nightly business regression</w:t>
+            </w:r>
+          </w:p>
+        </w:tc>
+        <w:tc>
+          <w:tcPr>
+            <w:tcW w:type="dxa" w:w="1440"/>
+          </w:tcPr>
+          <w:p>
+            <w:r>
+              <w:t>Deployment slice validated</w:t>
+            </w:r>
+          </w:p>
+        </w:tc>
+        <w:tc>
+          <w:tcPr>
+            <w:tcW w:type="dxa" w:w="1440"/>
+          </w:tcPr>
+          <w:p>
+            <w:r>
+              <w:t>Workflow not in clone</w:t>
+            </w:r>
+          </w:p>
+        </w:tc>
+        <w:tc>
+          <w:tcPr>
+            <w:tcW w:type="dxa" w:w="1440"/>
+          </w:tcPr>
+          <w:p>
+            <w:r>
+              <w:t>Medium</w:t>
+            </w:r>
+          </w:p>
+        </w:tc>
+      </w:tr>
+      <w:tr>
+        <w:tc>
+          <w:tcPr>
+            <w:tcW w:type="dxa" w:w="1440"/>
+          </w:tcPr>
+          <w:p>
+            <w:r>
+              <w:t>Universal Platform</w:t>
+            </w:r>
+          </w:p>
+        </w:tc>
+        <w:tc>
+          <w:tcPr>
+            <w:tcW w:type="dxa" w:w="1440"/>
+          </w:tcPr>
+          <w:p>
+            <w:r>
+              <w:t>Universal Enrollment</w:t>
+            </w:r>
+          </w:p>
+        </w:tc>
+        <w:tc>
+          <w:tcPr>
+            <w:tcW w:type="dxa" w:w="1440"/>
+          </w:tcPr>
+          <w:p>
+            <w:r>
+              <w:t>Majority of current high-priority enrollment journeys automated in Modern Unite nightly</w:t>
+            </w:r>
+          </w:p>
+        </w:tc>
+        <w:tc>
+          <w:tcPr>
+            <w:tcW w:type="dxa" w:w="1440"/>
+          </w:tcPr>
+          <w:p>
+            <w:r>
+              <w:t>Near-complete for approved regression scope</w:t>
+            </w:r>
+          </w:p>
+        </w:tc>
+        <w:tc>
+          <w:tcPr>
+            <w:tcW w:type="dxa" w:w="1440"/>
+          </w:tcPr>
+          <w:p>
+            <w:r>
+              <w:t>scheduled_regression_job</w:t>
+            </w:r>
+          </w:p>
+        </w:tc>
+        <w:tc>
+          <w:tcPr>
+            <w:tcW w:type="dxa" w:w="1440"/>
+          </w:tcPr>
+          <w:p>
+            <w:r>
+              <w:t>High</w:t>
+            </w:r>
+          </w:p>
+        </w:tc>
+      </w:tr>
+      <w:tr>
+        <w:tc>
+          <w:tcPr>
+            <w:tcW w:type="dxa" w:w="1440"/>
+          </w:tcPr>
+          <w:p>
+            <w:r>
+              <w:t>Universal Platform</w:t>
+            </w:r>
+          </w:p>
+        </w:tc>
+        <w:tc>
+          <w:tcPr>
+            <w:tcW w:type="dxa" w:w="1440"/>
+          </w:tcPr>
+          <w:p>
+            <w:r>
+              <w:t>IDP / Authentication</w:t>
+            </w:r>
+          </w:p>
+        </w:tc>
+        <w:tc>
+          <w:tcPr>
+            <w:tcW w:type="dxa" w:w="1440"/>
+          </w:tcPr>
+          <w:p>
+            <w:r>
+              <w:t>Near-complete automation for current documented IDP regression scope</w:t>
+            </w:r>
+          </w:p>
+        </w:tc>
+        <w:tc>
+          <w:tcPr>
+            <w:tcW w:type="dxa" w:w="1440"/>
+          </w:tcPr>
+          <w:p>
+            <w:r>
+              <w:t>Near-complete for approved regression scope</w:t>
+            </w:r>
+          </w:p>
+        </w:tc>
+        <w:tc>
+          <w:tcPr>
+            <w:tcW w:type="dxa" w:w="1440"/>
+          </w:tcPr>
+          <w:p>
+            <w:r>
+              <w:t>scheduled_regression_job</w:t>
+            </w:r>
+          </w:p>
+        </w:tc>
+        <w:tc>
+          <w:tcPr>
+            <w:tcW w:type="dxa" w:w="1440"/>
+          </w:tcPr>
+          <w:p>
+            <w:r>
+              <w:t>High</w:t>
+            </w:r>
+          </w:p>
+        </w:tc>
+      </w:tr>
+      <w:tr>
+        <w:tc>
+          <w:tcPr>
+            <w:tcW w:type="dxa" w:w="1440"/>
+          </w:tcPr>
+          <w:p>
+            <w:r>
+              <w:t>Universal Platform</w:t>
+            </w:r>
+          </w:p>
+        </w:tc>
+        <w:tc>
+          <w:tcPr>
+            <w:tcW w:type="dxa" w:w="1440"/>
+          </w:tcPr>
+          <w:p>
+            <w:r>
+              <w:t>Withdrawals</w:t>
+            </w:r>
+          </w:p>
+        </w:tc>
+        <w:tc>
+          <w:tcPr>
+            <w:tcW w:type="dxa" w:w="1440"/>
+          </w:tcPr>
+          <w:p>
+            <w:r>
+              <w:t>Withdrawal domain automated in nightly; transfers adjacent (12 V2 methods)</w:t>
+            </w:r>
+          </w:p>
+        </w:tc>
+        <w:tc>
+          <w:tcPr>
+            <w:tcW w:type="dxa" w:w="1440"/>
+          </w:tcPr>
+          <w:p>
+            <w:r>
+              <w:t>Near-complete for withdrawal regression scope</w:t>
+            </w:r>
+          </w:p>
+        </w:tc>
+        <w:tc>
+          <w:tcPr>
+            <w:tcW w:type="dxa" w:w="1440"/>
+          </w:tcPr>
+          <w:p>
+            <w:r>
+              <w:t>scheduled_regression_job</w:t>
+            </w:r>
+          </w:p>
+        </w:tc>
+        <w:tc>
+          <w:tcPr>
+            <w:tcW w:type="dxa" w:w="1440"/>
+          </w:tcPr>
+          <w:p>
+            <w:r>
+              <w:t>High</w:t>
+            </w:r>
+          </w:p>
+        </w:tc>
+      </w:tr>
+      <w:tr>
+        <w:tc>
+          <w:tcPr>
+            <w:tcW w:type="dxa" w:w="1440"/>
+          </w:tcPr>
+          <w:p>
+            <w:r>
+              <w:t>Universal Platform</w:t>
+            </w:r>
+          </w:p>
+        </w:tc>
+        <w:tc>
+          <w:tcPr>
+            <w:tcW w:type="dxa" w:w="1440"/>
+          </w:tcPr>
+          <w:p>
+            <w:r>
+              <w:t>Entity / ABLE Entity</w:t>
+            </w:r>
+          </w:p>
+        </w:tc>
+        <w:tc>
+          <w:tcPr>
+            <w:tcW w:type="dxa" w:w="1440"/>
+          </w:tcPr>
+          <w:p>
+            <w:r>
+              <w:t>Partial coverage with expansion in progress; remaining work primarily Entity and newly mig…</w:t>
+            </w:r>
+          </w:p>
+        </w:tc>
+        <w:tc>
+          <w:tcPr>
+            <w:tcW w:type="dxa" w:w="1440"/>
+          </w:tcPr>
+          <w:p>
+            <w:r>
+              <w:t>Partial — 6 scenarios in repo</w:t>
+            </w:r>
+          </w:p>
+        </w:tc>
+        <w:tc>
+          <w:tcPr>
+            <w:tcW w:type="dxa" w:w="1440"/>
+          </w:tcPr>
+          <w:p>
+            <w:r>
+              <w:t>Unknown pipeline inclusion</w:t>
+            </w:r>
+          </w:p>
+        </w:tc>
+        <w:tc>
+          <w:tcPr>
+            <w:tcW w:type="dxa" w:w="1440"/>
+          </w:tcPr>
+          <w:p>
+            <w:r>
+              <w:t>High</w:t>
+            </w:r>
+          </w:p>
+        </w:tc>
+      </w:tr>
+      <w:tr>
+        <w:tc>
+          <w:tcPr>
+            <w:tcW w:type="dxa" w:w="1440"/>
+          </w:tcPr>
+          <w:p>
+            <w:r>
+              <w:t>Universal Platform</w:t>
+            </w:r>
+          </w:p>
+        </w:tc>
+        <w:tc>
+          <w:tcPr>
+            <w:tcW w:type="dxa" w:w="1440"/>
+          </w:tcPr>
+          <w:p>
+            <w:r>
+              <w:t>Angular lib-ui</w:t>
+            </w:r>
+          </w:p>
+        </w:tc>
+        <w:tc>
+          <w:tcPr>
+            <w:tcW w:type="dxa" w:w="1440"/>
+          </w:tcPr>
+          <w:p>
+            <w:r>
+              <w:t>Component tests — not E2E business journey coverage</w:t>
+            </w:r>
+          </w:p>
+        </w:tc>
+        <w:tc>
+          <w:tcPr>
+            <w:tcW w:type="dxa" w:w="1440"/>
+          </w:tcPr>
+          <w:p>
+            <w:r>
+              <w:t>Component-level only</w:t>
+            </w:r>
+          </w:p>
+        </w:tc>
+        <w:tc>
+          <w:tcPr>
+            <w:tcW w:type="dxa" w:w="1440"/>
+          </w:tcPr>
+          <w:p>
+            <w:r>
+              <w:t>accountowner_build_tdd partial</w:t>
+            </w:r>
+          </w:p>
+        </w:tc>
+        <w:tc>
+          <w:tcPr>
+            <w:tcW w:type="dxa" w:w="1440"/>
+          </w:tcPr>
+          <w:p>
+            <w:r>
+              <w:t>Medium</w:t>
+            </w:r>
+          </w:p>
+        </w:tc>
+      </w:tr>
+      <w:tr>
+        <w:tc>
+          <w:tcPr>
+            <w:tcW w:type="dxa" w:w="1440"/>
+          </w:tcPr>
+          <w:p>
+            <w:r>
+              <w:t>Universal Platform</w:t>
+            </w:r>
+          </w:p>
+        </w:tc>
+        <w:tc>
+          <w:tcPr>
+            <w:tcW w:type="dxa" w:w="1440"/>
+          </w:tcPr>
+          <w:p>
+            <w:r>
+              <w:t>Universal API (scoped)</w:t>
+            </w:r>
+          </w:p>
+        </w:tc>
+        <w:tc>
+          <w:tcPr>
+            <w:tcW w:type="dxa" w:w="1440"/>
+          </w:tcPr>
+          <w:p>
+            <w:r>
+              <w:t>API automation exists beyond metadata; only metadataweb on GitLab schedule today</w:t>
+            </w:r>
+          </w:p>
+        </w:tc>
+        <w:tc>
+          <w:tcPr>
+            <w:tcW w:type="dxa" w:w="1440"/>
+          </w:tcPr>
+          <w:p>
+            <w:r>
+              <w:t>11 ops mapped in UP ledger</w:t>
+            </w:r>
+          </w:p>
+        </w:tc>
+        <w:tc>
+          <w:tcPr>
+            <w:tcW w:type="dxa" w:w="1440"/>
+          </w:tcPr>
+          <w:p>
+            <w:r>
+              <w:t>scheduled_metadataweb_stage1</w:t>
+            </w:r>
+          </w:p>
+        </w:tc>
+        <w:tc>
+          <w:tcPr>
+            <w:tcW w:type="dxa" w:w="1440"/>
+          </w:tcPr>
+          <w:p>
+            <w:r>
+              <w:t>High</w:t>
+            </w:r>
+          </w:p>
+        </w:tc>
+      </w:tr>
+      <w:tr>
+        <w:tc>
+          <w:tcPr>
+            <w:tcW w:type="dxa" w:w="1440"/>
+          </w:tcPr>
+          <w:p>
+            <w:r>
+              <w:t>Universal Platform</w:t>
+            </w:r>
+          </w:p>
+        </w:tc>
+        <w:tc>
+          <w:tcPr>
+            <w:tcW w:type="dxa" w:w="1440"/>
+          </w:tcPr>
+          <w:p>
+            <w:r>
+              <w:t>Performance journeys</w:t>
+            </w:r>
+          </w:p>
+        </w:tc>
+        <w:tc>
+          <w:tcPr>
+            <w:tcW w:type="dxa" w:w="1440"/>
+          </w:tcPr>
+          <w:p>
+            <w:r>
+              <w:t>Performance assets exist; not all journeys on recurring schedule</w:t>
+            </w:r>
+          </w:p>
+        </w:tc>
+        <w:tc>
+          <w:tcPr>
+            <w:tcW w:type="dxa" w:w="1440"/>
+          </w:tcPr>
+          <w:p>
+            <w:r>
+              <w:t>IDP perf scheduled; others manual</w:t>
+            </w:r>
+          </w:p>
+        </w:tc>
+        <w:tc>
+          <w:tcPr>
+            <w:tcW w:type="dxa" w:w="1440"/>
+          </w:tcPr>
+          <w:p>
+            <w:r>
+              <w:t>Partial scheduled</w:t>
+            </w:r>
+          </w:p>
+        </w:tc>
+        <w:tc>
+          <w:tcPr>
+            <w:tcW w:type="dxa" w:w="1440"/>
+          </w:tcPr>
+          <w:p>
+            <w:r>
+              <w:t>Medium</w:t>
+            </w:r>
+          </w:p>
+        </w:tc>
+      </w:tr>
+    </w:tbl>
+    <w:p/>
+    <w:p>
+      <w:pPr>
+        <w:pStyle w:val="Heading1"/>
+      </w:pPr>
+      <w:r>
+        <w:t>Verified Metrics Register</w:t>
       </w:r>
     </w:p>
     <w:tbl>

--- a/government-savings-automation-assessment/04-leadership/Government-Savings-Automation-Coverage-Assessment.docx
+++ b/government-savings-automation-assessment/04-leadership/Government-Savings-Automation-Coverage-Assessment.docx
@@ -2,6 +2,10 @@
 <file path=word/document.xml><?xml version="1.0" encoding="utf-8"?>
 <w:document xmlns:wpc="http://schemas.microsoft.com/office/word/2010/wordprocessingCanvas" xmlns:mo="http://schemas.microsoft.com/office/mac/office/2008/main" xmlns:mc="http://schemas.openxmlformats.org/markup-compatibility/2006" xmlns:mv="urn:schemas-microsoft-com:mac:vml" xmlns:o="urn:schemas-microsoft-com:office:office" xmlns:r="http://schemas.openxmlformats.org/officeDocument/2006/relationships" xmlns:m="http://schemas.openxmlformats.org/officeDocument/2006/math" xmlns:v="urn:schemas-microsoft-com:vml" xmlns:wp14="http://schemas.microsoft.com/office/word/2010/wordprocessingDrawing" xmlns:wp="http://schemas.openxmlformats.org/drawingml/2006/wordprocessingDrawing" xmlns:w10="urn:schemas-microsoft-com:office:word" xmlns:w="http://schemas.openxmlformats.org/wordprocessingml/2006/main" xmlns:w14="http://schemas.microsoft.com/office/word/2010/wordml" xmlns:wpg="http://schemas.microsoft.com/office/word/2010/wordprocessingGroup" xmlns:wpi="http://schemas.microsoft.com/office/word/2010/wordprocessingInk" xmlns:wne="http://schemas.microsoft.com/office/word/2006/wordml" xmlns:wps="http://schemas.microsoft.com/office/word/2010/wordprocessingShape" mc:Ignorable="w14 wp14">
   <w:body>
+    <w:p/>
+    <w:p/>
+    <w:p/>
+    <w:p/>
     <w:p>
       <w:pPr>
         <w:pStyle w:val="Title"/>
@@ -17,6 +21,7 @@
       </w:pPr>
       <w:r>
         <w:rPr>
+          <w:rFonts w:ascii="Calibri" w:hAnsi="Calibri"/>
           <w:b/>
         </w:rPr>
         <w:t>Automation Coverage &amp; CI Integration Assessment</w:t>
@@ -27,9 +32,28 @@
         <w:jc w:val="center"/>
       </w:pPr>
       <w:r>
+        <w:rPr>
+          <w:rFonts w:ascii="Calibri" w:hAnsi="Calibri"/>
+          <w:sz w:val="22"/>
+        </w:rPr>
+        <w:br/>
+        <w:t>Prepared by: Swapnil Patil</w:t>
+        <w:br/>
+        <w:t>QA Automation &amp; Quality Program Lead, Government Savings</w:t>
+        <w:br/>
+        <w:br/>
         <w:t>Assessment Date: July 20, 2026</w:t>
         <w:br/>
         <w:t>Rebuild validated: July 21, 2026</w:t>
+        <w:br/>
+        <w:t>Version: 1.1</w:t>
+        <w:br/>
+        <w:t>Classification: Confidential - Internal Use</w:t>
+      </w:r>
+    </w:p>
+    <w:p>
+      <w:r>
+        <w:br w:type="page"/>
       </w:r>
     </w:p>
     <w:p>
@@ -42,7 +66,7 @@
     </w:p>
     <w:p>
       <w:r>
-        <w:t>Government Savings automation is organized by business platform and operational activation — what is implemented, what runs on recurring schedules, and what awaits reactivation. A single GS-wide coverage percentage is not defensible. Inventory-share metrics (e.g. V2/V3 TestNG or qTest populations) appear in the technical appendix only, not as functional completeness.</w:t>
+        <w:t>Government Savings automation is organized by business platform and operational activation - what is implemented, what runs on recurring schedules, and what awaits reactivation. A single GS-wide coverage percentage is not defensible. Inventory-share metrics (e.g. V2/V3 TestNG or qTest populations) appear in the technical appendix only, not as functional completeness.</w:t>
       </w:r>
     </w:p>
     <w:p>
@@ -57,25 +81,38 @@
       <w:tblPr>
         <w:tblStyle w:val="TableGrid"/>
         <w:tblW w:type="auto" w:w="0"/>
+        <w:tblLayout w:type="autofit"/>
         <w:tblLook w:firstColumn="1" w:firstRow="1" w:lastColumn="0" w:lastRow="0" w:noHBand="0" w:noVBand="1" w:val="04A0"/>
       </w:tblPr>
       <w:tblGrid>
-        <w:gridCol w:w="1440"/>
-        <w:gridCol w:w="1440"/>
-        <w:gridCol w:w="1440"/>
-        <w:gridCol w:w="1440"/>
-        <w:gridCol w:w="1440"/>
-        <w:gridCol w:w="1440"/>
+        <w:gridCol w:w="1560"/>
+        <w:gridCol w:w="1560"/>
+        <w:gridCol w:w="1560"/>
+        <w:gridCol w:w="1560"/>
+        <w:gridCol w:w="1560"/>
+        <w:gridCol w:w="1560"/>
       </w:tblGrid>
       <w:tr>
         <w:tc>
           <w:tcPr>
-            <w:tcW w:type="dxa" w:w="1440"/>
+            <w:tcW w:type="dxa" w:w="1560"/>
+            <w:shd w:fill="003057" w:val="clear"/>
           </w:tcPr>
           <w:p>
+            <w:pPr>
+              <w:jc w:val="left"/>
+            </w:pPr>
             <w:r>
               <w:rPr>
+                <w:color w:val="FFFFFF"/>
+              </w:rPr>
+            </w:r>
+            <w:r>
+              <w:rPr>
+                <w:rFonts w:ascii="Calibri" w:hAnsi="Calibri"/>
                 <w:b/>
+                <w:color w:val="FFFFFF"/>
+                <w:sz w:val="20"/>
               </w:rPr>
               <w:t>Business area</w:t>
             </w:r>
@@ -83,12 +120,24 @@
         </w:tc>
         <w:tc>
           <w:tcPr>
-            <w:tcW w:type="dxa" w:w="1440"/>
+            <w:tcW w:type="dxa" w:w="1560"/>
+            <w:shd w:fill="003057" w:val="clear"/>
           </w:tcPr>
           <w:p>
+            <w:pPr>
+              <w:jc w:val="left"/>
+            </w:pPr>
             <w:r>
               <w:rPr>
+                <w:color w:val="FFFFFF"/>
+              </w:rPr>
+            </w:r>
+            <w:r>
+              <w:rPr>
+                <w:rFonts w:ascii="Calibri" w:hAnsi="Calibri"/>
                 <w:b/>
+                <w:color w:val="FFFFFF"/>
+                <w:sz w:val="20"/>
               </w:rPr>
               <w:t>Sub-area</w:t>
             </w:r>
@@ -96,12 +145,24 @@
         </w:tc>
         <w:tc>
           <w:tcPr>
-            <w:tcW w:type="dxa" w:w="1440"/>
+            <w:tcW w:type="dxa" w:w="1560"/>
+            <w:shd w:fill="003057" w:val="clear"/>
           </w:tcPr>
           <w:p>
+            <w:pPr>
+              <w:jc w:val="left"/>
+            </w:pPr>
             <w:r>
               <w:rPr>
+                <w:color w:val="FFFFFF"/>
+              </w:rPr>
+            </w:r>
+            <w:r>
+              <w:rPr>
+                <w:rFonts w:ascii="Calibri" w:hAnsi="Calibri"/>
                 <w:b/>
+                <w:color w:val="FFFFFF"/>
+                <w:sz w:val="20"/>
               </w:rPr>
               <w:t>Position</w:t>
             </w:r>
@@ -109,12 +170,24 @@
         </w:tc>
         <w:tc>
           <w:tcPr>
-            <w:tcW w:type="dxa" w:w="1440"/>
+            <w:tcW w:type="dxa" w:w="1560"/>
+            <w:shd w:fill="003057" w:val="clear"/>
           </w:tcPr>
           <w:p>
+            <w:pPr>
+              <w:jc w:val="left"/>
+            </w:pPr>
             <w:r>
               <w:rPr>
+                <w:color w:val="FFFFFF"/>
+              </w:rPr>
+            </w:r>
+            <w:r>
+              <w:rPr>
+                <w:rFonts w:ascii="Calibri" w:hAnsi="Calibri"/>
                 <w:b/>
+                <w:color w:val="FFFFFF"/>
+                <w:sz w:val="20"/>
               </w:rPr>
               <w:t>Implementation</w:t>
             </w:r>
@@ -122,12 +195,24 @@
         </w:tc>
         <w:tc>
           <w:tcPr>
-            <w:tcW w:type="dxa" w:w="1440"/>
+            <w:tcW w:type="dxa" w:w="1560"/>
+            <w:shd w:fill="003057" w:val="clear"/>
           </w:tcPr>
           <w:p>
+            <w:pPr>
+              <w:jc w:val="left"/>
+            </w:pPr>
             <w:r>
               <w:rPr>
+                <w:color w:val="FFFFFF"/>
+              </w:rPr>
+            </w:r>
+            <w:r>
+              <w:rPr>
+                <w:rFonts w:ascii="Calibri" w:hAnsi="Calibri"/>
                 <w:b/>
+                <w:color w:val="FFFFFF"/>
+                <w:sz w:val="20"/>
               </w:rPr>
               <w:t>Scheduled</w:t>
             </w:r>
@@ -135,12 +220,24 @@
         </w:tc>
         <w:tc>
           <w:tcPr>
-            <w:tcW w:type="dxa" w:w="1440"/>
+            <w:tcW w:type="dxa" w:w="1560"/>
+            <w:shd w:fill="003057" w:val="clear"/>
           </w:tcPr>
           <w:p>
+            <w:pPr>
+              <w:jc w:val="left"/>
+            </w:pPr>
             <w:r>
               <w:rPr>
+                <w:color w:val="FFFFFF"/>
+              </w:rPr>
+            </w:r>
+            <w:r>
+              <w:rPr>
+                <w:rFonts w:ascii="Calibri" w:hAnsi="Calibri"/>
                 <w:b/>
+                <w:color w:val="FFFFFF"/>
+                <w:sz w:val="20"/>
               </w:rPr>
               <w:t>Confidence</w:t>
             </w:r>
@@ -150,60 +247,120 @@
       <w:tr>
         <w:tc>
           <w:tcPr>
-            <w:tcW w:type="dxa" w:w="1440"/>
+            <w:tcW w:type="dxa" w:w="1560"/>
           </w:tcPr>
           <w:p>
+            <w:pPr>
+              <w:spacing w:after="40"/>
+              <w:jc w:val="left"/>
+            </w:pPr>
+            <w:r/>
             <w:r>
+              <w:rPr>
+                <w:rFonts w:ascii="Calibri" w:hAnsi="Calibri"/>
+                <w:b w:val="0"/>
+                <w:sz w:val="18"/>
+              </w:rPr>
               <w:t>Unite MSC</w:t>
             </w:r>
           </w:p>
         </w:tc>
         <w:tc>
           <w:tcPr>
-            <w:tcW w:type="dxa" w:w="1440"/>
+            <w:tcW w:type="dxa" w:w="1560"/>
           </w:tcPr>
           <w:p>
+            <w:pPr>
+              <w:spacing w:after="40"/>
+              <w:jc w:val="left"/>
+            </w:pPr>
+            <w:r/>
             <w:r>
+              <w:rPr>
+                <w:rFonts w:ascii="Calibri" w:hAnsi="Calibri"/>
+                <w:b w:val="0"/>
+                <w:sz w:val="18"/>
+              </w:rPr>
               <w:t>Mobile 2 API</w:t>
             </w:r>
           </w:p>
         </w:tc>
         <w:tc>
           <w:tcPr>
-            <w:tcW w:type="dxa" w:w="1440"/>
+            <w:tcW w:type="dxa" w:w="1560"/>
           </w:tcPr>
           <w:p>
+            <w:pPr>
+              <w:spacing w:after="40"/>
+              <w:jc w:val="left"/>
+            </w:pPr>
+            <w:r/>
             <w:r>
-              <w:t>Mobile 2 automation is complete for the currently defined automatable business scope; dest…</w:t>
+              <w:rPr>
+                <w:rFonts w:ascii="Calibri" w:hAnsi="Calibri"/>
+                <w:b w:val="0"/>
+                <w:sz w:val="18"/>
+              </w:rPr>
+              <w:t>Mobile 2 automation is complete for the currently defined automatable business scope; destructive op...</w:t>
             </w:r>
           </w:p>
         </w:tc>
         <w:tc>
           <w:tcPr>
-            <w:tcW w:type="dxa" w:w="1440"/>
+            <w:tcW w:type="dxa" w:w="1560"/>
           </w:tcPr>
           <w:p>
+            <w:pPr>
+              <w:spacing w:after="40"/>
+              <w:jc w:val="left"/>
+            </w:pPr>
+            <w:r/>
             <w:r>
+              <w:rPr>
+                <w:rFonts w:ascii="Calibri" w:hAnsi="Calibri"/>
+                <w:b w:val="0"/>
+                <w:sz w:val="18"/>
+              </w:rPr>
               <w:t>Complete for automatable scope</w:t>
             </w:r>
           </w:p>
         </w:tc>
         <w:tc>
           <w:tcPr>
-            <w:tcW w:type="dxa" w:w="1440"/>
+            <w:tcW w:type="dxa" w:w="1560"/>
           </w:tcPr>
           <w:p>
+            <w:pPr>
+              <w:spacing w:after="40"/>
+              <w:jc w:val="left"/>
+            </w:pPr>
+            <w:r/>
             <w:r>
-              <w:t>Not scheduled — QA-1405 pending</w:t>
+              <w:rPr>
+                <w:rFonts w:ascii="Calibri" w:hAnsi="Calibri"/>
+                <w:b w:val="0"/>
+                <w:sz w:val="18"/>
+              </w:rPr>
+              <w:t>Not scheduled - QA-1405 pending</w:t>
             </w:r>
           </w:p>
         </w:tc>
         <w:tc>
           <w:tcPr>
-            <w:tcW w:type="dxa" w:w="1440"/>
+            <w:tcW w:type="dxa" w:w="1560"/>
           </w:tcPr>
           <w:p>
+            <w:pPr>
+              <w:spacing w:after="40"/>
+              <w:jc w:val="left"/>
+            </w:pPr>
+            <w:r/>
             <w:r>
+              <w:rPr>
+                <w:rFonts w:ascii="Calibri" w:hAnsi="Calibri"/>
+                <w:b w:val="0"/>
+                <w:sz w:val="18"/>
+              </w:rPr>
               <w:t>High</w:t>
             </w:r>
           </w:p>
@@ -212,60 +369,126 @@
       <w:tr>
         <w:tc>
           <w:tcPr>
-            <w:tcW w:type="dxa" w:w="1440"/>
+            <w:tcW w:type="dxa" w:w="1560"/>
+            <w:shd w:fill="ECEFF1" w:val="clear"/>
           </w:tcPr>
           <w:p>
+            <w:pPr>
+              <w:spacing w:after="40"/>
+              <w:jc w:val="left"/>
+            </w:pPr>
+            <w:r/>
             <w:r>
+              <w:rPr>
+                <w:rFonts w:ascii="Calibri" w:hAnsi="Calibri"/>
+                <w:b w:val="0"/>
+                <w:sz w:val="18"/>
+              </w:rPr>
               <w:t>Unite MSC</w:t>
             </w:r>
           </w:p>
         </w:tc>
         <w:tc>
           <w:tcPr>
-            <w:tcW w:type="dxa" w:w="1440"/>
+            <w:tcW w:type="dxa" w:w="1560"/>
+            <w:shd w:fill="ECEFF1" w:val="clear"/>
           </w:tcPr>
           <w:p>
+            <w:pPr>
+              <w:spacing w:after="40"/>
+              <w:jc w:val="left"/>
+            </w:pPr>
+            <w:r/>
             <w:r>
+              <w:rPr>
+                <w:rFonts w:ascii="Calibri" w:hAnsi="Calibri"/>
+                <w:b w:val="0"/>
+                <w:sz w:val="18"/>
+              </w:rPr>
               <w:t>Mobile 2 API</w:t>
             </w:r>
           </w:p>
         </w:tc>
         <w:tc>
           <w:tcPr>
-            <w:tcW w:type="dxa" w:w="1440"/>
+            <w:tcW w:type="dxa" w:w="1560"/>
+            <w:shd w:fill="ECEFF1" w:val="clear"/>
           </w:tcPr>
           <w:p>
+            <w:pPr>
+              <w:spacing w:after="40"/>
+              <w:jc w:val="left"/>
+            </w:pPr>
+            <w:r/>
             <w:r>
-              <w:t>Near-complete for documented business scope; harness endpoint excluded from automation num…</w:t>
+              <w:rPr>
+                <w:rFonts w:ascii="Calibri" w:hAnsi="Calibri"/>
+                <w:b w:val="0"/>
+                <w:sz w:val="18"/>
+              </w:rPr>
+              <w:t>Near-complete for documented business scope; harness endpoint excluded from automation numerator by ...</w:t>
             </w:r>
           </w:p>
         </w:tc>
         <w:tc>
           <w:tcPr>
-            <w:tcW w:type="dxa" w:w="1440"/>
+            <w:tcW w:type="dxa" w:w="1560"/>
+            <w:shd w:fill="ECEFF1" w:val="clear"/>
           </w:tcPr>
           <w:p>
+            <w:pPr>
+              <w:spacing w:after="40"/>
+              <w:jc w:val="left"/>
+            </w:pPr>
+            <w:r/>
             <w:r>
+              <w:rPr>
+                <w:rFonts w:ascii="Calibri" w:hAnsi="Calibri"/>
+                <w:b w:val="0"/>
+                <w:sz w:val="18"/>
+              </w:rPr>
               <w:t>24/25 implemented</w:t>
             </w:r>
           </w:p>
         </w:tc>
         <w:tc>
           <w:tcPr>
-            <w:tcW w:type="dxa" w:w="1440"/>
+            <w:tcW w:type="dxa" w:w="1560"/>
+            <w:shd w:fill="ECEFF1" w:val="clear"/>
           </w:tcPr>
           <w:p>
+            <w:pPr>
+              <w:spacing w:after="40"/>
+              <w:jc w:val="left"/>
+            </w:pPr>
+            <w:r/>
             <w:r>
+              <w:rPr>
+                <w:rFonts w:ascii="Calibri" w:hAnsi="Calibri"/>
+                <w:b w:val="0"/>
+                <w:sz w:val="18"/>
+              </w:rPr>
               <w:t>Not scheduled</w:t>
             </w:r>
           </w:p>
         </w:tc>
         <w:tc>
           <w:tcPr>
-            <w:tcW w:type="dxa" w:w="1440"/>
+            <w:tcW w:type="dxa" w:w="1560"/>
+            <w:shd w:fill="ECEFF1" w:val="clear"/>
           </w:tcPr>
           <w:p>
+            <w:pPr>
+              <w:spacing w:after="40"/>
+              <w:jc w:val="left"/>
+            </w:pPr>
+            <w:r/>
             <w:r>
+              <w:rPr>
+                <w:rFonts w:ascii="Calibri" w:hAnsi="Calibri"/>
+                <w:b w:val="0"/>
+                <w:sz w:val="18"/>
+              </w:rPr>
               <w:t>High</w:t>
             </w:r>
           </w:p>
@@ -274,60 +497,120 @@
       <w:tr>
         <w:tc>
           <w:tcPr>
-            <w:tcW w:type="dxa" w:w="1440"/>
+            <w:tcW w:type="dxa" w:w="1560"/>
           </w:tcPr>
           <w:p>
+            <w:pPr>
+              <w:spacing w:after="40"/>
+              <w:jc w:val="left"/>
+            </w:pPr>
+            <w:r/>
             <w:r>
+              <w:rPr>
+                <w:rFonts w:ascii="Calibri" w:hAnsi="Calibri"/>
+                <w:b w:val="0"/>
+                <w:sz w:val="18"/>
+              </w:rPr>
               <w:t>Unite MSC</w:t>
             </w:r>
           </w:p>
         </w:tc>
         <w:tc>
           <w:tcPr>
-            <w:tcW w:type="dxa" w:w="1440"/>
+            <w:tcW w:type="dxa" w:w="1560"/>
           </w:tcPr>
           <w:p>
+            <w:pPr>
+              <w:spacing w:after="40"/>
+              <w:jc w:val="left"/>
+            </w:pPr>
+            <w:r/>
             <w:r>
+              <w:rPr>
+                <w:rFonts w:ascii="Calibri" w:hAnsi="Calibri"/>
+                <w:b w:val="0"/>
+                <w:sz w:val="18"/>
+              </w:rPr>
               <w:t>Mobile 1 API</w:t>
             </w:r>
           </w:p>
         </w:tc>
         <w:tc>
           <w:tcPr>
-            <w:tcW w:type="dxa" w:w="1440"/>
+            <w:tcW w:type="dxa" w:w="1560"/>
           </w:tcPr>
           <w:p>
+            <w:pPr>
+              <w:spacing w:after="40"/>
+              <w:jc w:val="left"/>
+            </w:pPr>
+            <w:r/>
             <w:r>
+              <w:rPr>
+                <w:rFonts w:ascii="Calibri" w:hAnsi="Calibri"/>
+                <w:b w:val="0"/>
+                <w:sz w:val="18"/>
+              </w:rPr>
               <w:t>Partial coverage with expansion in progress on owner profile beneficiary and bank routing</w:t>
             </w:r>
           </w:p>
         </w:tc>
         <w:tc>
           <w:tcPr>
-            <w:tcW w:type="dxa" w:w="1440"/>
+            <w:tcW w:type="dxa" w:w="1560"/>
           </w:tcPr>
           <w:p>
+            <w:pPr>
+              <w:spacing w:after="40"/>
+              <w:jc w:val="left"/>
+            </w:pPr>
+            <w:r/>
             <w:r>
-              <w:t>Partial — sprint expansion</w:t>
+              <w:rPr>
+                <w:rFonts w:ascii="Calibri" w:hAnsi="Calibri"/>
+                <w:b w:val="0"/>
+                <w:sz w:val="18"/>
+              </w:rPr>
+              <w:t>Partial - sprint expansion</w:t>
             </w:r>
           </w:p>
         </w:tc>
         <w:tc>
           <w:tcPr>
-            <w:tcW w:type="dxa" w:w="1440"/>
+            <w:tcW w:type="dxa" w:w="1560"/>
           </w:tcPr>
           <w:p>
+            <w:pPr>
+              <w:spacing w:after="40"/>
+              <w:jc w:val="left"/>
+            </w:pPr>
+            <w:r/>
             <w:r>
+              <w:rPr>
+                <w:rFonts w:ascii="Calibri" w:hAnsi="Calibri"/>
+                <w:b w:val="0"/>
+                <w:sz w:val="18"/>
+              </w:rPr>
               <w:t>Not scheduled</w:t>
             </w:r>
           </w:p>
         </w:tc>
         <w:tc>
           <w:tcPr>
-            <w:tcW w:type="dxa" w:w="1440"/>
+            <w:tcW w:type="dxa" w:w="1560"/>
           </w:tcPr>
           <w:p>
+            <w:pPr>
+              <w:spacing w:after="40"/>
+              <w:jc w:val="left"/>
+            </w:pPr>
+            <w:r/>
             <w:r>
+              <w:rPr>
+                <w:rFonts w:ascii="Calibri" w:hAnsi="Calibri"/>
+                <w:b w:val="0"/>
+                <w:sz w:val="18"/>
+              </w:rPr>
               <w:t>High</w:t>
             </w:r>
           </w:p>
@@ -336,60 +619,126 @@
       <w:tr>
         <w:tc>
           <w:tcPr>
-            <w:tcW w:type="dxa" w:w="1440"/>
+            <w:tcW w:type="dxa" w:w="1560"/>
+            <w:shd w:fill="ECEFF1" w:val="clear"/>
           </w:tcPr>
           <w:p>
+            <w:pPr>
+              <w:spacing w:after="40"/>
+              <w:jc w:val="left"/>
+            </w:pPr>
+            <w:r/>
             <w:r>
+              <w:rPr>
+                <w:rFonts w:ascii="Calibri" w:hAnsi="Calibri"/>
+                <w:b w:val="0"/>
+                <w:sz w:val="18"/>
+              </w:rPr>
               <w:t>Unite MSC</w:t>
             </w:r>
           </w:p>
         </w:tc>
         <w:tc>
           <w:tcPr>
-            <w:tcW w:type="dxa" w:w="1440"/>
+            <w:tcW w:type="dxa" w:w="1560"/>
+            <w:shd w:fill="ECEFF1" w:val="clear"/>
           </w:tcPr>
           <w:p>
+            <w:pPr>
+              <w:spacing w:after="40"/>
+              <w:jc w:val="left"/>
+            </w:pPr>
+            <w:r/>
             <w:r>
+              <w:rPr>
+                <w:rFonts w:ascii="Calibri" w:hAnsi="Calibri"/>
+                <w:b w:val="0"/>
+                <w:sz w:val="18"/>
+              </w:rPr>
               <w:t>Mobile Enrollment API</w:t>
             </w:r>
           </w:p>
         </w:tc>
         <w:tc>
           <w:tcPr>
-            <w:tcW w:type="dxa" w:w="1440"/>
+            <w:tcW w:type="dxa" w:w="1560"/>
+            <w:shd w:fill="ECEFF1" w:val="clear"/>
           </w:tcPr>
           <w:p>
+            <w:pPr>
+              <w:spacing w:after="40"/>
+              <w:jc w:val="left"/>
+            </w:pPr>
+            <w:r/>
             <w:r>
+              <w:rPr>
+                <w:rFonts w:ascii="Calibri" w:hAnsi="Calibri"/>
+                <w:b w:val="0"/>
+                <w:sz w:val="18"/>
+              </w:rPr>
               <w:t>Pilot framework in place; endpoint inventory and automation scope not yet enumerated</w:t>
             </w:r>
           </w:p>
         </w:tc>
         <w:tc>
           <w:tcPr>
-            <w:tcW w:type="dxa" w:w="1440"/>
+            <w:tcW w:type="dxa" w:w="1560"/>
+            <w:shd w:fill="ECEFF1" w:val="clear"/>
           </w:tcPr>
           <w:p>
+            <w:pPr>
+              <w:spacing w:after="40"/>
+              <w:jc w:val="left"/>
+            </w:pPr>
+            <w:r/>
             <w:r>
+              <w:rPr>
+                <w:rFonts w:ascii="Calibri" w:hAnsi="Calibri"/>
+                <w:b w:val="0"/>
+                <w:sz w:val="18"/>
+              </w:rPr>
               <w:t>Bootstrap smoke only</w:t>
             </w:r>
           </w:p>
         </w:tc>
         <w:tc>
           <w:tcPr>
-            <w:tcW w:type="dxa" w:w="1440"/>
+            <w:tcW w:type="dxa" w:w="1560"/>
+            <w:shd w:fill="ECEFF1" w:val="clear"/>
           </w:tcPr>
           <w:p>
+            <w:pPr>
+              <w:spacing w:after="40"/>
+              <w:jc w:val="left"/>
+            </w:pPr>
+            <w:r/>
             <w:r>
+              <w:rPr>
+                <w:rFonts w:ascii="Calibri" w:hAnsi="Calibri"/>
+                <w:b w:val="0"/>
+                <w:sz w:val="18"/>
+              </w:rPr>
               <w:t>Not scheduled</w:t>
             </w:r>
           </w:p>
         </w:tc>
         <w:tc>
           <w:tcPr>
-            <w:tcW w:type="dxa" w:w="1440"/>
+            <w:tcW w:type="dxa" w:w="1560"/>
+            <w:shd w:fill="ECEFF1" w:val="clear"/>
           </w:tcPr>
           <w:p>
+            <w:pPr>
+              <w:spacing w:after="40"/>
+              <w:jc w:val="left"/>
+            </w:pPr>
+            <w:r/>
             <w:r>
+              <w:rPr>
+                <w:rFonts w:ascii="Calibri" w:hAnsi="Calibri"/>
+                <w:b w:val="0"/>
+                <w:sz w:val="18"/>
+              </w:rPr>
               <w:t>Medium</w:t>
             </w:r>
           </w:p>
@@ -398,60 +747,120 @@
       <w:tr>
         <w:tc>
           <w:tcPr>
-            <w:tcW w:type="dxa" w:w="1440"/>
+            <w:tcW w:type="dxa" w:w="1560"/>
           </w:tcPr>
           <w:p>
+            <w:pPr>
+              <w:spacing w:after="40"/>
+              <w:jc w:val="left"/>
+            </w:pPr>
+            <w:r/>
             <w:r>
+              <w:rPr>
+                <w:rFonts w:ascii="Calibri" w:hAnsi="Calibri"/>
+                <w:b w:val="0"/>
+                <w:sz w:val="18"/>
+              </w:rPr>
               <w:t>Unite MSC</w:t>
             </w:r>
           </w:p>
         </w:tc>
         <w:tc>
           <w:tcPr>
-            <w:tcW w:type="dxa" w:w="1440"/>
+            <w:tcW w:type="dxa" w:w="1560"/>
           </w:tcPr>
           <w:p>
+            <w:pPr>
+              <w:spacing w:after="40"/>
+              <w:jc w:val="left"/>
+            </w:pPr>
+            <w:r/>
             <w:r>
+              <w:rPr>
+                <w:rFonts w:ascii="Calibri" w:hAnsi="Calibri"/>
+                <w:b w:val="0"/>
+                <w:sz w:val="18"/>
+              </w:rPr>
               <w:t>UniteMSC microservices</w:t>
             </w:r>
           </w:p>
         </w:tc>
         <w:tc>
           <w:tcPr>
-            <w:tcW w:type="dxa" w:w="1440"/>
+            <w:tcW w:type="dxa" w:w="1560"/>
           </w:tcPr>
           <w:p>
+            <w:pPr>
+              <w:spacing w:after="40"/>
+              <w:jc w:val="left"/>
+            </w:pPr>
+            <w:r/>
             <w:r>
+              <w:rPr>
+                <w:rFonts w:ascii="Calibri" w:hAnsi="Calibri"/>
+                <w:b w:val="0"/>
+                <w:sz w:val="18"/>
+              </w:rPr>
               <w:t>Service acceptance automation exists; not a substitute for BFF API regression</w:t>
             </w:r>
           </w:p>
         </w:tc>
         <w:tc>
           <w:tcPr>
-            <w:tcW w:type="dxa" w:w="1440"/>
+            <w:tcW w:type="dxa" w:w="1560"/>
           </w:tcPr>
           <w:p>
+            <w:pPr>
+              <w:spacing w:after="40"/>
+              <w:jc w:val="left"/>
+            </w:pPr>
+            <w:r/>
             <w:r>
+              <w:rPr>
+                <w:rFonts w:ascii="Calibri" w:hAnsi="Calibri"/>
+                <w:b w:val="0"/>
+                <w:sz w:val="18"/>
+              </w:rPr>
               <w:t>Substantial service-level assets</w:t>
             </w:r>
           </w:p>
         </w:tc>
         <w:tc>
           <w:tcPr>
-            <w:tcW w:type="dxa" w:w="1440"/>
+            <w:tcW w:type="dxa" w:w="1560"/>
           </w:tcPr>
           <w:p>
+            <w:pPr>
+              <w:spacing w:after="40"/>
+              <w:jc w:val="left"/>
+            </w:pPr>
+            <w:r/>
             <w:r>
+              <w:rPr>
+                <w:rFonts w:ascii="Calibri" w:hAnsi="Calibri"/>
+                <w:b w:val="0"/>
+                <w:sz w:val="18"/>
+              </w:rPr>
               <w:t>Per-repo GitLab pipeline</w:t>
             </w:r>
           </w:p>
         </w:tc>
         <w:tc>
           <w:tcPr>
-            <w:tcW w:type="dxa" w:w="1440"/>
+            <w:tcW w:type="dxa" w:w="1560"/>
           </w:tcPr>
           <w:p>
+            <w:pPr>
+              <w:spacing w:after="40"/>
+              <w:jc w:val="left"/>
+            </w:pPr>
+            <w:r/>
             <w:r>
+              <w:rPr>
+                <w:rFonts w:ascii="Calibri" w:hAnsi="Calibri"/>
+                <w:b w:val="0"/>
+                <w:sz w:val="18"/>
+              </w:rPr>
               <w:t>Medium</w:t>
             </w:r>
           </w:p>
@@ -460,60 +869,126 @@
       <w:tr>
         <w:tc>
           <w:tcPr>
-            <w:tcW w:type="dxa" w:w="1440"/>
+            <w:tcW w:type="dxa" w:w="1560"/>
+            <w:shd w:fill="ECEFF1" w:val="clear"/>
           </w:tcPr>
           <w:p>
+            <w:pPr>
+              <w:spacing w:after="40"/>
+              <w:jc w:val="left"/>
+            </w:pPr>
+            <w:r/>
             <w:r>
+              <w:rPr>
+                <w:rFonts w:ascii="Calibri" w:hAnsi="Calibri"/>
+                <w:b w:val="0"/>
+                <w:sz w:val="18"/>
+              </w:rPr>
               <w:t>Unite MSC</w:t>
             </w:r>
           </w:p>
         </w:tc>
         <w:tc>
           <w:tcPr>
-            <w:tcW w:type="dxa" w:w="1440"/>
+            <w:tcW w:type="dxa" w:w="1560"/>
+            <w:shd w:fill="ECEFF1" w:val="clear"/>
           </w:tcPr>
           <w:p>
+            <w:pPr>
+              <w:spacing w:after="40"/>
+              <w:jc w:val="left"/>
+            </w:pPr>
+            <w:r/>
             <w:r>
+              <w:rPr>
+                <w:rFonts w:ascii="Calibri" w:hAnsi="Calibri"/>
+                <w:b w:val="0"/>
+                <w:sz w:val="18"/>
+              </w:rPr>
               <w:t>Application source code</w:t>
             </w:r>
           </w:p>
         </w:tc>
         <w:tc>
           <w:tcPr>
-            <w:tcW w:type="dxa" w:w="1440"/>
+            <w:tcW w:type="dxa" w:w="1560"/>
+            <w:shd w:fill="ECEFF1" w:val="clear"/>
           </w:tcPr>
           <w:p>
+            <w:pPr>
+              <w:spacing w:after="40"/>
+              <w:jc w:val="left"/>
+            </w:pPr>
+            <w:r/>
             <w:r>
+              <w:rPr>
+                <w:rFonts w:ascii="Calibri" w:hAnsi="Calibri"/>
+                <w:b w:val="0"/>
+                <w:sz w:val="18"/>
+              </w:rPr>
               <w:t>Application line coverage separate from business automation; no coverage-delta MR gate</w:t>
             </w:r>
           </w:p>
         </w:tc>
         <w:tc>
           <w:tcPr>
-            <w:tcW w:type="dxa" w:w="1440"/>
+            <w:tcW w:type="dxa" w:w="1560"/>
+            <w:shd w:fill="ECEFF1" w:val="clear"/>
           </w:tcPr>
           <w:p>
+            <w:pPr>
+              <w:spacing w:after="40"/>
+              <w:jc w:val="left"/>
+            </w:pPr>
+            <w:r/>
             <w:r>
+              <w:rPr>
+                <w:rFonts w:ascii="Calibri" w:hAnsi="Calibri"/>
+                <w:b w:val="0"/>
+                <w:sz w:val="18"/>
+              </w:rPr>
               <w:t>Generated in CI</w:t>
             </w:r>
           </w:p>
         </w:tc>
         <w:tc>
           <w:tcPr>
-            <w:tcW w:type="dxa" w:w="1440"/>
+            <w:tcW w:type="dxa" w:w="1560"/>
+            <w:shd w:fill="ECEFF1" w:val="clear"/>
           </w:tcPr>
           <w:p>
+            <w:pPr>
+              <w:spacing w:after="40"/>
+              <w:jc w:val="left"/>
+            </w:pPr>
+            <w:r/>
             <w:r>
+              <w:rPr>
+                <w:rFonts w:ascii="Calibri" w:hAnsi="Calibri"/>
+                <w:b w:val="0"/>
+                <w:sz w:val="18"/>
+              </w:rPr>
               <w:t>Service build/test gate</w:t>
             </w:r>
           </w:p>
         </w:tc>
         <w:tc>
           <w:tcPr>
-            <w:tcW w:type="dxa" w:w="1440"/>
+            <w:tcW w:type="dxa" w:w="1560"/>
+            <w:shd w:fill="ECEFF1" w:val="clear"/>
           </w:tcPr>
           <w:p>
+            <w:pPr>
+              <w:spacing w:after="40"/>
+              <w:jc w:val="left"/>
+            </w:pPr>
+            <w:r/>
             <w:r>
+              <w:rPr>
+                <w:rFonts w:ascii="Calibri" w:hAnsi="Calibri"/>
+                <w:b w:val="0"/>
+                <w:sz w:val="18"/>
+              </w:rPr>
               <w:t>High</w:t>
             </w:r>
           </w:p>
@@ -522,60 +997,120 @@
       <w:tr>
         <w:tc>
           <w:tcPr>
-            <w:tcW w:type="dxa" w:w="1440"/>
+            <w:tcW w:type="dxa" w:w="1560"/>
           </w:tcPr>
           <w:p>
+            <w:pPr>
+              <w:spacing w:after="40"/>
+              <w:jc w:val="left"/>
+            </w:pPr>
+            <w:r/>
             <w:r>
+              <w:rPr>
+                <w:rFonts w:ascii="Calibri" w:hAnsi="Calibri"/>
+                <w:b w:val="0"/>
+                <w:sz w:val="18"/>
+              </w:rPr>
               <w:t>Unite MSC</w:t>
             </w:r>
           </w:p>
         </w:tc>
         <w:tc>
           <w:tcPr>
-            <w:tcW w:type="dxa" w:w="1440"/>
+            <w:tcW w:type="dxa" w:w="1560"/>
           </w:tcPr>
           <w:p>
+            <w:pPr>
+              <w:spacing w:after="40"/>
+              <w:jc w:val="left"/>
+            </w:pPr>
+            <w:r/>
             <w:r>
+              <w:rPr>
+                <w:rFonts w:ascii="Calibri" w:hAnsi="Calibri"/>
+                <w:b w:val="0"/>
+                <w:sz w:val="18"/>
+              </w:rPr>
               <w:t>GitHub Actions</w:t>
             </w:r>
           </w:p>
         </w:tc>
         <w:tc>
           <w:tcPr>
-            <w:tcW w:type="dxa" w:w="1440"/>
+            <w:tcW w:type="dxa" w:w="1560"/>
           </w:tcPr>
           <w:p>
+            <w:pPr>
+              <w:spacing w:after="40"/>
+              <w:jc w:val="left"/>
+            </w:pPr>
+            <w:r/>
             <w:r>
-              <w:t>Deployment validation — not nightly business regression</w:t>
+              <w:rPr>
+                <w:rFonts w:ascii="Calibri" w:hAnsi="Calibri"/>
+                <w:b w:val="0"/>
+                <w:sz w:val="18"/>
+              </w:rPr>
+              <w:t>Deployment validation - not nightly business regression</w:t>
             </w:r>
           </w:p>
         </w:tc>
         <w:tc>
           <w:tcPr>
-            <w:tcW w:type="dxa" w:w="1440"/>
+            <w:tcW w:type="dxa" w:w="1560"/>
           </w:tcPr>
           <w:p>
+            <w:pPr>
+              <w:spacing w:after="40"/>
+              <w:jc w:val="left"/>
+            </w:pPr>
+            <w:r/>
             <w:r>
+              <w:rPr>
+                <w:rFonts w:ascii="Calibri" w:hAnsi="Calibri"/>
+                <w:b w:val="0"/>
+                <w:sz w:val="18"/>
+              </w:rPr>
               <w:t>Deployment slice validated</w:t>
             </w:r>
           </w:p>
         </w:tc>
         <w:tc>
           <w:tcPr>
-            <w:tcW w:type="dxa" w:w="1440"/>
+            <w:tcW w:type="dxa" w:w="1560"/>
           </w:tcPr>
           <w:p>
+            <w:pPr>
+              <w:spacing w:after="40"/>
+              <w:jc w:val="left"/>
+            </w:pPr>
+            <w:r/>
             <w:r>
+              <w:rPr>
+                <w:rFonts w:ascii="Calibri" w:hAnsi="Calibri"/>
+                <w:b w:val="0"/>
+                <w:sz w:val="18"/>
+              </w:rPr>
               <w:t>Workflow not in clone</w:t>
             </w:r>
           </w:p>
         </w:tc>
         <w:tc>
           <w:tcPr>
-            <w:tcW w:type="dxa" w:w="1440"/>
+            <w:tcW w:type="dxa" w:w="1560"/>
           </w:tcPr>
           <w:p>
+            <w:pPr>
+              <w:spacing w:after="40"/>
+              <w:jc w:val="left"/>
+            </w:pPr>
+            <w:r/>
             <w:r>
+              <w:rPr>
+                <w:rFonts w:ascii="Calibri" w:hAnsi="Calibri"/>
+                <w:b w:val="0"/>
+                <w:sz w:val="18"/>
+              </w:rPr>
               <w:t>Medium</w:t>
             </w:r>
           </w:p>
@@ -584,60 +1119,126 @@
       <w:tr>
         <w:tc>
           <w:tcPr>
-            <w:tcW w:type="dxa" w:w="1440"/>
+            <w:tcW w:type="dxa" w:w="1560"/>
+            <w:shd w:fill="ECEFF1" w:val="clear"/>
           </w:tcPr>
           <w:p>
+            <w:pPr>
+              <w:spacing w:after="40"/>
+              <w:jc w:val="left"/>
+            </w:pPr>
+            <w:r/>
             <w:r>
+              <w:rPr>
+                <w:rFonts w:ascii="Calibri" w:hAnsi="Calibri"/>
+                <w:b w:val="0"/>
+                <w:sz w:val="18"/>
+              </w:rPr>
               <w:t>Universal Platform</w:t>
             </w:r>
           </w:p>
         </w:tc>
         <w:tc>
           <w:tcPr>
-            <w:tcW w:type="dxa" w:w="1440"/>
+            <w:tcW w:type="dxa" w:w="1560"/>
+            <w:shd w:fill="ECEFF1" w:val="clear"/>
           </w:tcPr>
           <w:p>
+            <w:pPr>
+              <w:spacing w:after="40"/>
+              <w:jc w:val="left"/>
+            </w:pPr>
+            <w:r/>
             <w:r>
+              <w:rPr>
+                <w:rFonts w:ascii="Calibri" w:hAnsi="Calibri"/>
+                <w:b w:val="0"/>
+                <w:sz w:val="18"/>
+              </w:rPr>
               <w:t>Universal Enrollment</w:t>
             </w:r>
           </w:p>
         </w:tc>
         <w:tc>
           <w:tcPr>
-            <w:tcW w:type="dxa" w:w="1440"/>
+            <w:tcW w:type="dxa" w:w="1560"/>
+            <w:shd w:fill="ECEFF1" w:val="clear"/>
           </w:tcPr>
           <w:p>
+            <w:pPr>
+              <w:spacing w:after="40"/>
+              <w:jc w:val="left"/>
+            </w:pPr>
+            <w:r/>
             <w:r>
+              <w:rPr>
+                <w:rFonts w:ascii="Calibri" w:hAnsi="Calibri"/>
+                <w:b w:val="0"/>
+                <w:sz w:val="18"/>
+              </w:rPr>
               <w:t>Majority of current high-priority enrollment journeys automated in Modern Unite nightly</w:t>
             </w:r>
           </w:p>
         </w:tc>
         <w:tc>
           <w:tcPr>
-            <w:tcW w:type="dxa" w:w="1440"/>
+            <w:tcW w:type="dxa" w:w="1560"/>
+            <w:shd w:fill="ECEFF1" w:val="clear"/>
           </w:tcPr>
           <w:p>
+            <w:pPr>
+              <w:spacing w:after="40"/>
+              <w:jc w:val="left"/>
+            </w:pPr>
+            <w:r/>
             <w:r>
+              <w:rPr>
+                <w:rFonts w:ascii="Calibri" w:hAnsi="Calibri"/>
+                <w:b w:val="0"/>
+                <w:sz w:val="18"/>
+              </w:rPr>
               <w:t>Near-complete for approved regression scope</w:t>
             </w:r>
           </w:p>
         </w:tc>
         <w:tc>
           <w:tcPr>
-            <w:tcW w:type="dxa" w:w="1440"/>
+            <w:tcW w:type="dxa" w:w="1560"/>
+            <w:shd w:fill="ECEFF1" w:val="clear"/>
           </w:tcPr>
           <w:p>
+            <w:pPr>
+              <w:spacing w:after="40"/>
+              <w:jc w:val="left"/>
+            </w:pPr>
+            <w:r/>
             <w:r>
+              <w:rPr>
+                <w:rFonts w:ascii="Calibri" w:hAnsi="Calibri"/>
+                <w:b w:val="0"/>
+                <w:sz w:val="18"/>
+              </w:rPr>
               <w:t>scheduled_regression_job</w:t>
             </w:r>
           </w:p>
         </w:tc>
         <w:tc>
           <w:tcPr>
-            <w:tcW w:type="dxa" w:w="1440"/>
+            <w:tcW w:type="dxa" w:w="1560"/>
+            <w:shd w:fill="ECEFF1" w:val="clear"/>
           </w:tcPr>
           <w:p>
+            <w:pPr>
+              <w:spacing w:after="40"/>
+              <w:jc w:val="left"/>
+            </w:pPr>
+            <w:r/>
             <w:r>
+              <w:rPr>
+                <w:rFonts w:ascii="Calibri" w:hAnsi="Calibri"/>
+                <w:b w:val="0"/>
+                <w:sz w:val="18"/>
+              </w:rPr>
               <w:t>High</w:t>
             </w:r>
           </w:p>
@@ -646,60 +1247,120 @@
       <w:tr>
         <w:tc>
           <w:tcPr>
-            <w:tcW w:type="dxa" w:w="1440"/>
+            <w:tcW w:type="dxa" w:w="1560"/>
           </w:tcPr>
           <w:p>
+            <w:pPr>
+              <w:spacing w:after="40"/>
+              <w:jc w:val="left"/>
+            </w:pPr>
+            <w:r/>
             <w:r>
+              <w:rPr>
+                <w:rFonts w:ascii="Calibri" w:hAnsi="Calibri"/>
+                <w:b w:val="0"/>
+                <w:sz w:val="18"/>
+              </w:rPr>
               <w:t>Universal Platform</w:t>
             </w:r>
           </w:p>
         </w:tc>
         <w:tc>
           <w:tcPr>
-            <w:tcW w:type="dxa" w:w="1440"/>
+            <w:tcW w:type="dxa" w:w="1560"/>
           </w:tcPr>
           <w:p>
+            <w:pPr>
+              <w:spacing w:after="40"/>
+              <w:jc w:val="left"/>
+            </w:pPr>
+            <w:r/>
             <w:r>
+              <w:rPr>
+                <w:rFonts w:ascii="Calibri" w:hAnsi="Calibri"/>
+                <w:b w:val="0"/>
+                <w:sz w:val="18"/>
+              </w:rPr>
               <w:t>IDP / Authentication</w:t>
             </w:r>
           </w:p>
         </w:tc>
         <w:tc>
           <w:tcPr>
-            <w:tcW w:type="dxa" w:w="1440"/>
+            <w:tcW w:type="dxa" w:w="1560"/>
           </w:tcPr>
           <w:p>
+            <w:pPr>
+              <w:spacing w:after="40"/>
+              <w:jc w:val="left"/>
+            </w:pPr>
+            <w:r/>
             <w:r>
+              <w:rPr>
+                <w:rFonts w:ascii="Calibri" w:hAnsi="Calibri"/>
+                <w:b w:val="0"/>
+                <w:sz w:val="18"/>
+              </w:rPr>
               <w:t>Near-complete automation for current documented IDP regression scope</w:t>
             </w:r>
           </w:p>
         </w:tc>
         <w:tc>
           <w:tcPr>
-            <w:tcW w:type="dxa" w:w="1440"/>
+            <w:tcW w:type="dxa" w:w="1560"/>
           </w:tcPr>
           <w:p>
+            <w:pPr>
+              <w:spacing w:after="40"/>
+              <w:jc w:val="left"/>
+            </w:pPr>
+            <w:r/>
             <w:r>
+              <w:rPr>
+                <w:rFonts w:ascii="Calibri" w:hAnsi="Calibri"/>
+                <w:b w:val="0"/>
+                <w:sz w:val="18"/>
+              </w:rPr>
               <w:t>Near-complete for approved regression scope</w:t>
             </w:r>
           </w:p>
         </w:tc>
         <w:tc>
           <w:tcPr>
-            <w:tcW w:type="dxa" w:w="1440"/>
+            <w:tcW w:type="dxa" w:w="1560"/>
           </w:tcPr>
           <w:p>
+            <w:pPr>
+              <w:spacing w:after="40"/>
+              <w:jc w:val="left"/>
+            </w:pPr>
+            <w:r/>
             <w:r>
+              <w:rPr>
+                <w:rFonts w:ascii="Calibri" w:hAnsi="Calibri"/>
+                <w:b w:val="0"/>
+                <w:sz w:val="18"/>
+              </w:rPr>
               <w:t>scheduled_regression_job</w:t>
             </w:r>
           </w:p>
         </w:tc>
         <w:tc>
           <w:tcPr>
-            <w:tcW w:type="dxa" w:w="1440"/>
+            <w:tcW w:type="dxa" w:w="1560"/>
           </w:tcPr>
           <w:p>
+            <w:pPr>
+              <w:spacing w:after="40"/>
+              <w:jc w:val="left"/>
+            </w:pPr>
+            <w:r/>
             <w:r>
+              <w:rPr>
+                <w:rFonts w:ascii="Calibri" w:hAnsi="Calibri"/>
+                <w:b w:val="0"/>
+                <w:sz w:val="18"/>
+              </w:rPr>
               <w:t>High</w:t>
             </w:r>
           </w:p>
@@ -708,60 +1369,126 @@
       <w:tr>
         <w:tc>
           <w:tcPr>
-            <w:tcW w:type="dxa" w:w="1440"/>
+            <w:tcW w:type="dxa" w:w="1560"/>
+            <w:shd w:fill="ECEFF1" w:val="clear"/>
           </w:tcPr>
           <w:p>
+            <w:pPr>
+              <w:spacing w:after="40"/>
+              <w:jc w:val="left"/>
+            </w:pPr>
+            <w:r/>
             <w:r>
+              <w:rPr>
+                <w:rFonts w:ascii="Calibri" w:hAnsi="Calibri"/>
+                <w:b w:val="0"/>
+                <w:sz w:val="18"/>
+              </w:rPr>
               <w:t>Universal Platform</w:t>
             </w:r>
           </w:p>
         </w:tc>
         <w:tc>
           <w:tcPr>
-            <w:tcW w:type="dxa" w:w="1440"/>
+            <w:tcW w:type="dxa" w:w="1560"/>
+            <w:shd w:fill="ECEFF1" w:val="clear"/>
           </w:tcPr>
           <w:p>
+            <w:pPr>
+              <w:spacing w:after="40"/>
+              <w:jc w:val="left"/>
+            </w:pPr>
+            <w:r/>
             <w:r>
+              <w:rPr>
+                <w:rFonts w:ascii="Calibri" w:hAnsi="Calibri"/>
+                <w:b w:val="0"/>
+                <w:sz w:val="18"/>
+              </w:rPr>
               <w:t>Withdrawals</w:t>
             </w:r>
           </w:p>
         </w:tc>
         <w:tc>
           <w:tcPr>
-            <w:tcW w:type="dxa" w:w="1440"/>
+            <w:tcW w:type="dxa" w:w="1560"/>
+            <w:shd w:fill="ECEFF1" w:val="clear"/>
           </w:tcPr>
           <w:p>
+            <w:pPr>
+              <w:spacing w:after="40"/>
+              <w:jc w:val="left"/>
+            </w:pPr>
+            <w:r/>
             <w:r>
+              <w:rPr>
+                <w:rFonts w:ascii="Calibri" w:hAnsi="Calibri"/>
+                <w:b w:val="0"/>
+                <w:sz w:val="18"/>
+              </w:rPr>
               <w:t>Withdrawal domain automated in nightly; transfers adjacent (12 V2 methods)</w:t>
             </w:r>
           </w:p>
         </w:tc>
         <w:tc>
           <w:tcPr>
-            <w:tcW w:type="dxa" w:w="1440"/>
+            <w:tcW w:type="dxa" w:w="1560"/>
+            <w:shd w:fill="ECEFF1" w:val="clear"/>
           </w:tcPr>
           <w:p>
+            <w:pPr>
+              <w:spacing w:after="40"/>
+              <w:jc w:val="left"/>
+            </w:pPr>
+            <w:r/>
             <w:r>
+              <w:rPr>
+                <w:rFonts w:ascii="Calibri" w:hAnsi="Calibri"/>
+                <w:b w:val="0"/>
+                <w:sz w:val="18"/>
+              </w:rPr>
               <w:t>Near-complete for withdrawal regression scope</w:t>
             </w:r>
           </w:p>
         </w:tc>
         <w:tc>
           <w:tcPr>
-            <w:tcW w:type="dxa" w:w="1440"/>
+            <w:tcW w:type="dxa" w:w="1560"/>
+            <w:shd w:fill="ECEFF1" w:val="clear"/>
           </w:tcPr>
           <w:p>
+            <w:pPr>
+              <w:spacing w:after="40"/>
+              <w:jc w:val="left"/>
+            </w:pPr>
+            <w:r/>
             <w:r>
+              <w:rPr>
+                <w:rFonts w:ascii="Calibri" w:hAnsi="Calibri"/>
+                <w:b w:val="0"/>
+                <w:sz w:val="18"/>
+              </w:rPr>
               <w:t>scheduled_regression_job</w:t>
             </w:r>
           </w:p>
         </w:tc>
         <w:tc>
           <w:tcPr>
-            <w:tcW w:type="dxa" w:w="1440"/>
+            <w:tcW w:type="dxa" w:w="1560"/>
+            <w:shd w:fill="ECEFF1" w:val="clear"/>
           </w:tcPr>
           <w:p>
+            <w:pPr>
+              <w:spacing w:after="40"/>
+              <w:jc w:val="left"/>
+            </w:pPr>
+            <w:r/>
             <w:r>
+              <w:rPr>
+                <w:rFonts w:ascii="Calibri" w:hAnsi="Calibri"/>
+                <w:b w:val="0"/>
+                <w:sz w:val="18"/>
+              </w:rPr>
               <w:t>High</w:t>
             </w:r>
           </w:p>
@@ -770,60 +1497,120 @@
       <w:tr>
         <w:tc>
           <w:tcPr>
-            <w:tcW w:type="dxa" w:w="1440"/>
+            <w:tcW w:type="dxa" w:w="1560"/>
           </w:tcPr>
           <w:p>
+            <w:pPr>
+              <w:spacing w:after="40"/>
+              <w:jc w:val="left"/>
+            </w:pPr>
+            <w:r/>
             <w:r>
+              <w:rPr>
+                <w:rFonts w:ascii="Calibri" w:hAnsi="Calibri"/>
+                <w:b w:val="0"/>
+                <w:sz w:val="18"/>
+              </w:rPr>
               <w:t>Universal Platform</w:t>
             </w:r>
           </w:p>
         </w:tc>
         <w:tc>
           <w:tcPr>
-            <w:tcW w:type="dxa" w:w="1440"/>
+            <w:tcW w:type="dxa" w:w="1560"/>
           </w:tcPr>
           <w:p>
+            <w:pPr>
+              <w:spacing w:after="40"/>
+              <w:jc w:val="left"/>
+            </w:pPr>
+            <w:r/>
             <w:r>
+              <w:rPr>
+                <w:rFonts w:ascii="Calibri" w:hAnsi="Calibri"/>
+                <w:b w:val="0"/>
+                <w:sz w:val="18"/>
+              </w:rPr>
               <w:t>Entity / ABLE Entity</w:t>
             </w:r>
           </w:p>
         </w:tc>
         <w:tc>
           <w:tcPr>
-            <w:tcW w:type="dxa" w:w="1440"/>
+            <w:tcW w:type="dxa" w:w="1560"/>
           </w:tcPr>
           <w:p>
+            <w:pPr>
+              <w:spacing w:after="40"/>
+              <w:jc w:val="left"/>
+            </w:pPr>
+            <w:r/>
             <w:r>
-              <w:t>Partial coverage with expansion in progress; remaining work primarily Entity and newly mig…</w:t>
+              <w:rPr>
+                <w:rFonts w:ascii="Calibri" w:hAnsi="Calibri"/>
+                <w:b w:val="0"/>
+                <w:sz w:val="18"/>
+              </w:rPr>
+              <w:t>Partial coverage with expansion in progress; remaining work primarily Entity and newly migrated feat...</w:t>
             </w:r>
           </w:p>
         </w:tc>
         <w:tc>
           <w:tcPr>
-            <w:tcW w:type="dxa" w:w="1440"/>
+            <w:tcW w:type="dxa" w:w="1560"/>
           </w:tcPr>
           <w:p>
+            <w:pPr>
+              <w:spacing w:after="40"/>
+              <w:jc w:val="left"/>
+            </w:pPr>
+            <w:r/>
             <w:r>
-              <w:t>Partial — 6 scenarios in repo</w:t>
+              <w:rPr>
+                <w:rFonts w:ascii="Calibri" w:hAnsi="Calibri"/>
+                <w:b w:val="0"/>
+                <w:sz w:val="18"/>
+              </w:rPr>
+              <w:t>Partial - 6 scenarios in repo</w:t>
             </w:r>
           </w:p>
         </w:tc>
         <w:tc>
           <w:tcPr>
-            <w:tcW w:type="dxa" w:w="1440"/>
+            <w:tcW w:type="dxa" w:w="1560"/>
           </w:tcPr>
           <w:p>
+            <w:pPr>
+              <w:spacing w:after="40"/>
+              <w:jc w:val="left"/>
+            </w:pPr>
+            <w:r/>
             <w:r>
+              <w:rPr>
+                <w:rFonts w:ascii="Calibri" w:hAnsi="Calibri"/>
+                <w:b w:val="0"/>
+                <w:sz w:val="18"/>
+              </w:rPr>
               <w:t>Unknown pipeline inclusion</w:t>
             </w:r>
           </w:p>
         </w:tc>
         <w:tc>
           <w:tcPr>
-            <w:tcW w:type="dxa" w:w="1440"/>
+            <w:tcW w:type="dxa" w:w="1560"/>
           </w:tcPr>
           <w:p>
+            <w:pPr>
+              <w:spacing w:after="40"/>
+              <w:jc w:val="left"/>
+            </w:pPr>
+            <w:r/>
             <w:r>
+              <w:rPr>
+                <w:rFonts w:ascii="Calibri" w:hAnsi="Calibri"/>
+                <w:b w:val="0"/>
+                <w:sz w:val="18"/>
+              </w:rPr>
               <w:t>High</w:t>
             </w:r>
           </w:p>
@@ -832,60 +1619,126 @@
       <w:tr>
         <w:tc>
           <w:tcPr>
-            <w:tcW w:type="dxa" w:w="1440"/>
+            <w:tcW w:type="dxa" w:w="1560"/>
+            <w:shd w:fill="ECEFF1" w:val="clear"/>
           </w:tcPr>
           <w:p>
+            <w:pPr>
+              <w:spacing w:after="40"/>
+              <w:jc w:val="left"/>
+            </w:pPr>
+            <w:r/>
             <w:r>
+              <w:rPr>
+                <w:rFonts w:ascii="Calibri" w:hAnsi="Calibri"/>
+                <w:b w:val="0"/>
+                <w:sz w:val="18"/>
+              </w:rPr>
               <w:t>Universal Platform</w:t>
             </w:r>
           </w:p>
         </w:tc>
         <w:tc>
           <w:tcPr>
-            <w:tcW w:type="dxa" w:w="1440"/>
+            <w:tcW w:type="dxa" w:w="1560"/>
+            <w:shd w:fill="ECEFF1" w:val="clear"/>
           </w:tcPr>
           <w:p>
+            <w:pPr>
+              <w:spacing w:after="40"/>
+              <w:jc w:val="left"/>
+            </w:pPr>
+            <w:r/>
             <w:r>
+              <w:rPr>
+                <w:rFonts w:ascii="Calibri" w:hAnsi="Calibri"/>
+                <w:b w:val="0"/>
+                <w:sz w:val="18"/>
+              </w:rPr>
               <w:t>Angular lib-ui</w:t>
             </w:r>
           </w:p>
         </w:tc>
         <w:tc>
           <w:tcPr>
-            <w:tcW w:type="dxa" w:w="1440"/>
+            <w:tcW w:type="dxa" w:w="1560"/>
+            <w:shd w:fill="ECEFF1" w:val="clear"/>
           </w:tcPr>
           <w:p>
+            <w:pPr>
+              <w:spacing w:after="40"/>
+              <w:jc w:val="left"/>
+            </w:pPr>
+            <w:r/>
             <w:r>
-              <w:t>Component tests — not E2E business journey coverage</w:t>
+              <w:rPr>
+                <w:rFonts w:ascii="Calibri" w:hAnsi="Calibri"/>
+                <w:b w:val="0"/>
+                <w:sz w:val="18"/>
+              </w:rPr>
+              <w:t>Component tests - not E2E business journey coverage</w:t>
             </w:r>
           </w:p>
         </w:tc>
         <w:tc>
           <w:tcPr>
-            <w:tcW w:type="dxa" w:w="1440"/>
+            <w:tcW w:type="dxa" w:w="1560"/>
+            <w:shd w:fill="ECEFF1" w:val="clear"/>
           </w:tcPr>
           <w:p>
+            <w:pPr>
+              <w:spacing w:after="40"/>
+              <w:jc w:val="left"/>
+            </w:pPr>
+            <w:r/>
             <w:r>
+              <w:rPr>
+                <w:rFonts w:ascii="Calibri" w:hAnsi="Calibri"/>
+                <w:b w:val="0"/>
+                <w:sz w:val="18"/>
+              </w:rPr>
               <w:t>Component-level only</w:t>
             </w:r>
           </w:p>
         </w:tc>
         <w:tc>
           <w:tcPr>
-            <w:tcW w:type="dxa" w:w="1440"/>
+            <w:tcW w:type="dxa" w:w="1560"/>
+            <w:shd w:fill="ECEFF1" w:val="clear"/>
           </w:tcPr>
           <w:p>
+            <w:pPr>
+              <w:spacing w:after="40"/>
+              <w:jc w:val="left"/>
+            </w:pPr>
+            <w:r/>
             <w:r>
+              <w:rPr>
+                <w:rFonts w:ascii="Calibri" w:hAnsi="Calibri"/>
+                <w:b w:val="0"/>
+                <w:sz w:val="18"/>
+              </w:rPr>
               <w:t>accountowner_build_tdd partial</w:t>
             </w:r>
           </w:p>
         </w:tc>
         <w:tc>
           <w:tcPr>
-            <w:tcW w:type="dxa" w:w="1440"/>
+            <w:tcW w:type="dxa" w:w="1560"/>
+            <w:shd w:fill="ECEFF1" w:val="clear"/>
           </w:tcPr>
           <w:p>
+            <w:pPr>
+              <w:spacing w:after="40"/>
+              <w:jc w:val="left"/>
+            </w:pPr>
+            <w:r/>
             <w:r>
+              <w:rPr>
+                <w:rFonts w:ascii="Calibri" w:hAnsi="Calibri"/>
+                <w:b w:val="0"/>
+                <w:sz w:val="18"/>
+              </w:rPr>
               <w:t>Medium</w:t>
             </w:r>
           </w:p>
@@ -894,60 +1747,120 @@
       <w:tr>
         <w:tc>
           <w:tcPr>
-            <w:tcW w:type="dxa" w:w="1440"/>
+            <w:tcW w:type="dxa" w:w="1560"/>
           </w:tcPr>
           <w:p>
+            <w:pPr>
+              <w:spacing w:after="40"/>
+              <w:jc w:val="left"/>
+            </w:pPr>
+            <w:r/>
             <w:r>
+              <w:rPr>
+                <w:rFonts w:ascii="Calibri" w:hAnsi="Calibri"/>
+                <w:b w:val="0"/>
+                <w:sz w:val="18"/>
+              </w:rPr>
               <w:t>Universal Platform</w:t>
             </w:r>
           </w:p>
         </w:tc>
         <w:tc>
           <w:tcPr>
-            <w:tcW w:type="dxa" w:w="1440"/>
+            <w:tcW w:type="dxa" w:w="1560"/>
           </w:tcPr>
           <w:p>
+            <w:pPr>
+              <w:spacing w:after="40"/>
+              <w:jc w:val="left"/>
+            </w:pPr>
+            <w:r/>
             <w:r>
+              <w:rPr>
+                <w:rFonts w:ascii="Calibri" w:hAnsi="Calibri"/>
+                <w:b w:val="0"/>
+                <w:sz w:val="18"/>
+              </w:rPr>
               <w:t>Universal API (scoped)</w:t>
             </w:r>
           </w:p>
         </w:tc>
         <w:tc>
           <w:tcPr>
-            <w:tcW w:type="dxa" w:w="1440"/>
+            <w:tcW w:type="dxa" w:w="1560"/>
           </w:tcPr>
           <w:p>
+            <w:pPr>
+              <w:spacing w:after="40"/>
+              <w:jc w:val="left"/>
+            </w:pPr>
+            <w:r/>
             <w:r>
+              <w:rPr>
+                <w:rFonts w:ascii="Calibri" w:hAnsi="Calibri"/>
+                <w:b w:val="0"/>
+                <w:sz w:val="18"/>
+              </w:rPr>
               <w:t>API automation exists beyond metadata; only metadataweb on GitLab schedule today</w:t>
             </w:r>
           </w:p>
         </w:tc>
         <w:tc>
           <w:tcPr>
-            <w:tcW w:type="dxa" w:w="1440"/>
+            <w:tcW w:type="dxa" w:w="1560"/>
           </w:tcPr>
           <w:p>
+            <w:pPr>
+              <w:spacing w:after="40"/>
+              <w:jc w:val="left"/>
+            </w:pPr>
+            <w:r/>
             <w:r>
+              <w:rPr>
+                <w:rFonts w:ascii="Calibri" w:hAnsi="Calibri"/>
+                <w:b w:val="0"/>
+                <w:sz w:val="18"/>
+              </w:rPr>
               <w:t>11 ops mapped in UP ledger</w:t>
             </w:r>
           </w:p>
         </w:tc>
         <w:tc>
           <w:tcPr>
-            <w:tcW w:type="dxa" w:w="1440"/>
+            <w:tcW w:type="dxa" w:w="1560"/>
           </w:tcPr>
           <w:p>
+            <w:pPr>
+              <w:spacing w:after="40"/>
+              <w:jc w:val="left"/>
+            </w:pPr>
+            <w:r/>
             <w:r>
+              <w:rPr>
+                <w:rFonts w:ascii="Calibri" w:hAnsi="Calibri"/>
+                <w:b w:val="0"/>
+                <w:sz w:val="18"/>
+              </w:rPr>
               <w:t>scheduled_metadataweb_stage1</w:t>
             </w:r>
           </w:p>
         </w:tc>
         <w:tc>
           <w:tcPr>
-            <w:tcW w:type="dxa" w:w="1440"/>
+            <w:tcW w:type="dxa" w:w="1560"/>
           </w:tcPr>
           <w:p>
+            <w:pPr>
+              <w:spacing w:after="40"/>
+              <w:jc w:val="left"/>
+            </w:pPr>
+            <w:r/>
             <w:r>
+              <w:rPr>
+                <w:rFonts w:ascii="Calibri" w:hAnsi="Calibri"/>
+                <w:b w:val="0"/>
+                <w:sz w:val="18"/>
+              </w:rPr>
               <w:t>High</w:t>
             </w:r>
           </w:p>
@@ -956,60 +1869,126 @@
       <w:tr>
         <w:tc>
           <w:tcPr>
-            <w:tcW w:type="dxa" w:w="1440"/>
+            <w:tcW w:type="dxa" w:w="1560"/>
+            <w:shd w:fill="ECEFF1" w:val="clear"/>
           </w:tcPr>
           <w:p>
+            <w:pPr>
+              <w:spacing w:after="40"/>
+              <w:jc w:val="left"/>
+            </w:pPr>
+            <w:r/>
             <w:r>
+              <w:rPr>
+                <w:rFonts w:ascii="Calibri" w:hAnsi="Calibri"/>
+                <w:b w:val="0"/>
+                <w:sz w:val="18"/>
+              </w:rPr>
               <w:t>Universal Platform</w:t>
             </w:r>
           </w:p>
         </w:tc>
         <w:tc>
           <w:tcPr>
-            <w:tcW w:type="dxa" w:w="1440"/>
+            <w:tcW w:type="dxa" w:w="1560"/>
+            <w:shd w:fill="ECEFF1" w:val="clear"/>
           </w:tcPr>
           <w:p>
+            <w:pPr>
+              <w:spacing w:after="40"/>
+              <w:jc w:val="left"/>
+            </w:pPr>
+            <w:r/>
             <w:r>
+              <w:rPr>
+                <w:rFonts w:ascii="Calibri" w:hAnsi="Calibri"/>
+                <w:b w:val="0"/>
+                <w:sz w:val="18"/>
+              </w:rPr>
               <w:t>Performance journeys</w:t>
             </w:r>
           </w:p>
         </w:tc>
         <w:tc>
           <w:tcPr>
-            <w:tcW w:type="dxa" w:w="1440"/>
+            <w:tcW w:type="dxa" w:w="1560"/>
+            <w:shd w:fill="ECEFF1" w:val="clear"/>
           </w:tcPr>
           <w:p>
+            <w:pPr>
+              <w:spacing w:after="40"/>
+              <w:jc w:val="left"/>
+            </w:pPr>
+            <w:r/>
             <w:r>
+              <w:rPr>
+                <w:rFonts w:ascii="Calibri" w:hAnsi="Calibri"/>
+                <w:b w:val="0"/>
+                <w:sz w:val="18"/>
+              </w:rPr>
               <w:t>Performance assets exist; not all journeys on recurring schedule</w:t>
             </w:r>
           </w:p>
         </w:tc>
         <w:tc>
           <w:tcPr>
-            <w:tcW w:type="dxa" w:w="1440"/>
+            <w:tcW w:type="dxa" w:w="1560"/>
+            <w:shd w:fill="ECEFF1" w:val="clear"/>
           </w:tcPr>
           <w:p>
+            <w:pPr>
+              <w:spacing w:after="40"/>
+              <w:jc w:val="left"/>
+            </w:pPr>
+            <w:r/>
             <w:r>
+              <w:rPr>
+                <w:rFonts w:ascii="Calibri" w:hAnsi="Calibri"/>
+                <w:b w:val="0"/>
+                <w:sz w:val="18"/>
+              </w:rPr>
               <w:t>IDP perf scheduled; others manual</w:t>
             </w:r>
           </w:p>
         </w:tc>
         <w:tc>
           <w:tcPr>
-            <w:tcW w:type="dxa" w:w="1440"/>
+            <w:tcW w:type="dxa" w:w="1560"/>
+            <w:shd w:fill="ECEFF1" w:val="clear"/>
           </w:tcPr>
           <w:p>
+            <w:pPr>
+              <w:spacing w:after="40"/>
+              <w:jc w:val="left"/>
+            </w:pPr>
+            <w:r/>
             <w:r>
+              <w:rPr>
+                <w:rFonts w:ascii="Calibri" w:hAnsi="Calibri"/>
+                <w:b w:val="0"/>
+                <w:sz w:val="18"/>
+              </w:rPr>
               <w:t>Partial scheduled</w:t>
             </w:r>
           </w:p>
         </w:tc>
         <w:tc>
           <w:tcPr>
-            <w:tcW w:type="dxa" w:w="1440"/>
+            <w:tcW w:type="dxa" w:w="1560"/>
+            <w:shd w:fill="ECEFF1" w:val="clear"/>
           </w:tcPr>
           <w:p>
+            <w:pPr>
+              <w:spacing w:after="40"/>
+              <w:jc w:val="left"/>
+            </w:pPr>
+            <w:r/>
             <w:r>
+              <w:rPr>
+                <w:rFonts w:ascii="Calibri" w:hAnsi="Calibri"/>
+                <w:b w:val="0"/>
+                <w:sz w:val="18"/>
+              </w:rPr>
               <w:t>Medium</w:t>
             </w:r>
           </w:p>
@@ -1029,24 +2008,37 @@
       <w:tblPr>
         <w:tblStyle w:val="TableGrid"/>
         <w:tblW w:type="auto" w:w="0"/>
+        <w:tblLayout w:type="autofit"/>
         <w:tblLook w:firstColumn="1" w:firstRow="1" w:lastColumn="0" w:lastRow="0" w:noHBand="0" w:noVBand="1" w:val="04A0"/>
       </w:tblPr>
       <w:tblGrid>
-        <w:gridCol w:w="1728"/>
-        <w:gridCol w:w="1728"/>
-        <w:gridCol w:w="1728"/>
-        <w:gridCol w:w="1728"/>
-        <w:gridCol w:w="1728"/>
+        <w:gridCol w:w="1872"/>
+        <w:gridCol w:w="1872"/>
+        <w:gridCol w:w="1872"/>
+        <w:gridCol w:w="1872"/>
+        <w:gridCol w:w="1872"/>
       </w:tblGrid>
       <w:tr>
         <w:tc>
           <w:tcPr>
-            <w:tcW w:type="dxa" w:w="1728"/>
+            <w:tcW w:type="dxa" w:w="1872"/>
+            <w:shd w:fill="003057" w:val="clear"/>
           </w:tcPr>
           <w:p>
+            <w:pPr>
+              <w:jc w:val="left"/>
+            </w:pPr>
             <w:r>
               <w:rPr>
+                <w:color w:val="FFFFFF"/>
+              </w:rPr>
+            </w:r>
+            <w:r>
+              <w:rPr>
+                <w:rFonts w:ascii="Calibri" w:hAnsi="Calibri"/>
                 <w:b/>
+                <w:color w:val="FFFFFF"/>
+                <w:sz w:val="20"/>
               </w:rPr>
               <w:t>Area</w:t>
             </w:r>
@@ -1054,12 +2046,24 @@
         </w:tc>
         <w:tc>
           <w:tcPr>
-            <w:tcW w:type="dxa" w:w="1728"/>
+            <w:tcW w:type="dxa" w:w="1872"/>
+            <w:shd w:fill="003057" w:val="clear"/>
           </w:tcPr>
           <w:p>
+            <w:pPr>
+              <w:jc w:val="left"/>
+            </w:pPr>
             <w:r>
               <w:rPr>
+                <w:color w:val="FFFFFF"/>
+              </w:rPr>
+            </w:r>
+            <w:r>
+              <w:rPr>
+                <w:rFonts w:ascii="Calibri" w:hAnsi="Calibri"/>
                 <w:b/>
+                <w:color w:val="FFFFFF"/>
+                <w:sz w:val="20"/>
               </w:rPr>
               <w:t>Metric</w:t>
             </w:r>
@@ -1067,12 +2071,24 @@
         </w:tc>
         <w:tc>
           <w:tcPr>
-            <w:tcW w:type="dxa" w:w="1728"/>
+            <w:tcW w:type="dxa" w:w="1872"/>
+            <w:shd w:fill="003057" w:val="clear"/>
           </w:tcPr>
           <w:p>
+            <w:pPr>
+              <w:jc w:val="left"/>
+            </w:pPr>
             <w:r>
               <w:rPr>
+                <w:color w:val="FFFFFF"/>
+              </w:rPr>
+            </w:r>
+            <w:r>
+              <w:rPr>
+                <w:rFonts w:ascii="Calibri" w:hAnsi="Calibri"/>
                 <w:b/>
+                <w:color w:val="FFFFFF"/>
+                <w:sz w:val="20"/>
               </w:rPr>
               <w:t>Result</w:t>
             </w:r>
@@ -1080,12 +2096,24 @@
         </w:tc>
         <w:tc>
           <w:tcPr>
-            <w:tcW w:type="dxa" w:w="1728"/>
+            <w:tcW w:type="dxa" w:w="1872"/>
+            <w:shd w:fill="003057" w:val="clear"/>
           </w:tcPr>
           <w:p>
+            <w:pPr>
+              <w:jc w:val="left"/>
+            </w:pPr>
             <w:r>
               <w:rPr>
+                <w:color w:val="FFFFFF"/>
+              </w:rPr>
+            </w:r>
+            <w:r>
+              <w:rPr>
+                <w:rFonts w:ascii="Calibri" w:hAnsi="Calibri"/>
                 <w:b/>
+                <w:color w:val="FFFFFF"/>
+                <w:sz w:val="20"/>
               </w:rPr>
               <w:t>As of</w:t>
             </w:r>
@@ -1093,12 +2121,24 @@
         </w:tc>
         <w:tc>
           <w:tcPr>
-            <w:tcW w:type="dxa" w:w="1728"/>
+            <w:tcW w:type="dxa" w:w="1872"/>
+            <w:shd w:fill="003057" w:val="clear"/>
           </w:tcPr>
           <w:p>
+            <w:pPr>
+              <w:jc w:val="left"/>
+            </w:pPr>
             <w:r>
               <w:rPr>
+                <w:color w:val="FFFFFF"/>
+              </w:rPr>
+            </w:r>
+            <w:r>
+              <w:rPr>
+                <w:rFonts w:ascii="Calibri" w:hAnsi="Calibri"/>
                 <w:b/>
+                <w:color w:val="FFFFFF"/>
+                <w:sz w:val="20"/>
               </w:rPr>
               <w:t>Evidence</w:t>
             </w:r>
@@ -1108,51 +2148,101 @@
       <w:tr>
         <w:tc>
           <w:tcPr>
-            <w:tcW w:type="dxa" w:w="1728"/>
+            <w:tcW w:type="dxa" w:w="1872"/>
           </w:tcPr>
           <w:p>
+            <w:pPr>
+              <w:spacing w:after="40"/>
+              <w:jc w:val="left"/>
+            </w:pPr>
+            <w:r/>
             <w:r>
+              <w:rPr>
+                <w:rFonts w:ascii="Calibri" w:hAnsi="Calibri"/>
+                <w:b w:val="0"/>
+                <w:sz w:val="18"/>
+              </w:rPr>
               <w:t>Unite MSC</w:t>
             </w:r>
           </w:p>
         </w:tc>
         <w:tc>
           <w:tcPr>
-            <w:tcW w:type="dxa" w:w="1728"/>
+            <w:tcW w:type="dxa" w:w="1872"/>
           </w:tcPr>
           <w:p>
+            <w:pPr>
+              <w:spacing w:after="40"/>
+              <w:jc w:val="left"/>
+            </w:pPr>
+            <w:r/>
             <w:r>
+              <w:rPr>
+                <w:rFonts w:ascii="Calibri" w:hAnsi="Calibri"/>
+                <w:b w:val="0"/>
+                <w:sz w:val="18"/>
+              </w:rPr>
               <w:t>Mobile 2 business endpoint automation (code)</w:t>
             </w:r>
           </w:p>
         </w:tc>
         <w:tc>
           <w:tcPr>
-            <w:tcW w:type="dxa" w:w="1728"/>
+            <w:tcW w:type="dxa" w:w="1872"/>
           </w:tcPr>
           <w:p>
+            <w:pPr>
+              <w:spacing w:after="40"/>
+              <w:jc w:val="left"/>
+            </w:pPr>
+            <w:r/>
             <w:r>
+              <w:rPr>
+                <w:rFonts w:ascii="Calibri" w:hAnsi="Calibri"/>
+                <w:b w:val="0"/>
+                <w:sz w:val="18"/>
+              </w:rPr>
               <w:t>96.0%</w:t>
             </w:r>
           </w:p>
         </w:tc>
         <w:tc>
           <w:tcPr>
-            <w:tcW w:type="dxa" w:w="1728"/>
+            <w:tcW w:type="dxa" w:w="1872"/>
           </w:tcPr>
           <w:p>
+            <w:pPr>
+              <w:spacing w:after="40"/>
+              <w:jc w:val="left"/>
+            </w:pPr>
+            <w:r/>
             <w:r>
-              <w:t>2026-07-20T18:15:00-04:00</w:t>
+              <w:rPr>
+                <w:rFonts w:ascii="Calibri" w:hAnsi="Calibri"/>
+                <w:b w:val="0"/>
+                <w:sz w:val="18"/>
+              </w:rPr>
+              <w:t>2026-07-20</w:t>
             </w:r>
           </w:p>
         </w:tc>
         <w:tc>
           <w:tcPr>
-            <w:tcW w:type="dxa" w:w="1728"/>
+            <w:tcW w:type="dxa" w:w="1872"/>
           </w:tcPr>
           <w:p>
+            <w:pPr>
+              <w:spacing w:after="40"/>
+              <w:jc w:val="left"/>
+            </w:pPr>
+            <w:r/>
             <w:r>
-              <w:t>C:\Workspace\GitLab\api-test-automation/mobile/mobile2</w:t>
+              <w:rPr>
+                <w:rFonts w:ascii="Calibri" w:hAnsi="Calibri"/>
+                <w:b w:val="0"/>
+                <w:sz w:val="18"/>
+              </w:rPr>
+              <w:t>api-test-automation/mobile/mobile2</w:t>
             </w:r>
           </w:p>
         </w:tc>
@@ -1160,50 +2250,105 @@
       <w:tr>
         <w:tc>
           <w:tcPr>
-            <w:tcW w:type="dxa" w:w="1728"/>
+            <w:tcW w:type="dxa" w:w="1872"/>
+            <w:shd w:fill="ECEFF1" w:val="clear"/>
           </w:tcPr>
           <w:p>
+            <w:pPr>
+              <w:spacing w:after="40"/>
+              <w:jc w:val="left"/>
+            </w:pPr>
+            <w:r/>
             <w:r>
+              <w:rPr>
+                <w:rFonts w:ascii="Calibri" w:hAnsi="Calibri"/>
+                <w:b w:val="0"/>
+                <w:sz w:val="18"/>
+              </w:rPr>
               <w:t>Unite MSC</w:t>
             </w:r>
           </w:p>
         </w:tc>
         <w:tc>
           <w:tcPr>
-            <w:tcW w:type="dxa" w:w="1728"/>
+            <w:tcW w:type="dxa" w:w="1872"/>
+            <w:shd w:fill="ECEFF1" w:val="clear"/>
           </w:tcPr>
           <w:p>
+            <w:pPr>
+              <w:spacing w:after="40"/>
+              <w:jc w:val="left"/>
+            </w:pPr>
+            <w:r/>
             <w:r>
+              <w:rPr>
+                <w:rFonts w:ascii="Calibri" w:hAnsi="Calibri"/>
+                <w:b w:val="0"/>
+                <w:sz w:val="18"/>
+              </w:rPr>
               <w:t>Mobile 1 endpoint automation (code)</w:t>
             </w:r>
           </w:p>
         </w:tc>
         <w:tc>
           <w:tcPr>
-            <w:tcW w:type="dxa" w:w="1728"/>
+            <w:tcW w:type="dxa" w:w="1872"/>
+            <w:shd w:fill="ECEFF1" w:val="clear"/>
           </w:tcPr>
           <w:p>
+            <w:pPr>
+              <w:spacing w:after="40"/>
+              <w:jc w:val="left"/>
+            </w:pPr>
+            <w:r/>
             <w:r>
+              <w:rPr>
+                <w:rFonts w:ascii="Calibri" w:hAnsi="Calibri"/>
+                <w:b w:val="0"/>
+                <w:sz w:val="18"/>
+              </w:rPr>
               <w:t>22.2%</w:t>
             </w:r>
           </w:p>
         </w:tc>
         <w:tc>
           <w:tcPr>
-            <w:tcW w:type="dxa" w:w="1728"/>
+            <w:tcW w:type="dxa" w:w="1872"/>
+            <w:shd w:fill="ECEFF1" w:val="clear"/>
           </w:tcPr>
           <w:p>
+            <w:pPr>
+              <w:spacing w:after="40"/>
+              <w:jc w:val="left"/>
+            </w:pPr>
+            <w:r/>
             <w:r>
-              <w:t>2026-07-20T18:15:00-04:00</w:t>
+              <w:rPr>
+                <w:rFonts w:ascii="Calibri" w:hAnsi="Calibri"/>
+                <w:b w:val="0"/>
+                <w:sz w:val="18"/>
+              </w:rPr>
+              <w:t>2026-07-20</w:t>
             </w:r>
           </w:p>
         </w:tc>
         <w:tc>
           <w:tcPr>
-            <w:tcW w:type="dxa" w:w="1728"/>
+            <w:tcW w:type="dxa" w:w="1872"/>
+            <w:shd w:fill="ECEFF1" w:val="clear"/>
           </w:tcPr>
           <w:p>
+            <w:pPr>
+              <w:spacing w:after="40"/>
+              <w:jc w:val="left"/>
+            </w:pPr>
+            <w:r/>
             <w:r>
+              <w:rPr>
+                <w:rFonts w:ascii="Calibri" w:hAnsi="Calibri"/>
+                <w:b w:val="0"/>
+                <w:sz w:val="18"/>
+              </w:rPr>
               <w:t>mobile/mobile1</w:t>
             </w:r>
           </w:p>
@@ -1212,50 +2357,100 @@
       <w:tr>
         <w:tc>
           <w:tcPr>
-            <w:tcW w:type="dxa" w:w="1728"/>
+            <w:tcW w:type="dxa" w:w="1872"/>
           </w:tcPr>
           <w:p>
+            <w:pPr>
+              <w:spacing w:after="40"/>
+              <w:jc w:val="left"/>
+            </w:pPr>
+            <w:r/>
             <w:r>
+              <w:rPr>
+                <w:rFonts w:ascii="Calibri" w:hAnsi="Calibri"/>
+                <w:b w:val="0"/>
+                <w:sz w:val="18"/>
+              </w:rPr>
               <w:t>Unite MSC</w:t>
             </w:r>
           </w:p>
         </w:tc>
         <w:tc>
           <w:tcPr>
-            <w:tcW w:type="dxa" w:w="1728"/>
+            <w:tcW w:type="dxa" w:w="1872"/>
           </w:tcPr>
           <w:p>
+            <w:pPr>
+              <w:spacing w:after="40"/>
+              <w:jc w:val="left"/>
+            </w:pPr>
+            <w:r/>
             <w:r>
+              <w:rPr>
+                <w:rFonts w:ascii="Calibri" w:hAnsi="Calibri"/>
+                <w:b w:val="0"/>
+                <w:sz w:val="18"/>
+              </w:rPr>
               <w:t>Mobile 1 execution-verified endpoints</w:t>
             </w:r>
           </w:p>
         </w:tc>
         <w:tc>
           <w:tcPr>
-            <w:tcW w:type="dxa" w:w="1728"/>
+            <w:tcW w:type="dxa" w:w="1872"/>
           </w:tcPr>
           <w:p>
+            <w:pPr>
+              <w:spacing w:after="40"/>
+              <w:jc w:val="left"/>
+            </w:pPr>
+            <w:r/>
             <w:r>
+              <w:rPr>
+                <w:rFonts w:ascii="Calibri" w:hAnsi="Calibri"/>
+                <w:b w:val="0"/>
+                <w:sz w:val="18"/>
+              </w:rPr>
               <w:t>3.7%</w:t>
             </w:r>
           </w:p>
         </w:tc>
         <w:tc>
           <w:tcPr>
-            <w:tcW w:type="dxa" w:w="1728"/>
+            <w:tcW w:type="dxa" w:w="1872"/>
           </w:tcPr>
           <w:p>
+            <w:pPr>
+              <w:spacing w:after="40"/>
+              <w:jc w:val="left"/>
+            </w:pPr>
+            <w:r/>
             <w:r>
+              <w:rPr>
+                <w:rFonts w:ascii="Calibri" w:hAnsi="Calibri"/>
+                <w:b w:val="0"/>
+                <w:sz w:val="18"/>
+              </w:rPr>
               <w:t>2026-07-09</w:t>
             </w:r>
           </w:p>
         </w:tc>
         <w:tc>
           <w:tcPr>
-            <w:tcW w:type="dxa" w:w="1728"/>
+            <w:tcW w:type="dxa" w:w="1872"/>
           </w:tcPr>
           <w:p>
+            <w:pPr>
+              <w:spacing w:after="40"/>
+              <w:jc w:val="left"/>
+            </w:pPr>
+            <w:r/>
             <w:r>
+              <w:rPr>
+                <w:rFonts w:ascii="Calibri" w:hAnsi="Calibri"/>
+                <w:b w:val="0"/>
+                <w:sz w:val="18"/>
+              </w:rPr>
               <w:t>03-document-postman-coverage-matrix.md</w:t>
             </w:r>
           </w:p>
@@ -1264,50 +2459,105 @@
       <w:tr>
         <w:tc>
           <w:tcPr>
-            <w:tcW w:type="dxa" w:w="1728"/>
+            <w:tcW w:type="dxa" w:w="1872"/>
+            <w:shd w:fill="ECEFF1" w:val="clear"/>
           </w:tcPr>
           <w:p>
+            <w:pPr>
+              <w:spacing w:after="40"/>
+              <w:jc w:val="left"/>
+            </w:pPr>
+            <w:r/>
             <w:r>
+              <w:rPr>
+                <w:rFonts w:ascii="Calibri" w:hAnsi="Calibri"/>
+                <w:b w:val="0"/>
+                <w:sz w:val="18"/>
+              </w:rPr>
               <w:t>Universal Platform</w:t>
             </w:r>
           </w:p>
         </w:tc>
         <w:tc>
           <w:tcPr>
-            <w:tcW w:type="dxa" w:w="1728"/>
+            <w:tcW w:type="dxa" w:w="1872"/>
+            <w:shd w:fill="ECEFF1" w:val="clear"/>
           </w:tcPr>
           <w:p>
+            <w:pPr>
+              <w:spacing w:after="40"/>
+              <w:jc w:val="left"/>
+            </w:pPr>
+            <w:r/>
             <w:r>
+              <w:rPr>
+                <w:rFonts w:ascii="Calibri" w:hAnsi="Calibri"/>
+                <w:b w:val="0"/>
+                <w:sz w:val="18"/>
+              </w:rPr>
               <w:t>V3 scoped TestNG nightly share</w:t>
             </w:r>
           </w:p>
         </w:tc>
         <w:tc>
           <w:tcPr>
-            <w:tcW w:type="dxa" w:w="1728"/>
+            <w:tcW w:type="dxa" w:w="1872"/>
+            <w:shd w:fill="ECEFF1" w:val="clear"/>
           </w:tcPr>
           <w:p>
+            <w:pPr>
+              <w:spacing w:after="40"/>
+              <w:jc w:val="left"/>
+            </w:pPr>
+            <w:r/>
             <w:r>
+              <w:rPr>
+                <w:rFonts w:ascii="Calibri" w:hAnsi="Calibri"/>
+                <w:b w:val="0"/>
+                <w:sz w:val="18"/>
+              </w:rPr>
               <w:t>86.9%</w:t>
             </w:r>
           </w:p>
         </w:tc>
         <w:tc>
           <w:tcPr>
-            <w:tcW w:type="dxa" w:w="1728"/>
+            <w:tcW w:type="dxa" w:w="1872"/>
+            <w:shd w:fill="ECEFF1" w:val="clear"/>
           </w:tcPr>
           <w:p>
+            <w:pPr>
+              <w:spacing w:after="40"/>
+              <w:jc w:val="left"/>
+            </w:pPr>
+            <w:r/>
             <w:r>
+              <w:rPr>
+                <w:rFonts w:ascii="Calibri" w:hAnsi="Calibri"/>
+                <w:b w:val="0"/>
+                <w:sz w:val="18"/>
+              </w:rPr>
               <w:t>2026-07-01</w:t>
             </w:r>
           </w:p>
         </w:tc>
         <w:tc>
           <w:tcPr>
-            <w:tcW w:type="dxa" w:w="1728"/>
+            <w:tcW w:type="dxa" w:w="1872"/>
+            <w:shd w:fill="ECEFF1" w:val="clear"/>
           </w:tcPr>
           <w:p>
+            <w:pPr>
+              <w:spacing w:after="40"/>
+              <w:jc w:val="left"/>
+            </w:pPr>
+            <w:r/>
             <w:r>
+              <w:rPr>
+                <w:rFonts w:ascii="Calibri" w:hAnsi="Calibri"/>
+                <w:b w:val="0"/>
+                <w:sz w:val="18"/>
+              </w:rPr>
               <w:t>universal-platform-coverage</w:t>
             </w:r>
           </w:p>
@@ -1316,50 +2566,100 @@
       <w:tr>
         <w:tc>
           <w:tcPr>
-            <w:tcW w:type="dxa" w:w="1728"/>
+            <w:tcW w:type="dxa" w:w="1872"/>
           </w:tcPr>
           <w:p>
+            <w:pPr>
+              <w:spacing w:after="40"/>
+              <w:jc w:val="left"/>
+            </w:pPr>
+            <w:r/>
             <w:r>
+              <w:rPr>
+                <w:rFonts w:ascii="Calibri" w:hAnsi="Calibri"/>
+                <w:b w:val="0"/>
+                <w:sz w:val="18"/>
+              </w:rPr>
               <w:t>Universal Platform</w:t>
             </w:r>
           </w:p>
         </w:tc>
         <w:tc>
           <w:tcPr>
-            <w:tcW w:type="dxa" w:w="1728"/>
+            <w:tcW w:type="dxa" w:w="1872"/>
           </w:tcPr>
           <w:p>
+            <w:pPr>
+              <w:spacing w:after="40"/>
+              <w:jc w:val="left"/>
+            </w:pPr>
+            <w:r/>
             <w:r>
+              <w:rPr>
+                <w:rFonts w:ascii="Calibri" w:hAnsi="Calibri"/>
+                <w:b w:val="0"/>
+                <w:sz w:val="18"/>
+              </w:rPr>
               <w:t>V3 GitLab scheduled job</w:t>
             </w:r>
           </w:p>
         </w:tc>
         <w:tc>
           <w:tcPr>
-            <w:tcW w:type="dxa" w:w="1728"/>
+            <w:tcW w:type="dxa" w:w="1872"/>
           </w:tcPr>
           <w:p>
+            <w:pPr>
+              <w:spacing w:after="40"/>
+              <w:jc w:val="left"/>
+            </w:pPr>
+            <w:r/>
             <w:r>
+              <w:rPr>
+                <w:rFonts w:ascii="Calibri" w:hAnsi="Calibri"/>
+                <w:b w:val="0"/>
+                <w:sz w:val="18"/>
+              </w:rPr>
               <w:t>100%</w:t>
             </w:r>
           </w:p>
         </w:tc>
         <w:tc>
           <w:tcPr>
-            <w:tcW w:type="dxa" w:w="1728"/>
+            <w:tcW w:type="dxa" w:w="1872"/>
           </w:tcPr>
           <w:p>
+            <w:pPr>
+              <w:spacing w:after="40"/>
+              <w:jc w:val="left"/>
+            </w:pPr>
+            <w:r/>
             <w:r>
-              <w:t>2026-07-20T18:15:00-04:00</w:t>
+              <w:rPr>
+                <w:rFonts w:ascii="Calibri" w:hAnsi="Calibri"/>
+                <w:b w:val="0"/>
+                <w:sz w:val="18"/>
+              </w:rPr>
+              <w:t>2026-07-20</w:t>
             </w:r>
           </w:p>
         </w:tc>
         <w:tc>
           <w:tcPr>
-            <w:tcW w:type="dxa" w:w="1728"/>
+            <w:tcW w:type="dxa" w:w="1872"/>
           </w:tcPr>
           <w:p>
+            <w:pPr>
+              <w:spacing w:after="40"/>
+              <w:jc w:val="left"/>
+            </w:pPr>
+            <w:r/>
             <w:r>
+              <w:rPr>
+                <w:rFonts w:ascii="Calibri" w:hAnsi="Calibri"/>
+                <w:b w:val="0"/>
+                <w:sz w:val="18"/>
+              </w:rPr>
               <w:t>prime-test-automation/.gitlab-ci.yml</w:t>
             </w:r>
           </w:p>
@@ -1368,50 +2668,105 @@
       <w:tr>
         <w:tc>
           <w:tcPr>
-            <w:tcW w:type="dxa" w:w="1728"/>
+            <w:tcW w:type="dxa" w:w="1872"/>
+            <w:shd w:fill="ECEFF1" w:val="clear"/>
           </w:tcPr>
           <w:p>
+            <w:pPr>
+              <w:spacing w:after="40"/>
+              <w:jc w:val="left"/>
+            </w:pPr>
+            <w:r/>
             <w:r>
+              <w:rPr>
+                <w:rFonts w:ascii="Calibri" w:hAnsi="Calibri"/>
+                <w:b w:val="0"/>
+                <w:sz w:val="18"/>
+              </w:rPr>
               <w:t>Universal Platform</w:t>
             </w:r>
           </w:p>
         </w:tc>
         <w:tc>
           <w:tcPr>
-            <w:tcW w:type="dxa" w:w="1728"/>
+            <w:tcW w:type="dxa" w:w="1872"/>
+            <w:shd w:fill="ECEFF1" w:val="clear"/>
           </w:tcPr>
           <w:p>
+            <w:pPr>
+              <w:spacing w:after="40"/>
+              <w:jc w:val="left"/>
+            </w:pPr>
+            <w:r/>
             <w:r>
+              <w:rPr>
+                <w:rFonts w:ascii="Calibri" w:hAnsi="Calibri"/>
+                <w:b w:val="0"/>
+                <w:sz w:val="18"/>
+              </w:rPr>
               <w:t>Metadataweb API GitLab job</w:t>
             </w:r>
           </w:p>
         </w:tc>
         <w:tc>
           <w:tcPr>
-            <w:tcW w:type="dxa" w:w="1728"/>
+            <w:tcW w:type="dxa" w:w="1872"/>
+            <w:shd w:fill="ECEFF1" w:val="clear"/>
           </w:tcPr>
           <w:p>
+            <w:pPr>
+              <w:spacing w:after="40"/>
+              <w:jc w:val="left"/>
+            </w:pPr>
+            <w:r/>
             <w:r>
+              <w:rPr>
+                <w:rFonts w:ascii="Calibri" w:hAnsi="Calibri"/>
+                <w:b w:val="0"/>
+                <w:sz w:val="18"/>
+              </w:rPr>
               <w:t>100%</w:t>
             </w:r>
           </w:p>
         </w:tc>
         <w:tc>
           <w:tcPr>
-            <w:tcW w:type="dxa" w:w="1728"/>
+            <w:tcW w:type="dxa" w:w="1872"/>
+            <w:shd w:fill="ECEFF1" w:val="clear"/>
           </w:tcPr>
           <w:p>
+            <w:pPr>
+              <w:spacing w:after="40"/>
+              <w:jc w:val="left"/>
+            </w:pPr>
+            <w:r/>
             <w:r>
-              <w:t>2026-07-20T18:15:00-04:00</w:t>
+              <w:rPr>
+                <w:rFonts w:ascii="Calibri" w:hAnsi="Calibri"/>
+                <w:b w:val="0"/>
+                <w:sz w:val="18"/>
+              </w:rPr>
+              <w:t>2026-07-20</w:t>
             </w:r>
           </w:p>
         </w:tc>
         <w:tc>
           <w:tcPr>
-            <w:tcW w:type="dxa" w:w="1728"/>
+            <w:tcW w:type="dxa" w:w="1872"/>
+            <w:shd w:fill="ECEFF1" w:val="clear"/>
           </w:tcPr>
           <w:p>
+            <w:pPr>
+              <w:spacing w:after="40"/>
+              <w:jc w:val="left"/>
+            </w:pPr>
+            <w:r/>
             <w:r>
+              <w:rPr>
+                <w:rFonts w:ascii="Calibri" w:hAnsi="Calibri"/>
+                <w:b w:val="0"/>
+                <w:sz w:val="18"/>
+              </w:rPr>
               <w:t>api-test-automation/.gitlab-ci.yml</w:t>
             </w:r>
           </w:p>
@@ -1424,31 +2779,49 @@
         <w:pStyle w:val="Heading1"/>
       </w:pPr>
       <w:r>
-        <w:t>Pending Verification (do not quote as final)</w:t>
+        <w:t>Conditional / Gap Metrics (do not quote as final)</w:t>
+      </w:r>
+    </w:p>
+    <w:p>
+      <w:r>
+        <w:t>The following metrics are leadership-relevant but not fully verified execution or scheduling evidence.</w:t>
       </w:r>
     </w:p>
     <w:tbl>
       <w:tblPr>
         <w:tblStyle w:val="TableGrid"/>
         <w:tblW w:type="auto" w:w="0"/>
+        <w:tblLayout w:type="autofit"/>
         <w:tblLook w:firstColumn="1" w:firstRow="1" w:lastColumn="0" w:lastRow="0" w:noHBand="0" w:noVBand="1" w:val="04A0"/>
       </w:tblPr>
       <w:tblGrid>
-        <w:gridCol w:w="1728"/>
-        <w:gridCol w:w="1728"/>
-        <w:gridCol w:w="1728"/>
-        <w:gridCol w:w="1728"/>
-        <w:gridCol w:w="1728"/>
+        <w:gridCol w:w="1872"/>
+        <w:gridCol w:w="1872"/>
+        <w:gridCol w:w="1872"/>
+        <w:gridCol w:w="1872"/>
+        <w:gridCol w:w="1872"/>
       </w:tblGrid>
       <w:tr>
         <w:tc>
           <w:tcPr>
-            <w:tcW w:type="dxa" w:w="1728"/>
+            <w:tcW w:type="dxa" w:w="1872"/>
+            <w:shd w:fill="003057" w:val="clear"/>
           </w:tcPr>
           <w:p>
+            <w:pPr>
+              <w:jc w:val="left"/>
+            </w:pPr>
             <w:r>
               <w:rPr>
+                <w:color w:val="FFFFFF"/>
+              </w:rPr>
+            </w:r>
+            <w:r>
+              <w:rPr>
+                <w:rFonts w:ascii="Calibri" w:hAnsi="Calibri"/>
                 <w:b/>
+                <w:color w:val="FFFFFF"/>
+                <w:sz w:val="20"/>
               </w:rPr>
               <w:t>Area</w:t>
             </w:r>
@@ -1456,12 +2829,24 @@
         </w:tc>
         <w:tc>
           <w:tcPr>
-            <w:tcW w:type="dxa" w:w="1728"/>
+            <w:tcW w:type="dxa" w:w="1872"/>
+            <w:shd w:fill="003057" w:val="clear"/>
           </w:tcPr>
           <w:p>
+            <w:pPr>
+              <w:jc w:val="left"/>
+            </w:pPr>
             <w:r>
               <w:rPr>
+                <w:color w:val="FFFFFF"/>
+              </w:rPr>
+            </w:r>
+            <w:r>
+              <w:rPr>
+                <w:rFonts w:ascii="Calibri" w:hAnsi="Calibri"/>
                 <w:b/>
+                <w:color w:val="FFFFFF"/>
+                <w:sz w:val="20"/>
               </w:rPr>
               <w:t>Metric</w:t>
             </w:r>
@@ -1469,40 +2854,594 @@
         </w:tc>
         <w:tc>
           <w:tcPr>
-            <w:tcW w:type="dxa" w:w="1728"/>
+            <w:tcW w:type="dxa" w:w="1872"/>
+            <w:shd w:fill="003057" w:val="clear"/>
           </w:tcPr>
           <w:p>
+            <w:pPr>
+              <w:jc w:val="left"/>
+            </w:pPr>
             <w:r>
               <w:rPr>
+                <w:color w:val="FFFFFF"/>
+              </w:rPr>
+            </w:r>
+            <w:r>
+              <w:rPr>
+                <w:rFonts w:ascii="Calibri" w:hAnsi="Calibri"/>
                 <w:b/>
+                <w:color w:val="FFFFFF"/>
+                <w:sz w:val="20"/>
               </w:rPr>
-              <w:t>Projected</w:t>
+              <w:t>Value</w:t>
             </w:r>
           </w:p>
         </w:tc>
         <w:tc>
           <w:tcPr>
-            <w:tcW w:type="dxa" w:w="1728"/>
+            <w:tcW w:type="dxa" w:w="1872"/>
+            <w:shd w:fill="003057" w:val="clear"/>
           </w:tcPr>
           <w:p>
+            <w:pPr>
+              <w:jc w:val="left"/>
+            </w:pPr>
             <w:r>
               <w:rPr>
+                <w:color w:val="FFFFFF"/>
+              </w:rPr>
+            </w:r>
+            <w:r>
+              <w:rPr>
+                <w:rFonts w:ascii="Calibri" w:hAnsi="Calibri"/>
                 <w:b/>
+                <w:color w:val="FFFFFF"/>
+                <w:sz w:val="20"/>
               </w:rPr>
-              <w:t>As of</w:t>
+              <w:t>Status</w:t>
             </w:r>
           </w:p>
         </w:tc>
         <w:tc>
           <w:tcPr>
-            <w:tcW w:type="dxa" w:w="1728"/>
+            <w:tcW w:type="dxa" w:w="1872"/>
+            <w:shd w:fill="003057" w:val="clear"/>
           </w:tcPr>
           <w:p>
+            <w:pPr>
+              <w:jc w:val="left"/>
+            </w:pPr>
             <w:r>
               <w:rPr>
+                <w:color w:val="FFFFFF"/>
+              </w:rPr>
+            </w:r>
+            <w:r>
+              <w:rPr>
+                <w:rFonts w:ascii="Calibri" w:hAnsi="Calibri"/>
                 <w:b/>
+                <w:color w:val="FFFFFF"/>
+                <w:sz w:val="20"/>
               </w:rPr>
               <w:t>Dependency</w:t>
+            </w:r>
+          </w:p>
+        </w:tc>
+      </w:tr>
+      <w:tr>
+        <w:tc>
+          <w:tcPr>
+            <w:tcW w:type="dxa" w:w="1872"/>
+          </w:tcPr>
+          <w:p>
+            <w:pPr>
+              <w:spacing w:after="40"/>
+              <w:jc w:val="left"/>
+            </w:pPr>
+            <w:r/>
+            <w:r>
+              <w:rPr>
+                <w:rFonts w:ascii="Calibri" w:hAnsi="Calibri"/>
+                <w:b w:val="0"/>
+                <w:sz w:val="18"/>
+              </w:rPr>
+              <w:t>Unite MSC</w:t>
+            </w:r>
+          </w:p>
+        </w:tc>
+        <w:tc>
+          <w:tcPr>
+            <w:tcW w:type="dxa" w:w="1872"/>
+          </w:tcPr>
+          <w:p>
+            <w:pPr>
+              <w:spacing w:after="40"/>
+              <w:jc w:val="left"/>
+            </w:pPr>
+            <w:r/>
+            <w:r>
+              <w:rPr>
+                <w:rFonts w:ascii="Calibri" w:hAnsi="Calibri"/>
+                <w:b w:val="0"/>
+                <w:sz w:val="18"/>
+              </w:rPr>
+              <w:t>Mobile 2 last documented master run</w:t>
+            </w:r>
+          </w:p>
+        </w:tc>
+        <w:tc>
+          <w:tcPr>
+            <w:tcW w:type="dxa" w:w="1872"/>
+          </w:tcPr>
+          <w:p>
+            <w:pPr>
+              <w:spacing w:after="40"/>
+              <w:jc w:val="left"/>
+            </w:pPr>
+            <w:r/>
+            <w:r>
+              <w:rPr>
+                <w:rFonts w:ascii="Calibri" w:hAnsi="Calibri"/>
+                <w:b w:val="0"/>
+                <w:sz w:val="18"/>
+              </w:rPr>
+              <w:t>88.0%</w:t>
+            </w:r>
+          </w:p>
+        </w:tc>
+        <w:tc>
+          <w:tcPr>
+            <w:tcW w:type="dxa" w:w="1872"/>
+          </w:tcPr>
+          <w:p>
+            <w:pPr>
+              <w:spacing w:after="40"/>
+              <w:jc w:val="left"/>
+            </w:pPr>
+            <w:r/>
+            <w:r>
+              <w:rPr>
+                <w:rFonts w:ascii="Calibri" w:hAnsi="Calibri"/>
+                <w:b w:val="0"/>
+                <w:sz w:val="18"/>
+              </w:rPr>
+              <w:t>Stale</w:t>
+            </w:r>
+          </w:p>
+        </w:tc>
+        <w:tc>
+          <w:tcPr>
+            <w:tcW w:type="dxa" w:w="1872"/>
+          </w:tcPr>
+          <w:p>
+            <w:pPr>
+              <w:spacing w:after="40"/>
+              <w:jc w:val="left"/>
+            </w:pPr>
+            <w:r/>
+            <w:r>
+              <w:rPr>
+                <w:rFonts w:ascii="Calibri" w:hAnsi="Calibri"/>
+                <w:b w:val="0"/>
+                <w:sz w:val="18"/>
+              </w:rPr>
+              <w:t>Superseded for implementation; execution refresh pending</w:t>
+            </w:r>
+          </w:p>
+        </w:tc>
+      </w:tr>
+      <w:tr>
+        <w:tc>
+          <w:tcPr>
+            <w:tcW w:type="dxa" w:w="1872"/>
+            <w:shd w:fill="ECEFF1" w:val="clear"/>
+          </w:tcPr>
+          <w:p>
+            <w:pPr>
+              <w:spacing w:after="40"/>
+              <w:jc w:val="left"/>
+            </w:pPr>
+            <w:r/>
+            <w:r>
+              <w:rPr>
+                <w:rFonts w:ascii="Calibri" w:hAnsi="Calibri"/>
+                <w:b w:val="0"/>
+                <w:sz w:val="18"/>
+              </w:rPr>
+              <w:t>Unite MSC</w:t>
+            </w:r>
+          </w:p>
+        </w:tc>
+        <w:tc>
+          <w:tcPr>
+            <w:tcW w:type="dxa" w:w="1872"/>
+            <w:shd w:fill="ECEFF1" w:val="clear"/>
+          </w:tcPr>
+          <w:p>
+            <w:pPr>
+              <w:spacing w:after="40"/>
+              <w:jc w:val="left"/>
+            </w:pPr>
+            <w:r/>
+            <w:r>
+              <w:rPr>
+                <w:rFonts w:ascii="Calibri" w:hAnsi="Calibri"/>
+                <w:b w:val="0"/>
+                <w:sz w:val="18"/>
+              </w:rPr>
+              <w:t>Mobile 2 GitLab scheduled job</w:t>
+            </w:r>
+          </w:p>
+        </w:tc>
+        <w:tc>
+          <w:tcPr>
+            <w:tcW w:type="dxa" w:w="1872"/>
+            <w:shd w:fill="ECEFF1" w:val="clear"/>
+          </w:tcPr>
+          <w:p>
+            <w:pPr>
+              <w:spacing w:after="40"/>
+              <w:jc w:val="left"/>
+            </w:pPr>
+            <w:r/>
+            <w:r>
+              <w:rPr>
+                <w:rFonts w:ascii="Calibri" w:hAnsi="Calibri"/>
+                <w:b w:val="0"/>
+                <w:sz w:val="18"/>
+              </w:rPr>
+              <w:t>0%</w:t>
+            </w:r>
+          </w:p>
+        </w:tc>
+        <w:tc>
+          <w:tcPr>
+            <w:tcW w:type="dxa" w:w="1872"/>
+            <w:shd w:fill="ECEFF1" w:val="clear"/>
+          </w:tcPr>
+          <w:p>
+            <w:pPr>
+              <w:spacing w:after="40"/>
+              <w:jc w:val="left"/>
+            </w:pPr>
+            <w:r/>
+            <w:r>
+              <w:rPr>
+                <w:rFonts w:ascii="Calibri" w:hAnsi="Calibri"/>
+                <w:b w:val="0"/>
+                <w:sz w:val="18"/>
+              </w:rPr>
+              <w:t>Verified gap</w:t>
+            </w:r>
+          </w:p>
+        </w:tc>
+        <w:tc>
+          <w:tcPr>
+            <w:tcW w:type="dxa" w:w="1872"/>
+            <w:shd w:fill="ECEFF1" w:val="clear"/>
+          </w:tcPr>
+          <w:p>
+            <w:pPr>
+              <w:spacing w:after="40"/>
+              <w:jc w:val="left"/>
+            </w:pPr>
+            <w:r/>
+            <w:r>
+              <w:rPr>
+                <w:rFonts w:ascii="Calibri" w:hAnsi="Calibri"/>
+                <w:b w:val="0"/>
+                <w:sz w:val="18"/>
+              </w:rPr>
+              <w:t>QA-1405</w:t>
+            </w:r>
+          </w:p>
+        </w:tc>
+      </w:tr>
+      <w:tr>
+        <w:tc>
+          <w:tcPr>
+            <w:tcW w:type="dxa" w:w="1872"/>
+          </w:tcPr>
+          <w:p>
+            <w:pPr>
+              <w:spacing w:after="40"/>
+              <w:jc w:val="left"/>
+            </w:pPr>
+            <w:r/>
+            <w:r>
+              <w:rPr>
+                <w:rFonts w:ascii="Calibri" w:hAnsi="Calibri"/>
+                <w:b w:val="0"/>
+                <w:sz w:val="18"/>
+              </w:rPr>
+              <w:t>Unite MSC</w:t>
+            </w:r>
+          </w:p>
+        </w:tc>
+        <w:tc>
+          <w:tcPr>
+            <w:tcW w:type="dxa" w:w="1872"/>
+          </w:tcPr>
+          <w:p>
+            <w:pPr>
+              <w:spacing w:after="40"/>
+              <w:jc w:val="left"/>
+            </w:pPr>
+            <w:r/>
+            <w:r>
+              <w:rPr>
+                <w:rFonts w:ascii="Calibri" w:hAnsi="Calibri"/>
+                <w:b w:val="0"/>
+                <w:sz w:val="18"/>
+              </w:rPr>
+              <w:t>Mobile 1 GitLab scheduled job</w:t>
+            </w:r>
+          </w:p>
+        </w:tc>
+        <w:tc>
+          <w:tcPr>
+            <w:tcW w:type="dxa" w:w="1872"/>
+          </w:tcPr>
+          <w:p>
+            <w:pPr>
+              <w:spacing w:after="40"/>
+              <w:jc w:val="left"/>
+            </w:pPr>
+            <w:r/>
+            <w:r>
+              <w:rPr>
+                <w:rFonts w:ascii="Calibri" w:hAnsi="Calibri"/>
+                <w:b w:val="0"/>
+                <w:sz w:val="18"/>
+              </w:rPr>
+              <w:t>0%</w:t>
+            </w:r>
+          </w:p>
+        </w:tc>
+        <w:tc>
+          <w:tcPr>
+            <w:tcW w:type="dxa" w:w="1872"/>
+          </w:tcPr>
+          <w:p>
+            <w:pPr>
+              <w:spacing w:after="40"/>
+              <w:jc w:val="left"/>
+            </w:pPr>
+            <w:r/>
+            <w:r>
+              <w:rPr>
+                <w:rFonts w:ascii="Calibri" w:hAnsi="Calibri"/>
+                <w:b w:val="0"/>
+                <w:sz w:val="18"/>
+              </w:rPr>
+              <w:t>Verified gap</w:t>
+            </w:r>
+          </w:p>
+        </w:tc>
+        <w:tc>
+          <w:tcPr>
+            <w:tcW w:type="dxa" w:w="1872"/>
+          </w:tcPr>
+          <w:p>
+            <w:pPr>
+              <w:spacing w:after="40"/>
+              <w:jc w:val="left"/>
+            </w:pPr>
+            <w:r/>
+            <w:r>
+              <w:rPr>
+                <w:rFonts w:ascii="Calibri" w:hAnsi="Calibri"/>
+                <w:b w:val="0"/>
+                <w:sz w:val="18"/>
+              </w:rPr>
+            </w:r>
+          </w:p>
+        </w:tc>
+      </w:tr>
+      <w:tr>
+        <w:tc>
+          <w:tcPr>
+            <w:tcW w:type="dxa" w:w="1872"/>
+            <w:shd w:fill="ECEFF1" w:val="clear"/>
+          </w:tcPr>
+          <w:p>
+            <w:pPr>
+              <w:spacing w:after="40"/>
+              <w:jc w:val="left"/>
+            </w:pPr>
+            <w:r/>
+            <w:r>
+              <w:rPr>
+                <w:rFonts w:ascii="Calibri" w:hAnsi="Calibri"/>
+                <w:b w:val="0"/>
+                <w:sz w:val="18"/>
+              </w:rPr>
+              <w:t>Universal Platform</w:t>
+            </w:r>
+          </w:p>
+        </w:tc>
+        <w:tc>
+          <w:tcPr>
+            <w:tcW w:type="dxa" w:w="1872"/>
+            <w:shd w:fill="ECEFF1" w:val="clear"/>
+          </w:tcPr>
+          <w:p>
+            <w:pPr>
+              <w:spacing w:after="40"/>
+              <w:jc w:val="left"/>
+            </w:pPr>
+            <w:r/>
+            <w:r>
+              <w:rPr>
+                <w:rFonts w:ascii="Calibri" w:hAnsi="Calibri"/>
+                <w:b w:val="0"/>
+                <w:sz w:val="18"/>
+              </w:rPr>
+              <w:t>V2 UP-scoped qTest share</w:t>
+            </w:r>
+          </w:p>
+        </w:tc>
+        <w:tc>
+          <w:tcPr>
+            <w:tcW w:type="dxa" w:w="1872"/>
+            <w:shd w:fill="ECEFF1" w:val="clear"/>
+          </w:tcPr>
+          <w:p>
+            <w:pPr>
+              <w:spacing w:after="40"/>
+              <w:jc w:val="left"/>
+            </w:pPr>
+            <w:r/>
+            <w:r>
+              <w:rPr>
+                <w:rFonts w:ascii="Calibri" w:hAnsi="Calibri"/>
+                <w:b w:val="0"/>
+                <w:sz w:val="18"/>
+              </w:rPr>
+              <w:t>36.0%</w:t>
+            </w:r>
+          </w:p>
+        </w:tc>
+        <w:tc>
+          <w:tcPr>
+            <w:tcW w:type="dxa" w:w="1872"/>
+            <w:shd w:fill="ECEFF1" w:val="clear"/>
+          </w:tcPr>
+          <w:p>
+            <w:pPr>
+              <w:spacing w:after="40"/>
+              <w:jc w:val="left"/>
+            </w:pPr>
+            <w:r/>
+            <w:r>
+              <w:rPr>
+                <w:rFonts w:ascii="Calibri" w:hAnsi="Calibri"/>
+                <w:b w:val="0"/>
+                <w:sz w:val="18"/>
+              </w:rPr>
+              <w:t>Stale</w:t>
+            </w:r>
+          </w:p>
+        </w:tc>
+        <w:tc>
+          <w:tcPr>
+            <w:tcW w:type="dxa" w:w="1872"/>
+            <w:shd w:fill="ECEFF1" w:val="clear"/>
+          </w:tcPr>
+          <w:p>
+            <w:pPr>
+              <w:spacing w:after="40"/>
+              <w:jc w:val="left"/>
+            </w:pPr>
+            <w:r/>
+            <w:r>
+              <w:rPr>
+                <w:rFonts w:ascii="Calibri" w:hAnsi="Calibri"/>
+                <w:b w:val="0"/>
+                <w:sz w:val="18"/>
+              </w:rPr>
+            </w:r>
+          </w:p>
+        </w:tc>
+      </w:tr>
+      <w:tr>
+        <w:tc>
+          <w:tcPr>
+            <w:tcW w:type="dxa" w:w="1872"/>
+          </w:tcPr>
+          <w:p>
+            <w:pPr>
+              <w:spacing w:after="40"/>
+              <w:jc w:val="left"/>
+            </w:pPr>
+            <w:r/>
+            <w:r>
+              <w:rPr>
+                <w:rFonts w:ascii="Calibri" w:hAnsi="Calibri"/>
+                <w:b w:val="0"/>
+                <w:sz w:val="18"/>
+              </w:rPr>
+              <w:t>Unite MSC</w:t>
+            </w:r>
+          </w:p>
+        </w:tc>
+        <w:tc>
+          <w:tcPr>
+            <w:tcW w:type="dxa" w:w="1872"/>
+          </w:tcPr>
+          <w:p>
+            <w:pPr>
+              <w:spacing w:after="40"/>
+              <w:jc w:val="left"/>
+            </w:pPr>
+            <w:r/>
+            <w:r>
+              <w:rPr>
+                <w:rFonts w:ascii="Calibri" w:hAnsi="Calibri"/>
+                <w:b w:val="0"/>
+                <w:sz w:val="18"/>
+              </w:rPr>
+              <w:t>GHA Dashboard vertical slice</w:t>
+            </w:r>
+          </w:p>
+        </w:tc>
+        <w:tc>
+          <w:tcPr>
+            <w:tcW w:type="dxa" w:w="1872"/>
+          </w:tcPr>
+          <w:p>
+            <w:pPr>
+              <w:spacing w:after="40"/>
+              <w:jc w:val="left"/>
+            </w:pPr>
+            <w:r/>
+            <w:r>
+              <w:rPr>
+                <w:rFonts w:ascii="Calibri" w:hAnsi="Calibri"/>
+                <w:b w:val="0"/>
+                <w:sz w:val="18"/>
+              </w:rPr>
+              <w:t>100%</w:t>
+            </w:r>
+          </w:p>
+        </w:tc>
+        <w:tc>
+          <w:tcPr>
+            <w:tcW w:type="dxa" w:w="1872"/>
+          </w:tcPr>
+          <w:p>
+            <w:pPr>
+              <w:spacing w:after="40"/>
+              <w:jc w:val="left"/>
+            </w:pPr>
+            <w:r/>
+            <w:r>
+              <w:rPr>
+                <w:rFonts w:ascii="Calibri" w:hAnsi="Calibri"/>
+                <w:b w:val="0"/>
+                <w:sz w:val="18"/>
+              </w:rPr>
+              <w:t>Verified external</w:t>
+            </w:r>
+          </w:p>
+        </w:tc>
+        <w:tc>
+          <w:tcPr>
+            <w:tcW w:type="dxa" w:w="1872"/>
+          </w:tcPr>
+          <w:p>
+            <w:pPr>
+              <w:spacing w:after="40"/>
+              <w:jc w:val="left"/>
+            </w:pPr>
+            <w:r/>
+            <w:r>
+              <w:rPr>
+                <w:rFonts w:ascii="Calibri" w:hAnsi="Calibri"/>
+                <w:b w:val="0"/>
+                <w:sz w:val="18"/>
+              </w:rPr>
+              <w:t>Workflow repo not in clone</w:t>
             </w:r>
           </w:p>
         </w:tc>
@@ -1519,7 +3458,7 @@
     </w:p>
     <w:p>
       <w:r>
-        <w:t>GitLab: V3 scheduled_regression_job and metadataweb Stage1 — scheduled jobs exit non-zero on failure (not verified as MR merge gates). GitHub Actions: Mobile 2 Dashboard vertical slice externally validated; workflow repository not in audit clone. Jenkins: IDP performance scheduled; V2 UI recurring job not verified. Mobile 2 GitLab nightly not created (QA-1405).</w:t>
+        <w:t>GitLab: V3 scheduled_regression_job and metadataweb Stage1 - scheduled jobs exit non-zero on failure (not verified as MR merge gates). GitHub Actions: Mobile 2 Dashboard vertical slice externally validated; workflow repository not in audit clone. Jenkins: IDP performance scheduled; V2 UI recurring job not verified. Mobile 2 GitLab nightly not created (QA-1405).</w:t>
       </w:r>
     </w:p>
     <w:p>
@@ -1535,11 +3474,218 @@
         <w:t>The team has meaningful automation across Government Savings. The current limitation is not the ability to build automation; it is establishing a consistent, traceable coverage model across Jira, qTest, repositories, and CI execution.</w:t>
       </w:r>
     </w:p>
+    <w:p>
+      <w:pPr>
+        <w:pStyle w:val="Heading1"/>
+      </w:pPr>
+      <w:r>
+        <w:t>Document Control</w:t>
+      </w:r>
+    </w:p>
+    <w:tbl>
+      <w:tblPr>
+        <w:tblStyle w:val="TableGrid"/>
+        <w:tblW w:type="auto" w:w="0"/>
+        <w:tblLayout w:type="autofit"/>
+        <w:tblLook w:firstColumn="1" w:firstRow="1" w:lastColumn="0" w:lastRow="0" w:noHBand="0" w:noVBand="1" w:val="04A0"/>
+      </w:tblPr>
+      <w:tblGrid>
+        <w:gridCol w:w="2340"/>
+        <w:gridCol w:w="2340"/>
+        <w:gridCol w:w="2340"/>
+        <w:gridCol w:w="2340"/>
+      </w:tblGrid>
+      <w:tr>
+        <w:tc>
+          <w:tcPr>
+            <w:tcW w:type="dxa" w:w="2340"/>
+            <w:shd w:fill="003057" w:val="clear"/>
+          </w:tcPr>
+          <w:p>
+            <w:pPr>
+              <w:jc w:val="left"/>
+            </w:pPr>
+            <w:r>
+              <w:rPr>
+                <w:color w:val="FFFFFF"/>
+              </w:rPr>
+            </w:r>
+            <w:r>
+              <w:rPr>
+                <w:rFonts w:ascii="Calibri" w:hAnsi="Calibri"/>
+                <w:b/>
+                <w:color w:val="FFFFFF"/>
+                <w:sz w:val="20"/>
+              </w:rPr>
+              <w:t>Version</w:t>
+            </w:r>
+          </w:p>
+        </w:tc>
+        <w:tc>
+          <w:tcPr>
+            <w:tcW w:type="dxa" w:w="2340"/>
+            <w:shd w:fill="003057" w:val="clear"/>
+          </w:tcPr>
+          <w:p>
+            <w:pPr>
+              <w:jc w:val="left"/>
+            </w:pPr>
+            <w:r>
+              <w:rPr>
+                <w:color w:val="FFFFFF"/>
+              </w:rPr>
+            </w:r>
+            <w:r>
+              <w:rPr>
+                <w:rFonts w:ascii="Calibri" w:hAnsi="Calibri"/>
+                <w:b/>
+                <w:color w:val="FFFFFF"/>
+                <w:sz w:val="20"/>
+              </w:rPr>
+              <w:t>Date</w:t>
+            </w:r>
+          </w:p>
+        </w:tc>
+        <w:tc>
+          <w:tcPr>
+            <w:tcW w:type="dxa" w:w="2340"/>
+            <w:shd w:fill="003057" w:val="clear"/>
+          </w:tcPr>
+          <w:p>
+            <w:pPr>
+              <w:jc w:val="left"/>
+            </w:pPr>
+            <w:r>
+              <w:rPr>
+                <w:color w:val="FFFFFF"/>
+              </w:rPr>
+            </w:r>
+            <w:r>
+              <w:rPr>
+                <w:rFonts w:ascii="Calibri" w:hAnsi="Calibri"/>
+                <w:b/>
+                <w:color w:val="FFFFFF"/>
+                <w:sz w:val="20"/>
+              </w:rPr>
+              <w:t>Author</w:t>
+            </w:r>
+          </w:p>
+        </w:tc>
+        <w:tc>
+          <w:tcPr>
+            <w:tcW w:type="dxa" w:w="2340"/>
+            <w:shd w:fill="003057" w:val="clear"/>
+          </w:tcPr>
+          <w:p>
+            <w:pPr>
+              <w:jc w:val="left"/>
+            </w:pPr>
+            <w:r>
+              <w:rPr>
+                <w:color w:val="FFFFFF"/>
+              </w:rPr>
+            </w:r>
+            <w:r>
+              <w:rPr>
+                <w:rFonts w:ascii="Calibri" w:hAnsi="Calibri"/>
+                <w:b/>
+                <w:color w:val="FFFFFF"/>
+                <w:sz w:val="20"/>
+              </w:rPr>
+              <w:t>Changes</w:t>
+            </w:r>
+          </w:p>
+        </w:tc>
+      </w:tr>
+      <w:tr>
+        <w:tc>
+          <w:tcPr>
+            <w:tcW w:type="dxa" w:w="2340"/>
+          </w:tcPr>
+          <w:p>
+            <w:pPr>
+              <w:spacing w:after="40"/>
+              <w:jc w:val="left"/>
+            </w:pPr>
+            <w:r/>
+            <w:r>
+              <w:rPr>
+                <w:rFonts w:ascii="Calibri" w:hAnsi="Calibri"/>
+                <w:b w:val="0"/>
+                <w:sz w:val="18"/>
+              </w:rPr>
+              <w:t>1.1</w:t>
+            </w:r>
+          </w:p>
+        </w:tc>
+        <w:tc>
+          <w:tcPr>
+            <w:tcW w:type="dxa" w:w="2340"/>
+          </w:tcPr>
+          <w:p>
+            <w:pPr>
+              <w:spacing w:after="40"/>
+              <w:jc w:val="left"/>
+            </w:pPr>
+            <w:r/>
+            <w:r>
+              <w:rPr>
+                <w:rFonts w:ascii="Calibri" w:hAnsi="Calibri"/>
+                <w:b w:val="0"/>
+                <w:sz w:val="18"/>
+              </w:rPr>
+              <w:t>July 21, 2026</w:t>
+            </w:r>
+          </w:p>
+        </w:tc>
+        <w:tc>
+          <w:tcPr>
+            <w:tcW w:type="dxa" w:w="2340"/>
+          </w:tcPr>
+          <w:p>
+            <w:pPr>
+              <w:spacing w:after="40"/>
+              <w:jc w:val="left"/>
+            </w:pPr>
+            <w:r/>
+            <w:r>
+              <w:rPr>
+                <w:rFonts w:ascii="Calibri" w:hAnsi="Calibri"/>
+                <w:b w:val="0"/>
+                <w:sz w:val="18"/>
+              </w:rPr>
+              <w:t>Swapnil Patil</w:t>
+            </w:r>
+          </w:p>
+        </w:tc>
+        <w:tc>
+          <w:tcPr>
+            <w:tcW w:type="dxa" w:w="2340"/>
+          </w:tcPr>
+          <w:p>
+            <w:pPr>
+              <w:spacing w:after="40"/>
+              <w:jc w:val="left"/>
+            </w:pPr>
+            <w:r/>
+            <w:r>
+              <w:rPr>
+                <w:rFonts w:ascii="Calibri" w:hAnsi="Calibri"/>
+                <w:b w:val="0"/>
+                <w:sz w:val="18"/>
+              </w:rPr>
+              <w:t>Formatting refresh; conditional metrics table; evidence path cleanup</w:t>
+            </w:r>
+          </w:p>
+        </w:tc>
+      </w:tr>
+    </w:tbl>
+    <w:p/>
     <w:sectPr>
       <w:headerReference w:type="default" r:id="rId9"/>
       <w:footerReference w:type="default" r:id="rId10"/>
       <w:pgSz w:w="12240" w:h="15840"/>
-      <w:pgMar w:top="1134" w:right="1800" w:bottom="1134" w:left="1800" w:header="720" w:footer="720" w:gutter="0"/>
+      <w:pgMar w:top="1440" w:right="1440" w:bottom="1440" w:left="1440" w:header="720" w:footer="720" w:gutter="0"/>
       <w:cols w:space="720"/>
       <w:docGrid w:linePitch="360"/>
     </w:sectPr>
@@ -1556,9 +3702,10 @@
     </w:pPr>
     <w:r>
       <w:rPr>
+        <w:rFonts w:ascii="Calibri" w:hAnsi="Calibri"/>
         <w:sz w:val="18"/>
       </w:rPr>
-      <w:t xml:space="preserve">Confidential — Internal Use  |  July 21, 2026  |  Page </w:t>
+      <w:t xml:space="preserve">Confidential - Internal Use  |  July 21, 2026  |  Page </w:t>
     </w:r>
     <w:fldSimple w:instr="PAGE"/>
   </w:p>
@@ -1573,6 +3720,7 @@
     </w:pPr>
     <w:r>
       <w:rPr>
+        <w:rFonts w:ascii="Calibri" w:hAnsi="Calibri"/>
         <w:color w:val="003057"/>
         <w:sz w:val="18"/>
       </w:rPr>
@@ -1945,6 +4093,10 @@
     <w:name w:val="Normal"/>
     <w:qFormat/>
     <w:rsid w:val="00FC693F"/>
+    <w:rPr>
+      <w:rFonts w:ascii="Calibri" w:hAnsi="Calibri"/>
+      <w:sz w:val="22"/>
+    </w:rPr>
   </w:style>
   <w:style w:type="paragraph" w:styleId="Header">
     <w:name w:val="header"/>
@@ -2005,10 +4157,10 @@
       <w:outlineLvl w:val="0"/>
     </w:pPr>
     <w:rPr>
-      <w:rFonts w:asciiTheme="majorHAnsi" w:eastAsiaTheme="majorEastAsia" w:hAnsiTheme="majorHAnsi" w:cstheme="majorBidi"/>
+      <w:rFonts w:asciiTheme="majorHAnsi" w:eastAsiaTheme="majorEastAsia" w:hAnsiTheme="majorHAnsi" w:cstheme="majorBidi" w:ascii="Calibri" w:hAnsi="Calibri"/>
       <w:b/>
       <w:bCs/>
-      <w:color w:val="365F91" w:themeColor="accent1" w:themeShade="BF"/>
+      <w:color w:val="003057"/>
       <w:sz w:val="28"/>
       <w:szCs w:val="28"/>
     </w:rPr>
@@ -2029,10 +4181,10 @@
       <w:outlineLvl w:val="1"/>
     </w:pPr>
     <w:rPr>
-      <w:rFonts w:asciiTheme="majorHAnsi" w:eastAsiaTheme="majorEastAsia" w:hAnsiTheme="majorHAnsi" w:cstheme="majorBidi"/>
+      <w:rFonts w:asciiTheme="majorHAnsi" w:eastAsiaTheme="majorEastAsia" w:hAnsiTheme="majorHAnsi" w:cstheme="majorBidi" w:ascii="Calibri" w:hAnsi="Calibri"/>
       <w:b/>
       <w:bCs/>
-      <w:color w:val="4F81BD" w:themeColor="accent1"/>
+      <w:color w:val="003057"/>
       <w:sz w:val="26"/>
       <w:szCs w:val="26"/>
     </w:rPr>
@@ -2053,10 +4205,10 @@
       <w:outlineLvl w:val="2"/>
     </w:pPr>
     <w:rPr>
-      <w:rFonts w:asciiTheme="majorHAnsi" w:eastAsiaTheme="majorEastAsia" w:hAnsiTheme="majorHAnsi" w:cstheme="majorBidi"/>
+      <w:rFonts w:asciiTheme="majorHAnsi" w:eastAsiaTheme="majorEastAsia" w:hAnsiTheme="majorHAnsi" w:cstheme="majorBidi" w:ascii="Calibri" w:hAnsi="Calibri"/>
       <w:b/>
       <w:bCs/>
-      <w:color w:val="4F81BD" w:themeColor="accent1"/>
+      <w:color w:val="003057"/>
     </w:rPr>
   </w:style>
   <w:style w:type="paragraph" w:styleId="Heading4">
